--- a/tables/Table_descriptive_RCT_cci_1_ep.docx
+++ b/tables/Table_descriptive_RCT_cci_1_ep.docx
@@ -17,7 +17,7 @@
         <w:tblLook w:firstRow="1" w:lastRow="0" w:firstColumn="0" w:lastColumn="0" w:noHBand="0" w:noVBand="1"/>
       </w:tblPr>
       <w:tblGrid>
-        <w:gridCol w:w="4774"/>
+        <w:gridCol w:w="6536"/>
         <w:gridCol w:w="2306"/>
       </w:tblGrid>
       <w:tr>
@@ -128,7 +128,7 @@
                 <w:szCs w:val="22"/>
                 <w:color w:val="000000"/>
               </w:rPr>
-              <w:t xml:space="preserve">N = 17</w:t>
+              <w:t xml:space="preserve">N = 15</w:t>
             </w:r>
             <w:r>
               <w:rPr>
@@ -148,7 +148,7 @@
       </w:tr>
       <w:tr>
         <w:trPr>
-          <w:trHeight w:val="573" w:hRule="auto"/>
+          <w:trHeight w:val="615" w:hRule="auto"/>
         </w:trPr>
         body 1
         <w:tc>
@@ -200,7 +200,7 @@
                 <w:szCs w:val="22"/>
                 <w:color w:val="000000"/>
               </w:rPr>
-              <w:t xml:space="preserve">Protocol</w:t>
+              <w:t xml:space="preserve">Protocol publication status</w:t>
             </w:r>
           </w:p>
         </w:tc>
@@ -254,6 +254,230 @@
                 <w:color w:val="000000"/>
               </w:rPr>
               <w:t xml:space="preserve"/>
+            </w:r>
+          </w:p>
+        </w:tc>
+      </w:tr>
+      <w:tr>
+        <w:trPr>
+          <w:trHeight w:val="618" w:hRule="auto"/>
+        </w:trPr>
+        body 2
+        <w:tc>
+          <w:tcPr>
+            <w:tcBorders>
+              <w:bottom w:val="none" w:sz="0" w:space="0" w:color="000000"/>
+              <w:top w:val="none" w:sz="0" w:space="0" w:color="000000"/>
+              <w:left w:val="none" w:sz="0" w:space="0" w:color="000000"/>
+              <w:right w:val="none" w:sz="0" w:space="0" w:color="000000"/>
+            </w:tcBorders>
+            <w:shd w:val="clear" w:color="auto" w:fill="FFFFFF"/>
+            <w:tcMar>
+              <w:top w:w="0" w:type="dxa"/>
+              <w:bottom w:w="0" w:type="dxa"/>
+              <w:left w:w="0" w:type="dxa"/>
+              <w:right w:w="0" w:type="dxa"/>
+            </w:tcMar>
+            <w:vAlign w:val="top"/>
+          </w:tcPr>
+          <w:p>
+            <w:pPr>
+              <w:pStyle w:val="Normal"/>
+              <w:jc w:val="left"/>
+              <w:pBdr>
+                <w:bottom w:val="none" w:sz="0" w:space="0" w:color="000000"/>
+                <w:top w:val="none" w:sz="0" w:space="0" w:color="000000"/>
+                <w:left w:val="none" w:sz="0" w:space="0" w:color="000000"/>
+                <w:right w:val="none" w:sz="0" w:space="0" w:color="000000"/>
+              </w:pBdr>
+              <w:spacing w:after="100" w:before="100" w:line="240"/>
+              <w:ind w:left="300" w:right="100" w:firstLine="0" w:firstLineChars="0"/>
+              <w:rPr>
+                <w:rFonts w:ascii="Helvetica" w:hAnsi="Helvetica" w:eastAsia="Helvetica" w:cs="Helvetica"/>
+                <w:i w:val="false"/>
+                <w:b w:val="false"/>
+                <w:u w:val="none"/>
+                <w:sz w:val="22"/>
+                <w:szCs w:val="22"/>
+                <w:color w:val="000000"/>
+              </w:rPr>
+            </w:pPr>
+            <w:r>
+              <w:rPr>
+                <w:rFonts w:ascii="Helvetica" w:hAnsi="Helvetica" w:eastAsia="Helvetica" w:cs="Helvetica"/>
+                <w:i w:val="false"/>
+                <w:b w:val="false"/>
+                <w:u w:val="none"/>
+                <w:sz w:val="22"/>
+                <w:szCs w:val="22"/>
+                <w:color w:val="000000"/>
+              </w:rPr>
+              <w:t xml:space="preserve">Neither protocol nor registry</w:t>
+            </w:r>
+          </w:p>
+        </w:tc>
+        <w:tc>
+          <w:tcPr>
+            <w:tcBorders>
+              <w:bottom w:val="none" w:sz="0" w:space="0" w:color="000000"/>
+              <w:top w:val="none" w:sz="0" w:space="0" w:color="000000"/>
+              <w:left w:val="none" w:sz="0" w:space="0" w:color="000000"/>
+              <w:right w:val="none" w:sz="0" w:space="0" w:color="000000"/>
+            </w:tcBorders>
+            <w:shd w:val="clear" w:color="auto" w:fill="FFFFFF"/>
+            <w:tcMar>
+              <w:top w:w="0" w:type="dxa"/>
+              <w:bottom w:w="0" w:type="dxa"/>
+              <w:left w:w="0" w:type="dxa"/>
+              <w:right w:w="0" w:type="dxa"/>
+            </w:tcMar>
+            <w:vAlign w:val="top"/>
+          </w:tcPr>
+          <w:p>
+            <w:pPr>
+              <w:pStyle w:val="Normal"/>
+              <w:jc w:val="center"/>
+              <w:pBdr>
+                <w:bottom w:val="none" w:sz="0" w:space="0" w:color="000000"/>
+                <w:top w:val="none" w:sz="0" w:space="0" w:color="000000"/>
+                <w:left w:val="none" w:sz="0" w:space="0" w:color="000000"/>
+                <w:right w:val="none" w:sz="0" w:space="0" w:color="000000"/>
+              </w:pBdr>
+              <w:spacing w:after="100" w:before="100" w:line="240"/>
+              <w:ind w:left="100" w:right="100" w:firstLine="0" w:firstLineChars="0"/>
+              <w:rPr>
+                <w:rFonts w:ascii="Helvetica" w:hAnsi="Helvetica" w:eastAsia="Helvetica" w:cs="Helvetica"/>
+                <w:i w:val="false"/>
+                <w:b w:val="false"/>
+                <w:u w:val="none"/>
+                <w:sz w:val="22"/>
+                <w:szCs w:val="22"/>
+                <w:color w:val="000000"/>
+              </w:rPr>
+            </w:pPr>
+            <w:r>
+              <w:rPr>
+                <w:rFonts w:ascii="Helvetica" w:hAnsi="Helvetica" w:eastAsia="Helvetica" w:cs="Helvetica"/>
+                <w:i w:val="false"/>
+                <w:b w:val="false"/>
+                <w:u w:val="none"/>
+                <w:sz w:val="22"/>
+                <w:szCs w:val="22"/>
+                <w:color w:val="000000"/>
+              </w:rPr>
+              <w:t xml:space="preserve">13.3% (2/15)</w:t>
+            </w:r>
+          </w:p>
+        </w:tc>
+      </w:tr>
+      <w:tr>
+        <w:trPr>
+          <w:trHeight w:val="617" w:hRule="auto"/>
+        </w:trPr>
+        body 3
+        <w:tc>
+          <w:tcPr>
+            <w:tcBorders>
+              <w:bottom w:val="none" w:sz="0" w:space="0" w:color="000000"/>
+              <w:top w:val="none" w:sz="0" w:space="0" w:color="000000"/>
+              <w:left w:val="none" w:sz="0" w:space="0" w:color="000000"/>
+              <w:right w:val="none" w:sz="0" w:space="0" w:color="000000"/>
+            </w:tcBorders>
+            <w:shd w:val="clear" w:color="auto" w:fill="FFFFFF"/>
+            <w:tcMar>
+              <w:top w:w="0" w:type="dxa"/>
+              <w:bottom w:w="0" w:type="dxa"/>
+              <w:left w:w="0" w:type="dxa"/>
+              <w:right w:w="0" w:type="dxa"/>
+            </w:tcMar>
+            <w:vAlign w:val="top"/>
+          </w:tcPr>
+          <w:p>
+            <w:pPr>
+              <w:pStyle w:val="Normal"/>
+              <w:jc w:val="left"/>
+              <w:pBdr>
+                <w:bottom w:val="none" w:sz="0" w:space="0" w:color="000000"/>
+                <w:top w:val="none" w:sz="0" w:space="0" w:color="000000"/>
+                <w:left w:val="none" w:sz="0" w:space="0" w:color="000000"/>
+                <w:right w:val="none" w:sz="0" w:space="0" w:color="000000"/>
+              </w:pBdr>
+              <w:spacing w:after="100" w:before="100" w:line="240"/>
+              <w:ind w:left="300" w:right="100" w:firstLine="0" w:firstLineChars="0"/>
+              <w:rPr>
+                <w:rFonts w:ascii="Helvetica" w:hAnsi="Helvetica" w:eastAsia="Helvetica" w:cs="Helvetica"/>
+                <w:i w:val="false"/>
+                <w:b w:val="false"/>
+                <w:u w:val="none"/>
+                <w:sz w:val="22"/>
+                <w:szCs w:val="22"/>
+                <w:color w:val="000000"/>
+              </w:rPr>
+            </w:pPr>
+            <w:r>
+              <w:rPr>
+                <w:rFonts w:ascii="Helvetica" w:hAnsi="Helvetica" w:eastAsia="Helvetica" w:cs="Helvetica"/>
+                <w:i w:val="false"/>
+                <w:b w:val="false"/>
+                <w:u w:val="none"/>
+                <w:sz w:val="22"/>
+                <w:szCs w:val="22"/>
+                <w:color w:val="000000"/>
+              </w:rPr>
+              <w:t xml:space="preserve">No protocol,registry</w:t>
+            </w:r>
+          </w:p>
+        </w:tc>
+        <w:tc>
+          <w:tcPr>
+            <w:tcBorders>
+              <w:bottom w:val="none" w:sz="0" w:space="0" w:color="000000"/>
+              <w:top w:val="none" w:sz="0" w:space="0" w:color="000000"/>
+              <w:left w:val="none" w:sz="0" w:space="0" w:color="000000"/>
+              <w:right w:val="none" w:sz="0" w:space="0" w:color="000000"/>
+            </w:tcBorders>
+            <w:shd w:val="clear" w:color="auto" w:fill="FFFFFF"/>
+            <w:tcMar>
+              <w:top w:w="0" w:type="dxa"/>
+              <w:bottom w:w="0" w:type="dxa"/>
+              <w:left w:w="0" w:type="dxa"/>
+              <w:right w:w="0" w:type="dxa"/>
+            </w:tcMar>
+            <w:vAlign w:val="top"/>
+          </w:tcPr>
+          <w:p>
+            <w:pPr>
+              <w:pStyle w:val="Normal"/>
+              <w:jc w:val="center"/>
+              <w:pBdr>
+                <w:bottom w:val="none" w:sz="0" w:space="0" w:color="000000"/>
+                <w:top w:val="none" w:sz="0" w:space="0" w:color="000000"/>
+                <w:left w:val="none" w:sz="0" w:space="0" w:color="000000"/>
+                <w:right w:val="none" w:sz="0" w:space="0" w:color="000000"/>
+              </w:pBdr>
+              <w:spacing w:after="100" w:before="100" w:line="240"/>
+              <w:ind w:left="100" w:right="100" w:firstLine="0" w:firstLineChars="0"/>
+              <w:rPr>
+                <w:rFonts w:ascii="Helvetica" w:hAnsi="Helvetica" w:eastAsia="Helvetica" w:cs="Helvetica"/>
+                <w:i w:val="false"/>
+                <w:b w:val="false"/>
+                <w:u w:val="none"/>
+                <w:sz w:val="22"/>
+                <w:szCs w:val="22"/>
+                <w:color w:val="000000"/>
+              </w:rPr>
+            </w:pPr>
+            <w:r>
+              <w:rPr>
+                <w:rFonts w:ascii="Helvetica" w:hAnsi="Helvetica" w:eastAsia="Helvetica" w:cs="Helvetica"/>
+                <w:i w:val="false"/>
+                <w:b w:val="false"/>
+                <w:u w:val="none"/>
+                <w:sz w:val="22"/>
+                <w:szCs w:val="22"/>
+                <w:color w:val="000000"/>
+              </w:rPr>
+              <w:t xml:space="preserve">26.7% (4/15)</w:t>
             </w:r>
           </w:p>
         </w:tc>
@@ -262,7 +486,7 @@
         <w:trPr>
           <w:trHeight w:val="616" w:hRule="auto"/>
         </w:trPr>
-        body 2
+        body 4
         <w:tc>
           <w:tcPr>
             <w:tcBorders>
@@ -312,7 +536,7 @@
                 <w:szCs w:val="22"/>
                 <w:color w:val="000000"/>
               </w:rPr>
-              <w:t xml:space="preserve">Publication</w:t>
+              <w:t xml:space="preserve">Protocol published</w:t>
             </w:r>
           </w:p>
         </w:tc>
@@ -365,231 +589,7 @@
                 <w:szCs w:val="22"/>
                 <w:color w:val="000000"/>
               </w:rPr>
-              <w:t xml:space="preserve">100.0% (17/17)</w:t>
-            </w:r>
-          </w:p>
-        </w:tc>
-      </w:tr>
-      <w:tr>
-        <w:trPr>
-          <w:trHeight w:val="615" w:hRule="auto"/>
-        </w:trPr>
-        body 3
-        <w:tc>
-          <w:tcPr>
-            <w:tcBorders>
-              <w:bottom w:val="none" w:sz="0" w:space="0" w:color="000000"/>
-              <w:top w:val="none" w:sz="0" w:space="0" w:color="000000"/>
-              <w:left w:val="none" w:sz="0" w:space="0" w:color="000000"/>
-              <w:right w:val="none" w:sz="0" w:space="0" w:color="000000"/>
-            </w:tcBorders>
-            <w:shd w:val="clear" w:color="auto" w:fill="FFFFFF"/>
-            <w:tcMar>
-              <w:top w:w="0" w:type="dxa"/>
-              <w:bottom w:w="0" w:type="dxa"/>
-              <w:left w:w="0" w:type="dxa"/>
-              <w:right w:w="0" w:type="dxa"/>
-            </w:tcMar>
-            <w:vAlign w:val="top"/>
-          </w:tcPr>
-          <w:p>
-            <w:pPr>
-              <w:pStyle w:val="Normal"/>
-              <w:jc w:val="left"/>
-              <w:pBdr>
-                <w:bottom w:val="none" w:sz="0" w:space="0" w:color="000000"/>
-                <w:top w:val="none" w:sz="0" w:space="0" w:color="000000"/>
-                <w:left w:val="none" w:sz="0" w:space="0" w:color="000000"/>
-                <w:right w:val="none" w:sz="0" w:space="0" w:color="000000"/>
-              </w:pBdr>
-              <w:spacing w:after="100" w:before="100" w:line="240"/>
-              <w:ind w:left="100" w:right="100" w:firstLine="0" w:firstLineChars="0"/>
-              <w:rPr>
-                <w:rFonts w:ascii="Helvetica" w:hAnsi="Helvetica" w:eastAsia="Helvetica" w:cs="Helvetica"/>
-                <w:i w:val="false"/>
-                <w:b w:val="false"/>
-                <w:u w:val="none"/>
-                <w:sz w:val="22"/>
-                <w:szCs w:val="22"/>
-                <w:color w:val="000000"/>
-              </w:rPr>
-            </w:pPr>
-            <w:r>
-              <w:rPr>
-                <w:rFonts w:ascii="Helvetica" w:hAnsi="Helvetica" w:eastAsia="Helvetica" w:cs="Helvetica"/>
-                <w:i w:val="false"/>
-                <w:b w:val="false"/>
-                <w:u w:val="none"/>
-                <w:sz w:val="22"/>
-                <w:szCs w:val="22"/>
-                <w:color w:val="000000"/>
-              </w:rPr>
-              <w:t xml:space="preserve">Protocol publication status</w:t>
-            </w:r>
-          </w:p>
-        </w:tc>
-        <w:tc>
-          <w:tcPr>
-            <w:tcBorders>
-              <w:bottom w:val="none" w:sz="0" w:space="0" w:color="000000"/>
-              <w:top w:val="none" w:sz="0" w:space="0" w:color="000000"/>
-              <w:left w:val="none" w:sz="0" w:space="0" w:color="000000"/>
-              <w:right w:val="none" w:sz="0" w:space="0" w:color="000000"/>
-            </w:tcBorders>
-            <w:shd w:val="clear" w:color="auto" w:fill="FFFFFF"/>
-            <w:tcMar>
-              <w:top w:w="0" w:type="dxa"/>
-              <w:bottom w:w="0" w:type="dxa"/>
-              <w:left w:w="0" w:type="dxa"/>
-              <w:right w:w="0" w:type="dxa"/>
-            </w:tcMar>
-            <w:vAlign w:val="top"/>
-          </w:tcPr>
-          <w:p>
-            <w:pPr>
-              <w:pStyle w:val="Normal"/>
-              <w:jc w:val="center"/>
-              <w:pBdr>
-                <w:bottom w:val="none" w:sz="0" w:space="0" w:color="000000"/>
-                <w:top w:val="none" w:sz="0" w:space="0" w:color="000000"/>
-                <w:left w:val="none" w:sz="0" w:space="0" w:color="000000"/>
-                <w:right w:val="none" w:sz="0" w:space="0" w:color="000000"/>
-              </w:pBdr>
-              <w:spacing w:after="100" w:before="100" w:line="240"/>
-              <w:ind w:left="100" w:right="100" w:firstLine="0" w:firstLineChars="0"/>
-              <w:rPr>
-                <w:rFonts w:ascii="Helvetica" w:hAnsi="Helvetica" w:eastAsia="Helvetica" w:cs="Helvetica"/>
-                <w:i w:val="false"/>
-                <w:b w:val="false"/>
-                <w:u w:val="none"/>
-                <w:sz w:val="22"/>
-                <w:szCs w:val="22"/>
-                <w:color w:val="000000"/>
-              </w:rPr>
-            </w:pPr>
-            <w:r>
-              <w:rPr>
-                <w:rFonts w:ascii="Helvetica" w:hAnsi="Helvetica" w:eastAsia="Helvetica" w:cs="Helvetica"/>
-                <w:i w:val="false"/>
-                <w:b w:val="false"/>
-                <w:u w:val="none"/>
-                <w:sz w:val="22"/>
-                <w:szCs w:val="22"/>
-                <w:color w:val="000000"/>
-              </w:rPr>
-              <w:t xml:space="preserve"/>
-            </w:r>
-          </w:p>
-        </w:tc>
-      </w:tr>
-      <w:tr>
-        <w:trPr>
-          <w:trHeight w:val="617" w:hRule="auto"/>
-        </w:trPr>
-        body 4
-        <w:tc>
-          <w:tcPr>
-            <w:tcBorders>
-              <w:bottom w:val="none" w:sz="0" w:space="0" w:color="000000"/>
-              <w:top w:val="none" w:sz="0" w:space="0" w:color="000000"/>
-              <w:left w:val="none" w:sz="0" w:space="0" w:color="000000"/>
-              <w:right w:val="none" w:sz="0" w:space="0" w:color="000000"/>
-            </w:tcBorders>
-            <w:shd w:val="clear" w:color="auto" w:fill="FFFFFF"/>
-            <w:tcMar>
-              <w:top w:w="0" w:type="dxa"/>
-              <w:bottom w:w="0" w:type="dxa"/>
-              <w:left w:w="0" w:type="dxa"/>
-              <w:right w:w="0" w:type="dxa"/>
-            </w:tcMar>
-            <w:vAlign w:val="top"/>
-          </w:tcPr>
-          <w:p>
-            <w:pPr>
-              <w:pStyle w:val="Normal"/>
-              <w:jc w:val="left"/>
-              <w:pBdr>
-                <w:bottom w:val="none" w:sz="0" w:space="0" w:color="000000"/>
-                <w:top w:val="none" w:sz="0" w:space="0" w:color="000000"/>
-                <w:left w:val="none" w:sz="0" w:space="0" w:color="000000"/>
-                <w:right w:val="none" w:sz="0" w:space="0" w:color="000000"/>
-              </w:pBdr>
-              <w:spacing w:after="100" w:before="100" w:line="240"/>
-              <w:ind w:left="300" w:right="100" w:firstLine="0" w:firstLineChars="0"/>
-              <w:rPr>
-                <w:rFonts w:ascii="Helvetica" w:hAnsi="Helvetica" w:eastAsia="Helvetica" w:cs="Helvetica"/>
-                <w:i w:val="false"/>
-                <w:b w:val="false"/>
-                <w:u w:val="none"/>
-                <w:sz w:val="22"/>
-                <w:szCs w:val="22"/>
-                <w:color w:val="000000"/>
-              </w:rPr>
-            </w:pPr>
-            <w:r>
-              <w:rPr>
-                <w:rFonts w:ascii="Helvetica" w:hAnsi="Helvetica" w:eastAsia="Helvetica" w:cs="Helvetica"/>
-                <w:i w:val="false"/>
-                <w:b w:val="false"/>
-                <w:u w:val="none"/>
-                <w:sz w:val="22"/>
-                <w:szCs w:val="22"/>
-                <w:color w:val="000000"/>
-              </w:rPr>
-              <w:t xml:space="preserve">No protocol,registry</w:t>
-            </w:r>
-          </w:p>
-        </w:tc>
-        <w:tc>
-          <w:tcPr>
-            <w:tcBorders>
-              <w:bottom w:val="none" w:sz="0" w:space="0" w:color="000000"/>
-              <w:top w:val="none" w:sz="0" w:space="0" w:color="000000"/>
-              <w:left w:val="none" w:sz="0" w:space="0" w:color="000000"/>
-              <w:right w:val="none" w:sz="0" w:space="0" w:color="000000"/>
-            </w:tcBorders>
-            <w:shd w:val="clear" w:color="auto" w:fill="FFFFFF"/>
-            <w:tcMar>
-              <w:top w:w="0" w:type="dxa"/>
-              <w:bottom w:w="0" w:type="dxa"/>
-              <w:left w:w="0" w:type="dxa"/>
-              <w:right w:w="0" w:type="dxa"/>
-            </w:tcMar>
-            <w:vAlign w:val="top"/>
-          </w:tcPr>
-          <w:p>
-            <w:pPr>
-              <w:pStyle w:val="Normal"/>
-              <w:jc w:val="center"/>
-              <w:pBdr>
-                <w:bottom w:val="none" w:sz="0" w:space="0" w:color="000000"/>
-                <w:top w:val="none" w:sz="0" w:space="0" w:color="000000"/>
-                <w:left w:val="none" w:sz="0" w:space="0" w:color="000000"/>
-                <w:right w:val="none" w:sz="0" w:space="0" w:color="000000"/>
-              </w:pBdr>
-              <w:spacing w:after="100" w:before="100" w:line="240"/>
-              <w:ind w:left="100" w:right="100" w:firstLine="0" w:firstLineChars="0"/>
-              <w:rPr>
-                <w:rFonts w:ascii="Helvetica" w:hAnsi="Helvetica" w:eastAsia="Helvetica" w:cs="Helvetica"/>
-                <w:i w:val="false"/>
-                <w:b w:val="false"/>
-                <w:u w:val="none"/>
-                <w:sz w:val="22"/>
-                <w:szCs w:val="22"/>
-                <w:color w:val="000000"/>
-              </w:rPr>
-            </w:pPr>
-            <w:r>
-              <w:rPr>
-                <w:rFonts w:ascii="Helvetica" w:hAnsi="Helvetica" w:eastAsia="Helvetica" w:cs="Helvetica"/>
-                <w:i w:val="false"/>
-                <w:b w:val="false"/>
-                <w:u w:val="none"/>
-                <w:sz w:val="22"/>
-                <w:szCs w:val="22"/>
-                <w:color w:val="000000"/>
-              </w:rPr>
-              <w:t xml:space="preserve">29.4% (5/17)</w:t>
+              <w:t xml:space="preserve">53.3% (8/15)</w:t>
             </w:r>
           </w:p>
         </w:tc>
@@ -648,7 +648,7 @@
                 <w:szCs w:val="22"/>
                 <w:color w:val="000000"/>
               </w:rPr>
-              <w:t xml:space="preserve">Protocol published</w:t>
+              <w:t xml:space="preserve">Protocol unpublished</w:t>
             </w:r>
           </w:p>
         </w:tc>
@@ -701,7 +701,7 @@
                 <w:szCs w:val="22"/>
                 <w:color w:val="000000"/>
               </w:rPr>
-              <w:t xml:space="preserve">64.7% (11/17)</w:t>
+              <w:t xml:space="preserve">6.7% (1/15)</w:t>
             </w:r>
           </w:p>
         </w:tc>
@@ -739,28 +739,28 @@
                 <w:right w:val="none" w:sz="0" w:space="0" w:color="000000"/>
               </w:pBdr>
               <w:spacing w:after="100" w:before="100" w:line="240"/>
-              <w:ind w:left="300" w:right="100" w:firstLine="0" w:firstLineChars="0"/>
-              <w:rPr>
-                <w:rFonts w:ascii="Helvetica" w:hAnsi="Helvetica" w:eastAsia="Helvetica" w:cs="Helvetica"/>
-                <w:i w:val="false"/>
-                <w:b w:val="false"/>
-                <w:u w:val="none"/>
-                <w:sz w:val="22"/>
-                <w:szCs w:val="22"/>
-                <w:color w:val="000000"/>
-              </w:rPr>
-            </w:pPr>
-            <w:r>
-              <w:rPr>
-                <w:rFonts w:ascii="Helvetica" w:hAnsi="Helvetica" w:eastAsia="Helvetica" w:cs="Helvetica"/>
-                <w:i w:val="false"/>
-                <w:b w:val="false"/>
-                <w:u w:val="none"/>
-                <w:sz w:val="22"/>
-                <w:szCs w:val="22"/>
-                <w:color w:val="000000"/>
-              </w:rPr>
-              <w:t xml:space="preserve">Protocol unpublished</w:t>
+              <w:ind w:left="100" w:right="100" w:firstLine="0" w:firstLineChars="0"/>
+              <w:rPr>
+                <w:rFonts w:ascii="Helvetica" w:hAnsi="Helvetica" w:eastAsia="Helvetica" w:cs="Helvetica"/>
+                <w:i w:val="false"/>
+                <w:b w:val="false"/>
+                <w:u w:val="none"/>
+                <w:sz w:val="22"/>
+                <w:szCs w:val="22"/>
+                <w:color w:val="000000"/>
+              </w:rPr>
+            </w:pPr>
+            <w:r>
+              <w:rPr>
+                <w:rFonts w:ascii="Helvetica" w:hAnsi="Helvetica" w:eastAsia="Helvetica" w:cs="Helvetica"/>
+                <w:i w:val="false"/>
+                <w:b w:val="false"/>
+                <w:u w:val="none"/>
+                <w:sz w:val="22"/>
+                <w:szCs w:val="22"/>
+                <w:color w:val="000000"/>
+              </w:rPr>
+              <w:t xml:space="preserve">Post-hoc secondary analysis</w:t>
             </w:r>
           </w:p>
         </w:tc>
@@ -813,14 +813,14 @@
                 <w:szCs w:val="22"/>
                 <w:color w:val="000000"/>
               </w:rPr>
-              <w:t xml:space="preserve">5.9% (1/17)</w:t>
+              <w:t xml:space="preserve"/>
             </w:r>
           </w:p>
         </w:tc>
       </w:tr>
       <w:tr>
         <w:trPr>
-          <w:trHeight w:val="618" w:hRule="auto"/>
+          <w:trHeight w:val="616" w:hRule="auto"/>
         </w:trPr>
         body 7
         <w:tc>
@@ -851,6 +851,59 @@
                 <w:right w:val="none" w:sz="0" w:space="0" w:color="000000"/>
               </w:pBdr>
               <w:spacing w:after="100" w:before="100" w:line="240"/>
+              <w:ind w:left="300" w:right="100" w:firstLine="0" w:firstLineChars="0"/>
+              <w:rPr>
+                <w:rFonts w:ascii="Helvetica" w:hAnsi="Helvetica" w:eastAsia="Helvetica" w:cs="Helvetica"/>
+                <w:i w:val="false"/>
+                <w:b w:val="false"/>
+                <w:u w:val="none"/>
+                <w:sz w:val="22"/>
+                <w:szCs w:val="22"/>
+                <w:color w:val="000000"/>
+              </w:rPr>
+            </w:pPr>
+            <w:r>
+              <w:rPr>
+                <w:rFonts w:ascii="Helvetica" w:hAnsi="Helvetica" w:eastAsia="Helvetica" w:cs="Helvetica"/>
+                <w:i w:val="false"/>
+                <w:b w:val="false"/>
+                <w:u w:val="none"/>
+                <w:sz w:val="22"/>
+                <w:szCs w:val="22"/>
+                <w:color w:val="000000"/>
+              </w:rPr>
+              <w:t xml:space="preserve">No</w:t>
+            </w:r>
+          </w:p>
+        </w:tc>
+        <w:tc>
+          <w:tcPr>
+            <w:tcBorders>
+              <w:bottom w:val="none" w:sz="0" w:space="0" w:color="000000"/>
+              <w:top w:val="none" w:sz="0" w:space="0" w:color="000000"/>
+              <w:left w:val="none" w:sz="0" w:space="0" w:color="000000"/>
+              <w:right w:val="none" w:sz="0" w:space="0" w:color="000000"/>
+            </w:tcBorders>
+            <w:shd w:val="clear" w:color="auto" w:fill="FFFFFF"/>
+            <w:tcMar>
+              <w:top w:w="0" w:type="dxa"/>
+              <w:bottom w:w="0" w:type="dxa"/>
+              <w:left w:w="0" w:type="dxa"/>
+              <w:right w:w="0" w:type="dxa"/>
+            </w:tcMar>
+            <w:vAlign w:val="top"/>
+          </w:tcPr>
+          <w:p>
+            <w:pPr>
+              <w:pStyle w:val="Normal"/>
+              <w:jc w:val="center"/>
+              <w:pBdr>
+                <w:bottom w:val="none" w:sz="0" w:space="0" w:color="000000"/>
+                <w:top w:val="none" w:sz="0" w:space="0" w:color="000000"/>
+                <w:left w:val="none" w:sz="0" w:space="0" w:color="000000"/>
+                <w:right w:val="none" w:sz="0" w:space="0" w:color="000000"/>
+              </w:pBdr>
+              <w:spacing w:after="100" w:before="100" w:line="240"/>
               <w:ind w:left="100" w:right="100" w:firstLine="0" w:firstLineChars="0"/>
               <w:rPr>
                 <w:rFonts w:ascii="Helvetica" w:hAnsi="Helvetica" w:eastAsia="Helvetica" w:cs="Helvetica"/>
@@ -872,60 +925,7 @@
                 <w:szCs w:val="22"/>
                 <w:color w:val="000000"/>
               </w:rPr>
-              <w:t xml:space="preserve">Pilot/ feasibility study</w:t>
-            </w:r>
-          </w:p>
-        </w:tc>
-        <w:tc>
-          <w:tcPr>
-            <w:tcBorders>
-              <w:bottom w:val="none" w:sz="0" w:space="0" w:color="000000"/>
-              <w:top w:val="none" w:sz="0" w:space="0" w:color="000000"/>
-              <w:left w:val="none" w:sz="0" w:space="0" w:color="000000"/>
-              <w:right w:val="none" w:sz="0" w:space="0" w:color="000000"/>
-            </w:tcBorders>
-            <w:shd w:val="clear" w:color="auto" w:fill="FFFFFF"/>
-            <w:tcMar>
-              <w:top w:w="0" w:type="dxa"/>
-              <w:bottom w:w="0" w:type="dxa"/>
-              <w:left w:w="0" w:type="dxa"/>
-              <w:right w:w="0" w:type="dxa"/>
-            </w:tcMar>
-            <w:vAlign w:val="top"/>
-          </w:tcPr>
-          <w:p>
-            <w:pPr>
-              <w:pStyle w:val="Normal"/>
-              <w:jc w:val="center"/>
-              <w:pBdr>
-                <w:bottom w:val="none" w:sz="0" w:space="0" w:color="000000"/>
-                <w:top w:val="none" w:sz="0" w:space="0" w:color="000000"/>
-                <w:left w:val="none" w:sz="0" w:space="0" w:color="000000"/>
-                <w:right w:val="none" w:sz="0" w:space="0" w:color="000000"/>
-              </w:pBdr>
-              <w:spacing w:after="100" w:before="100" w:line="240"/>
-              <w:ind w:left="100" w:right="100" w:firstLine="0" w:firstLineChars="0"/>
-              <w:rPr>
-                <w:rFonts w:ascii="Helvetica" w:hAnsi="Helvetica" w:eastAsia="Helvetica" w:cs="Helvetica"/>
-                <w:i w:val="false"/>
-                <w:b w:val="false"/>
-                <w:u w:val="none"/>
-                <w:sz w:val="22"/>
-                <w:szCs w:val="22"/>
-                <w:color w:val="000000"/>
-              </w:rPr>
-            </w:pPr>
-            <w:r>
-              <w:rPr>
-                <w:rFonts w:ascii="Helvetica" w:hAnsi="Helvetica" w:eastAsia="Helvetica" w:cs="Helvetica"/>
-                <w:i w:val="false"/>
-                <w:b w:val="false"/>
-                <w:u w:val="none"/>
-                <w:sz w:val="22"/>
-                <w:szCs w:val="22"/>
-                <w:color w:val="000000"/>
-              </w:rPr>
-              <w:t xml:space="preserve"/>
+              <w:t xml:space="preserve">100.0% (15/15)</w:t>
             </w:r>
           </w:p>
         </w:tc>
@@ -963,28 +963,28 @@
                 <w:right w:val="none" w:sz="0" w:space="0" w:color="000000"/>
               </w:pBdr>
               <w:spacing w:after="100" w:before="100" w:line="240"/>
-              <w:ind w:left="300" w:right="100" w:firstLine="0" w:firstLineChars="0"/>
-              <w:rPr>
-                <w:rFonts w:ascii="Helvetica" w:hAnsi="Helvetica" w:eastAsia="Helvetica" w:cs="Helvetica"/>
-                <w:i w:val="false"/>
-                <w:b w:val="false"/>
-                <w:u w:val="none"/>
-                <w:sz w:val="22"/>
-                <w:szCs w:val="22"/>
-                <w:color w:val="000000"/>
-              </w:rPr>
-            </w:pPr>
-            <w:r>
-              <w:rPr>
-                <w:rFonts w:ascii="Helvetica" w:hAnsi="Helvetica" w:eastAsia="Helvetica" w:cs="Helvetica"/>
-                <w:i w:val="false"/>
-                <w:b w:val="false"/>
-                <w:u w:val="none"/>
-                <w:sz w:val="22"/>
-                <w:szCs w:val="22"/>
-                <w:color w:val="000000"/>
-              </w:rPr>
-              <w:t xml:space="preserve">Not pilot study</w:t>
+              <w:ind w:left="100" w:right="100" w:firstLine="0" w:firstLineChars="0"/>
+              <w:rPr>
+                <w:rFonts w:ascii="Helvetica" w:hAnsi="Helvetica" w:eastAsia="Helvetica" w:cs="Helvetica"/>
+                <w:i w:val="false"/>
+                <w:b w:val="false"/>
+                <w:u w:val="none"/>
+                <w:sz w:val="22"/>
+                <w:szCs w:val="22"/>
+                <w:color w:val="000000"/>
+              </w:rPr>
+            </w:pPr>
+            <w:r>
+              <w:rPr>
+                <w:rFonts w:ascii="Helvetica" w:hAnsi="Helvetica" w:eastAsia="Helvetica" w:cs="Helvetica"/>
+                <w:i w:val="false"/>
+                <w:b w:val="false"/>
+                <w:u w:val="none"/>
+                <w:sz w:val="22"/>
+                <w:szCs w:val="22"/>
+                <w:color w:val="000000"/>
+              </w:rPr>
+              <w:t xml:space="preserve">sample_size</w:t>
             </w:r>
           </w:p>
         </w:tc>
@@ -1037,14 +1037,14 @@
                 <w:szCs w:val="22"/>
                 <w:color w:val="000000"/>
               </w:rPr>
-              <w:t xml:space="preserve">100.0% (17/17)</w:t>
+              <w:t xml:space="preserve">144 (112-300), (15)</w:t>
             </w:r>
           </w:p>
         </w:tc>
       </w:tr>
       <w:tr>
         <w:trPr>
-          <w:trHeight w:val="616" w:hRule="auto"/>
+          <w:trHeight w:val="619" w:hRule="auto"/>
         </w:trPr>
         body 9
         <w:tc>
@@ -1096,7 +1096,7 @@
                 <w:szCs w:val="22"/>
                 <w:color w:val="000000"/>
               </w:rPr>
-              <w:t xml:space="preserve">pooled_analysis</w:t>
+              <w:t xml:space="preserve">CCI use as endpoint in paper</w:t>
             </w:r>
           </w:p>
         </w:tc>
@@ -1156,7 +1156,7 @@
       </w:tr>
       <w:tr>
         <w:trPr>
-          <w:trHeight w:val="616" w:hRule="auto"/>
+          <w:trHeight w:val="620" w:hRule="auto"/>
         </w:trPr>
         body10
         <w:tc>
@@ -1208,7 +1208,7 @@
                 <w:szCs w:val="22"/>
                 <w:color w:val="000000"/>
               </w:rPr>
-              <w:t xml:space="preserve">No</w:t>
+              <w:t xml:space="preserve">CCI primary endpoint</w:t>
             </w:r>
           </w:p>
         </w:tc>
@@ -1261,14 +1261,14 @@
                 <w:szCs w:val="22"/>
                 <w:color w:val="000000"/>
               </w:rPr>
-              <w:t xml:space="preserve">100.0% (16/17)</w:t>
+              <w:t xml:space="preserve">100.0% (15/15)</w:t>
             </w:r>
           </w:p>
         </w:tc>
       </w:tr>
       <w:tr>
         <w:trPr>
-          <w:trHeight w:val="573" w:hRule="auto"/>
+          <w:trHeight w:val="577" w:hRule="auto"/>
         </w:trPr>
         body11
         <w:tc>
@@ -1299,28 +1299,28 @@
                 <w:right w:val="none" w:sz="0" w:space="0" w:color="000000"/>
               </w:pBdr>
               <w:spacing w:after="100" w:before="100" w:line="240"/>
-              <w:ind w:left="300" w:right="100" w:firstLine="0" w:firstLineChars="0"/>
-              <w:rPr>
-                <w:rFonts w:ascii="Helvetica" w:hAnsi="Helvetica" w:eastAsia="Helvetica" w:cs="Helvetica"/>
-                <w:i w:val="false"/>
-                <w:b w:val="false"/>
-                <w:u w:val="none"/>
-                <w:sz w:val="22"/>
-                <w:szCs w:val="22"/>
-                <w:color w:val="000000"/>
-              </w:rPr>
-            </w:pPr>
-            <w:r>
-              <w:rPr>
-                <w:rFonts w:ascii="Helvetica" w:hAnsi="Helvetica" w:eastAsia="Helvetica" w:cs="Helvetica"/>
-                <w:i w:val="false"/>
-                <w:b w:val="false"/>
-                <w:u w:val="none"/>
-                <w:sz w:val="22"/>
-                <w:szCs w:val="22"/>
-                <w:color w:val="000000"/>
-              </w:rPr>
-              <w:t xml:space="preserve">Unknown</w:t>
+              <w:ind w:left="100" w:right="100" w:firstLine="0" w:firstLineChars="0"/>
+              <w:rPr>
+                <w:rFonts w:ascii="Helvetica" w:hAnsi="Helvetica" w:eastAsia="Helvetica" w:cs="Helvetica"/>
+                <w:i w:val="false"/>
+                <w:b w:val="false"/>
+                <w:u w:val="none"/>
+                <w:sz w:val="22"/>
+                <w:szCs w:val="22"/>
+                <w:color w:val="000000"/>
+              </w:rPr>
+            </w:pPr>
+            <w:r>
+              <w:rPr>
+                <w:rFonts w:ascii="Helvetica" w:hAnsi="Helvetica" w:eastAsia="Helvetica" w:cs="Helvetica"/>
+                <w:i w:val="false"/>
+                <w:b w:val="false"/>
+                <w:u w:val="none"/>
+                <w:sz w:val="22"/>
+                <w:szCs w:val="22"/>
+                <w:color w:val="000000"/>
+              </w:rPr>
+              <w:t xml:space="preserve">CCI modification</w:t>
             </w:r>
           </w:p>
         </w:tc>
@@ -1373,7 +1373,7 @@
                 <w:szCs w:val="22"/>
                 <w:color w:val="000000"/>
               </w:rPr>
-              <w:t xml:space="preserve">1</w:t>
+              <w:t xml:space="preserve"/>
             </w:r>
           </w:p>
         </w:tc>
@@ -1411,6 +1411,59 @@
                 <w:right w:val="none" w:sz="0" w:space="0" w:color="000000"/>
               </w:pBdr>
               <w:spacing w:after="100" w:before="100" w:line="240"/>
+              <w:ind w:left="300" w:right="100" w:firstLine="0" w:firstLineChars="0"/>
+              <w:rPr>
+                <w:rFonts w:ascii="Helvetica" w:hAnsi="Helvetica" w:eastAsia="Helvetica" w:cs="Helvetica"/>
+                <w:i w:val="false"/>
+                <w:b w:val="false"/>
+                <w:u w:val="none"/>
+                <w:sz w:val="22"/>
+                <w:szCs w:val="22"/>
+                <w:color w:val="000000"/>
+              </w:rPr>
+            </w:pPr>
+            <w:r>
+              <w:rPr>
+                <w:rFonts w:ascii="Helvetica" w:hAnsi="Helvetica" w:eastAsia="Helvetica" w:cs="Helvetica"/>
+                <w:i w:val="false"/>
+                <w:b w:val="false"/>
+                <w:u w:val="none"/>
+                <w:sz w:val="22"/>
+                <w:szCs w:val="22"/>
+                <w:color w:val="000000"/>
+              </w:rPr>
+              <w:t xml:space="preserve">No</w:t>
+            </w:r>
+          </w:p>
+        </w:tc>
+        <w:tc>
+          <w:tcPr>
+            <w:tcBorders>
+              <w:bottom w:val="none" w:sz="0" w:space="0" w:color="000000"/>
+              <w:top w:val="none" w:sz="0" w:space="0" w:color="000000"/>
+              <w:left w:val="none" w:sz="0" w:space="0" w:color="000000"/>
+              <w:right w:val="none" w:sz="0" w:space="0" w:color="000000"/>
+            </w:tcBorders>
+            <w:shd w:val="clear" w:color="auto" w:fill="FFFFFF"/>
+            <w:tcMar>
+              <w:top w:w="0" w:type="dxa"/>
+              <w:bottom w:w="0" w:type="dxa"/>
+              <w:left w:w="0" w:type="dxa"/>
+              <w:right w:w="0" w:type="dxa"/>
+            </w:tcMar>
+            <w:vAlign w:val="top"/>
+          </w:tcPr>
+          <w:p>
+            <w:pPr>
+              <w:pStyle w:val="Normal"/>
+              <w:jc w:val="center"/>
+              <w:pBdr>
+                <w:bottom w:val="none" w:sz="0" w:space="0" w:color="000000"/>
+                <w:top w:val="none" w:sz="0" w:space="0" w:color="000000"/>
+                <w:left w:val="none" w:sz="0" w:space="0" w:color="000000"/>
+                <w:right w:val="none" w:sz="0" w:space="0" w:color="000000"/>
+              </w:pBdr>
+              <w:spacing w:after="100" w:before="100" w:line="240"/>
               <w:ind w:left="100" w:right="100" w:firstLine="0" w:firstLineChars="0"/>
               <w:rPr>
                 <w:rFonts w:ascii="Helvetica" w:hAnsi="Helvetica" w:eastAsia="Helvetica" w:cs="Helvetica"/>
@@ -1432,7 +1485,66 @@
                 <w:szCs w:val="22"/>
                 <w:color w:val="000000"/>
               </w:rPr>
-              <w:t xml:space="preserve">Post-hoc secondary analysis</w:t>
+              <w:t xml:space="preserve">100.0% (15/15)</w:t>
+            </w:r>
+          </w:p>
+        </w:tc>
+      </w:tr>
+      <w:tr>
+        <w:trPr>
+          <w:trHeight w:val="619" w:hRule="auto"/>
+        </w:trPr>
+        body13
+        <w:tc>
+          <w:tcPr>
+            <w:tcBorders>
+              <w:bottom w:val="none" w:sz="0" w:space="0" w:color="000000"/>
+              <w:top w:val="none" w:sz="0" w:space="0" w:color="000000"/>
+              <w:left w:val="none" w:sz="0" w:space="0" w:color="000000"/>
+              <w:right w:val="none" w:sz="0" w:space="0" w:color="000000"/>
+            </w:tcBorders>
+            <w:shd w:val="clear" w:color="auto" w:fill="FFFFFF"/>
+            <w:tcMar>
+              <w:top w:w="0" w:type="dxa"/>
+              <w:bottom w:w="0" w:type="dxa"/>
+              <w:left w:w="0" w:type="dxa"/>
+              <w:right w:w="0" w:type="dxa"/>
+            </w:tcMar>
+            <w:vAlign w:val="top"/>
+          </w:tcPr>
+          <w:p>
+            <w:pPr>
+              <w:pStyle w:val="Normal"/>
+              <w:jc w:val="left"/>
+              <w:pBdr>
+                <w:bottom w:val="none" w:sz="0" w:space="0" w:color="000000"/>
+                <w:top w:val="none" w:sz="0" w:space="0" w:color="000000"/>
+                <w:left w:val="none" w:sz="0" w:space="0" w:color="000000"/>
+                <w:right w:val="none" w:sz="0" w:space="0" w:color="000000"/>
+              </w:pBdr>
+              <w:spacing w:after="100" w:before="100" w:line="240"/>
+              <w:ind w:left="100" w:right="100" w:firstLine="0" w:firstLineChars="0"/>
+              <w:rPr>
+                <w:rFonts w:ascii="Helvetica" w:hAnsi="Helvetica" w:eastAsia="Helvetica" w:cs="Helvetica"/>
+                <w:i w:val="false"/>
+                <w:b w:val="false"/>
+                <w:u w:val="none"/>
+                <w:sz w:val="22"/>
+                <w:szCs w:val="22"/>
+                <w:color w:val="000000"/>
+              </w:rPr>
+            </w:pPr>
+            <w:r>
+              <w:rPr>
+                <w:rFonts w:ascii="Helvetica" w:hAnsi="Helvetica" w:eastAsia="Helvetica" w:cs="Helvetica"/>
+                <w:i w:val="false"/>
+                <w:b w:val="false"/>
+                <w:u w:val="none"/>
+                <w:sz w:val="22"/>
+                <w:szCs w:val="22"/>
+                <w:color w:val="000000"/>
+              </w:rPr>
+              <w:t xml:space="preserve">Primary outcome significant</w:t>
             </w:r>
           </w:p>
         </w:tc>
@@ -1485,7 +1597,455 @@
                 <w:szCs w:val="22"/>
                 <w:color w:val="000000"/>
               </w:rPr>
-              <w:t xml:space="preserve">12.5% (2/17)</w:t>
+              <w:t xml:space="preserve">26.7% (4/15)</w:t>
+            </w:r>
+          </w:p>
+        </w:tc>
+      </w:tr>
+      <w:tr>
+        <w:trPr>
+          <w:trHeight w:val="621" w:hRule="auto"/>
+        </w:trPr>
+        body14
+        <w:tc>
+          <w:tcPr>
+            <w:tcBorders>
+              <w:bottom w:val="none" w:sz="0" w:space="0" w:color="000000"/>
+              <w:top w:val="none" w:sz="0" w:space="0" w:color="000000"/>
+              <w:left w:val="none" w:sz="0" w:space="0" w:color="000000"/>
+              <w:right w:val="none" w:sz="0" w:space="0" w:color="000000"/>
+            </w:tcBorders>
+            <w:shd w:val="clear" w:color="auto" w:fill="FFFFFF"/>
+            <w:tcMar>
+              <w:top w:w="0" w:type="dxa"/>
+              <w:bottom w:w="0" w:type="dxa"/>
+              <w:left w:w="0" w:type="dxa"/>
+              <w:right w:w="0" w:type="dxa"/>
+            </w:tcMar>
+            <w:vAlign w:val="top"/>
+          </w:tcPr>
+          <w:p>
+            <w:pPr>
+              <w:pStyle w:val="Normal"/>
+              <w:jc w:val="left"/>
+              <w:pBdr>
+                <w:bottom w:val="none" w:sz="0" w:space="0" w:color="000000"/>
+                <w:top w:val="none" w:sz="0" w:space="0" w:color="000000"/>
+                <w:left w:val="none" w:sz="0" w:space="0" w:color="000000"/>
+                <w:right w:val="none" w:sz="0" w:space="0" w:color="000000"/>
+              </w:pBdr>
+              <w:spacing w:after="100" w:before="100" w:line="240"/>
+              <w:ind w:left="100" w:right="100" w:firstLine="0" w:firstLineChars="0"/>
+              <w:rPr>
+                <w:rFonts w:ascii="Helvetica" w:hAnsi="Helvetica" w:eastAsia="Helvetica" w:cs="Helvetica"/>
+                <w:i w:val="false"/>
+                <w:b w:val="false"/>
+                <w:u w:val="none"/>
+                <w:sz w:val="22"/>
+                <w:szCs w:val="22"/>
+                <w:color w:val="000000"/>
+              </w:rPr>
+            </w:pPr>
+            <w:r>
+              <w:rPr>
+                <w:rFonts w:ascii="Helvetica" w:hAnsi="Helvetica" w:eastAsia="Helvetica" w:cs="Helvetica"/>
+                <w:i w:val="false"/>
+                <w:b w:val="false"/>
+                <w:u w:val="none"/>
+                <w:sz w:val="22"/>
+                <w:szCs w:val="22"/>
+                <w:color w:val="000000"/>
+              </w:rPr>
+              <w:t xml:space="preserve">CCI difference significant</w:t>
+            </w:r>
+          </w:p>
+        </w:tc>
+        <w:tc>
+          <w:tcPr>
+            <w:tcBorders>
+              <w:bottom w:val="none" w:sz="0" w:space="0" w:color="000000"/>
+              <w:top w:val="none" w:sz="0" w:space="0" w:color="000000"/>
+              <w:left w:val="none" w:sz="0" w:space="0" w:color="000000"/>
+              <w:right w:val="none" w:sz="0" w:space="0" w:color="000000"/>
+            </w:tcBorders>
+            <w:shd w:val="clear" w:color="auto" w:fill="FFFFFF"/>
+            <w:tcMar>
+              <w:top w:w="0" w:type="dxa"/>
+              <w:bottom w:w="0" w:type="dxa"/>
+              <w:left w:w="0" w:type="dxa"/>
+              <w:right w:w="0" w:type="dxa"/>
+            </w:tcMar>
+            <w:vAlign w:val="top"/>
+          </w:tcPr>
+          <w:p>
+            <w:pPr>
+              <w:pStyle w:val="Normal"/>
+              <w:jc w:val="center"/>
+              <w:pBdr>
+                <w:bottom w:val="none" w:sz="0" w:space="0" w:color="000000"/>
+                <w:top w:val="none" w:sz="0" w:space="0" w:color="000000"/>
+                <w:left w:val="none" w:sz="0" w:space="0" w:color="000000"/>
+                <w:right w:val="none" w:sz="0" w:space="0" w:color="000000"/>
+              </w:pBdr>
+              <w:spacing w:after="100" w:before="100" w:line="240"/>
+              <w:ind w:left="100" w:right="100" w:firstLine="0" w:firstLineChars="0"/>
+              <w:rPr>
+                <w:rFonts w:ascii="Helvetica" w:hAnsi="Helvetica" w:eastAsia="Helvetica" w:cs="Helvetica"/>
+                <w:i w:val="false"/>
+                <w:b w:val="false"/>
+                <w:u w:val="none"/>
+                <w:sz w:val="22"/>
+                <w:szCs w:val="22"/>
+                <w:color w:val="000000"/>
+              </w:rPr>
+            </w:pPr>
+            <w:r>
+              <w:rPr>
+                <w:rFonts w:ascii="Helvetica" w:hAnsi="Helvetica" w:eastAsia="Helvetica" w:cs="Helvetica"/>
+                <w:i w:val="false"/>
+                <w:b w:val="false"/>
+                <w:u w:val="none"/>
+                <w:sz w:val="22"/>
+                <w:szCs w:val="22"/>
+                <w:color w:val="000000"/>
+              </w:rPr>
+              <w:t xml:space="preserve">26.7% (4/15)</w:t>
+            </w:r>
+          </w:p>
+        </w:tc>
+      </w:tr>
+      <w:tr>
+        <w:trPr>
+          <w:trHeight w:val="621" w:hRule="auto"/>
+        </w:trPr>
+        body15
+        <w:tc>
+          <w:tcPr>
+            <w:tcBorders>
+              <w:bottom w:val="none" w:sz="0" w:space="0" w:color="000000"/>
+              <w:top w:val="none" w:sz="0" w:space="0" w:color="000000"/>
+              <w:left w:val="none" w:sz="0" w:space="0" w:color="000000"/>
+              <w:right w:val="none" w:sz="0" w:space="0" w:color="000000"/>
+            </w:tcBorders>
+            <w:shd w:val="clear" w:color="auto" w:fill="FFFFFF"/>
+            <w:tcMar>
+              <w:top w:w="0" w:type="dxa"/>
+              <w:bottom w:w="0" w:type="dxa"/>
+              <w:left w:w="0" w:type="dxa"/>
+              <w:right w:w="0" w:type="dxa"/>
+            </w:tcMar>
+            <w:vAlign w:val="top"/>
+          </w:tcPr>
+          <w:p>
+            <w:pPr>
+              <w:pStyle w:val="Normal"/>
+              <w:jc w:val="left"/>
+              <w:pBdr>
+                <w:bottom w:val="none" w:sz="0" w:space="0" w:color="000000"/>
+                <w:top w:val="none" w:sz="0" w:space="0" w:color="000000"/>
+                <w:left w:val="none" w:sz="0" w:space="0" w:color="000000"/>
+                <w:right w:val="none" w:sz="0" w:space="0" w:color="000000"/>
+              </w:pBdr>
+              <w:spacing w:after="100" w:before="100" w:line="240"/>
+              <w:ind w:left="100" w:right="100" w:firstLine="0" w:firstLineChars="0"/>
+              <w:rPr>
+                <w:rFonts w:ascii="Helvetica" w:hAnsi="Helvetica" w:eastAsia="Helvetica" w:cs="Helvetica"/>
+                <w:i w:val="false"/>
+                <w:b w:val="false"/>
+                <w:u w:val="none"/>
+                <w:sz w:val="22"/>
+                <w:szCs w:val="22"/>
+                <w:color w:val="000000"/>
+              </w:rPr>
+            </w:pPr>
+            <w:r>
+              <w:rPr>
+                <w:rFonts w:ascii="Helvetica" w:hAnsi="Helvetica" w:eastAsia="Helvetica" w:cs="Helvetica"/>
+                <w:i w:val="false"/>
+                <w:b w:val="false"/>
+                <w:u w:val="none"/>
+                <w:sz w:val="22"/>
+                <w:szCs w:val="22"/>
+                <w:color w:val="000000"/>
+              </w:rPr>
+              <w:t xml:space="preserve">Significance considered</w:t>
+            </w:r>
+          </w:p>
+        </w:tc>
+        <w:tc>
+          <w:tcPr>
+            <w:tcBorders>
+              <w:bottom w:val="none" w:sz="0" w:space="0" w:color="000000"/>
+              <w:top w:val="none" w:sz="0" w:space="0" w:color="000000"/>
+              <w:left w:val="none" w:sz="0" w:space="0" w:color="000000"/>
+              <w:right w:val="none" w:sz="0" w:space="0" w:color="000000"/>
+            </w:tcBorders>
+            <w:shd w:val="clear" w:color="auto" w:fill="FFFFFF"/>
+            <w:tcMar>
+              <w:top w:w="0" w:type="dxa"/>
+              <w:bottom w:w="0" w:type="dxa"/>
+              <w:left w:w="0" w:type="dxa"/>
+              <w:right w:w="0" w:type="dxa"/>
+            </w:tcMar>
+            <w:vAlign w:val="top"/>
+          </w:tcPr>
+          <w:p>
+            <w:pPr>
+              <w:pStyle w:val="Normal"/>
+              <w:jc w:val="center"/>
+              <w:pBdr>
+                <w:bottom w:val="none" w:sz="0" w:space="0" w:color="000000"/>
+                <w:top w:val="none" w:sz="0" w:space="0" w:color="000000"/>
+                <w:left w:val="none" w:sz="0" w:space="0" w:color="000000"/>
+                <w:right w:val="none" w:sz="0" w:space="0" w:color="000000"/>
+              </w:pBdr>
+              <w:spacing w:after="100" w:before="100" w:line="240"/>
+              <w:ind w:left="100" w:right="100" w:firstLine="0" w:firstLineChars="0"/>
+              <w:rPr>
+                <w:rFonts w:ascii="Helvetica" w:hAnsi="Helvetica" w:eastAsia="Helvetica" w:cs="Helvetica"/>
+                <w:i w:val="false"/>
+                <w:b w:val="false"/>
+                <w:u w:val="none"/>
+                <w:sz w:val="22"/>
+                <w:szCs w:val="22"/>
+                <w:color w:val="000000"/>
+              </w:rPr>
+            </w:pPr>
+            <w:r>
+              <w:rPr>
+                <w:rFonts w:ascii="Helvetica" w:hAnsi="Helvetica" w:eastAsia="Helvetica" w:cs="Helvetica"/>
+                <w:i w:val="false"/>
+                <w:b w:val="false"/>
+                <w:u w:val="none"/>
+                <w:sz w:val="22"/>
+                <w:szCs w:val="22"/>
+                <w:color w:val="000000"/>
+              </w:rPr>
+              <w:t xml:space="preserve"/>
+            </w:r>
+          </w:p>
+        </w:tc>
+      </w:tr>
+      <w:tr>
+        <w:trPr>
+          <w:trHeight w:val="619" w:hRule="auto"/>
+        </w:trPr>
+        body16
+        <w:tc>
+          <w:tcPr>
+            <w:tcBorders>
+              <w:bottom w:val="none" w:sz="0" w:space="0" w:color="000000"/>
+              <w:top w:val="none" w:sz="0" w:space="0" w:color="000000"/>
+              <w:left w:val="none" w:sz="0" w:space="0" w:color="000000"/>
+              <w:right w:val="none" w:sz="0" w:space="0" w:color="000000"/>
+            </w:tcBorders>
+            <w:shd w:val="clear" w:color="auto" w:fill="FFFFFF"/>
+            <w:tcMar>
+              <w:top w:w="0" w:type="dxa"/>
+              <w:bottom w:w="0" w:type="dxa"/>
+              <w:left w:w="0" w:type="dxa"/>
+              <w:right w:w="0" w:type="dxa"/>
+            </w:tcMar>
+            <w:vAlign w:val="top"/>
+          </w:tcPr>
+          <w:p>
+            <w:pPr>
+              <w:pStyle w:val="Normal"/>
+              <w:jc w:val="left"/>
+              <w:pBdr>
+                <w:bottom w:val="none" w:sz="0" w:space="0" w:color="000000"/>
+                <w:top w:val="none" w:sz="0" w:space="0" w:color="000000"/>
+                <w:left w:val="none" w:sz="0" w:space="0" w:color="000000"/>
+                <w:right w:val="none" w:sz="0" w:space="0" w:color="000000"/>
+              </w:pBdr>
+              <w:spacing w:after="100" w:before="100" w:line="240"/>
+              <w:ind w:left="300" w:right="100" w:firstLine="0" w:firstLineChars="0"/>
+              <w:rPr>
+                <w:rFonts w:ascii="Helvetica" w:hAnsi="Helvetica" w:eastAsia="Helvetica" w:cs="Helvetica"/>
+                <w:i w:val="false"/>
+                <w:b w:val="false"/>
+                <w:u w:val="none"/>
+                <w:sz w:val="22"/>
+                <w:szCs w:val="22"/>
+                <w:color w:val="000000"/>
+              </w:rPr>
+            </w:pPr>
+            <w:r>
+              <w:rPr>
+                <w:rFonts w:ascii="Helvetica" w:hAnsi="Helvetica" w:eastAsia="Helvetica" w:cs="Helvetica"/>
+                <w:i w:val="false"/>
+                <w:b w:val="false"/>
+                <w:u w:val="none"/>
+                <w:sz w:val="22"/>
+                <w:szCs w:val="22"/>
+                <w:color w:val="000000"/>
+              </w:rPr>
+              <w:t xml:space="preserve">Both statistical and clinical significance</w:t>
+            </w:r>
+          </w:p>
+        </w:tc>
+        <w:tc>
+          <w:tcPr>
+            <w:tcBorders>
+              <w:bottom w:val="none" w:sz="0" w:space="0" w:color="000000"/>
+              <w:top w:val="none" w:sz="0" w:space="0" w:color="000000"/>
+              <w:left w:val="none" w:sz="0" w:space="0" w:color="000000"/>
+              <w:right w:val="none" w:sz="0" w:space="0" w:color="000000"/>
+            </w:tcBorders>
+            <w:shd w:val="clear" w:color="auto" w:fill="FFFFFF"/>
+            <w:tcMar>
+              <w:top w:w="0" w:type="dxa"/>
+              <w:bottom w:w="0" w:type="dxa"/>
+              <w:left w:w="0" w:type="dxa"/>
+              <w:right w:w="0" w:type="dxa"/>
+            </w:tcMar>
+            <w:vAlign w:val="top"/>
+          </w:tcPr>
+          <w:p>
+            <w:pPr>
+              <w:pStyle w:val="Normal"/>
+              <w:jc w:val="center"/>
+              <w:pBdr>
+                <w:bottom w:val="none" w:sz="0" w:space="0" w:color="000000"/>
+                <w:top w:val="none" w:sz="0" w:space="0" w:color="000000"/>
+                <w:left w:val="none" w:sz="0" w:space="0" w:color="000000"/>
+                <w:right w:val="none" w:sz="0" w:space="0" w:color="000000"/>
+              </w:pBdr>
+              <w:spacing w:after="100" w:before="100" w:line="240"/>
+              <w:ind w:left="100" w:right="100" w:firstLine="0" w:firstLineChars="0"/>
+              <w:rPr>
+                <w:rFonts w:ascii="Helvetica" w:hAnsi="Helvetica" w:eastAsia="Helvetica" w:cs="Helvetica"/>
+                <w:i w:val="false"/>
+                <w:b w:val="false"/>
+                <w:u w:val="none"/>
+                <w:sz w:val="22"/>
+                <w:szCs w:val="22"/>
+                <w:color w:val="000000"/>
+              </w:rPr>
+            </w:pPr>
+            <w:r>
+              <w:rPr>
+                <w:rFonts w:ascii="Helvetica" w:hAnsi="Helvetica" w:eastAsia="Helvetica" w:cs="Helvetica"/>
+                <w:i w:val="false"/>
+                <w:b w:val="false"/>
+                <w:u w:val="none"/>
+                <w:sz w:val="22"/>
+                <w:szCs w:val="22"/>
+                <w:color w:val="000000"/>
+              </w:rPr>
+              <w:t xml:space="preserve">25.0% (1/4)</w:t>
+            </w:r>
+          </w:p>
+        </w:tc>
+      </w:tr>
+      <w:tr>
+        <w:trPr>
+          <w:trHeight w:val="621" w:hRule="auto"/>
+        </w:trPr>
+        body17
+        <w:tc>
+          <w:tcPr>
+            <w:tcBorders>
+              <w:bottom w:val="none" w:sz="0" w:space="0" w:color="000000"/>
+              <w:top w:val="none" w:sz="0" w:space="0" w:color="000000"/>
+              <w:left w:val="none" w:sz="0" w:space="0" w:color="000000"/>
+              <w:right w:val="none" w:sz="0" w:space="0" w:color="000000"/>
+            </w:tcBorders>
+            <w:shd w:val="clear" w:color="auto" w:fill="FFFFFF"/>
+            <w:tcMar>
+              <w:top w:w="0" w:type="dxa"/>
+              <w:bottom w:w="0" w:type="dxa"/>
+              <w:left w:w="0" w:type="dxa"/>
+              <w:right w:w="0" w:type="dxa"/>
+            </w:tcMar>
+            <w:vAlign w:val="top"/>
+          </w:tcPr>
+          <w:p>
+            <w:pPr>
+              <w:pStyle w:val="Normal"/>
+              <w:jc w:val="left"/>
+              <w:pBdr>
+                <w:bottom w:val="none" w:sz="0" w:space="0" w:color="000000"/>
+                <w:top w:val="none" w:sz="0" w:space="0" w:color="000000"/>
+                <w:left w:val="none" w:sz="0" w:space="0" w:color="000000"/>
+                <w:right w:val="none" w:sz="0" w:space="0" w:color="000000"/>
+              </w:pBdr>
+              <w:spacing w:after="100" w:before="100" w:line="240"/>
+              <w:ind w:left="300" w:right="100" w:firstLine="0" w:firstLineChars="0"/>
+              <w:rPr>
+                <w:rFonts w:ascii="Helvetica" w:hAnsi="Helvetica" w:eastAsia="Helvetica" w:cs="Helvetica"/>
+                <w:i w:val="false"/>
+                <w:b w:val="false"/>
+                <w:u w:val="none"/>
+                <w:sz w:val="22"/>
+                <w:szCs w:val="22"/>
+                <w:color w:val="000000"/>
+              </w:rPr>
+            </w:pPr>
+            <w:r>
+              <w:rPr>
+                <w:rFonts w:ascii="Helvetica" w:hAnsi="Helvetica" w:eastAsia="Helvetica" w:cs="Helvetica"/>
+                <w:i w:val="false"/>
+                <w:b w:val="false"/>
+                <w:u w:val="none"/>
+                <w:sz w:val="22"/>
+                <w:szCs w:val="22"/>
+                <w:color w:val="000000"/>
+              </w:rPr>
+              <w:t xml:space="preserve">Statistical significance</w:t>
+            </w:r>
+          </w:p>
+        </w:tc>
+        <w:tc>
+          <w:tcPr>
+            <w:tcBorders>
+              <w:bottom w:val="none" w:sz="0" w:space="0" w:color="000000"/>
+              <w:top w:val="none" w:sz="0" w:space="0" w:color="000000"/>
+              <w:left w:val="none" w:sz="0" w:space="0" w:color="000000"/>
+              <w:right w:val="none" w:sz="0" w:space="0" w:color="000000"/>
+            </w:tcBorders>
+            <w:shd w:val="clear" w:color="auto" w:fill="FFFFFF"/>
+            <w:tcMar>
+              <w:top w:w="0" w:type="dxa"/>
+              <w:bottom w:w="0" w:type="dxa"/>
+              <w:left w:w="0" w:type="dxa"/>
+              <w:right w:w="0" w:type="dxa"/>
+            </w:tcMar>
+            <w:vAlign w:val="top"/>
+          </w:tcPr>
+          <w:p>
+            <w:pPr>
+              <w:pStyle w:val="Normal"/>
+              <w:jc w:val="center"/>
+              <w:pBdr>
+                <w:bottom w:val="none" w:sz="0" w:space="0" w:color="000000"/>
+                <w:top w:val="none" w:sz="0" w:space="0" w:color="000000"/>
+                <w:left w:val="none" w:sz="0" w:space="0" w:color="000000"/>
+                <w:right w:val="none" w:sz="0" w:space="0" w:color="000000"/>
+              </w:pBdr>
+              <w:spacing w:after="100" w:before="100" w:line="240"/>
+              <w:ind w:left="100" w:right="100" w:firstLine="0" w:firstLineChars="0"/>
+              <w:rPr>
+                <w:rFonts w:ascii="Helvetica" w:hAnsi="Helvetica" w:eastAsia="Helvetica" w:cs="Helvetica"/>
+                <w:i w:val="false"/>
+                <w:b w:val="false"/>
+                <w:u w:val="none"/>
+                <w:sz w:val="22"/>
+                <w:szCs w:val="22"/>
+                <w:color w:val="000000"/>
+              </w:rPr>
+            </w:pPr>
+            <w:r>
+              <w:rPr>
+                <w:rFonts w:ascii="Helvetica" w:hAnsi="Helvetica" w:eastAsia="Helvetica" w:cs="Helvetica"/>
+                <w:i w:val="false"/>
+                <w:b w:val="false"/>
+                <w:u w:val="none"/>
+                <w:sz w:val="22"/>
+                <w:szCs w:val="22"/>
+                <w:color w:val="000000"/>
+              </w:rPr>
+              <w:t xml:space="preserve">75.0% (3/4)</w:t>
             </w:r>
           </w:p>
         </w:tc>
@@ -1494,7 +2054,7 @@
         <w:trPr>
           <w:trHeight w:val="573" w:hRule="auto"/>
         </w:trPr>
-        body13
+        body18
         <w:tc>
           <w:tcPr>
             <w:tcBorders>
@@ -1597,7 +2157,7 @@
                 <w:szCs w:val="22"/>
                 <w:color w:val="000000"/>
               </w:rPr>
-              <w:t xml:space="preserve">1</w:t>
+              <w:t xml:space="preserve">11</w:t>
             </w:r>
           </w:p>
         </w:tc>
@@ -1606,7 +2166,7 @@
         <w:trPr>
           <w:trHeight w:val="577" w:hRule="auto"/>
         </w:trPr>
-        body14
+        body19
         <w:tc>
           <w:tcPr>
             <w:tcBorders>
@@ -1656,7 +2216,7 @@
                 <w:szCs w:val="22"/>
                 <w:color w:val="000000"/>
               </w:rPr>
-              <w:t xml:space="preserve">Continent</w:t>
+              <w:t xml:space="preserve">Conclusion favours intervention</w:t>
             </w:r>
           </w:p>
         </w:tc>
@@ -1718,7 +2278,7 @@
         <w:trPr>
           <w:trHeight w:val="616" w:hRule="auto"/>
         </w:trPr>
-        body15
+        body20
         <w:tc>
           <w:tcPr>
             <w:tcBorders>
@@ -1768,7 +2328,7 @@
                 <w:szCs w:val="22"/>
                 <w:color w:val="000000"/>
               </w:rPr>
-              <w:t xml:space="preserve">Asia</w:t>
+              <w:t xml:space="preserve">Favorable to intervention</w:t>
             </w:r>
           </w:p>
         </w:tc>
@@ -1821,7 +2381,7 @@
                 <w:szCs w:val="22"/>
                 <w:color w:val="000000"/>
               </w:rPr>
-              <w:t xml:space="preserve">4.0 (24%)</w:t>
+              <w:t xml:space="preserve">21.4% (3/14)</w:t>
             </w:r>
           </w:p>
         </w:tc>
@@ -1830,7 +2390,7 @@
         <w:trPr>
           <w:trHeight w:val="616" w:hRule="auto"/>
         </w:trPr>
-        body16
+        body21
         <w:tc>
           <w:tcPr>
             <w:tcBorders>
@@ -1880,7 +2440,7 @@
                 <w:szCs w:val="22"/>
                 <w:color w:val="000000"/>
               </w:rPr>
-              <w:t xml:space="preserve">Australia/ New Zealand</w:t>
+              <w:t xml:space="preserve">Neutral</w:t>
             </w:r>
           </w:p>
         </w:tc>
@@ -1933,7 +2493,7 @@
                 <w:szCs w:val="22"/>
                 <w:color w:val="000000"/>
               </w:rPr>
-              <w:t xml:space="preserve">1.0 (6%)</w:t>
+              <w:t xml:space="preserve">71.4% (10/14)</w:t>
             </w:r>
           </w:p>
         </w:tc>
@@ -1942,7 +2502,7 @@
         <w:trPr>
           <w:trHeight w:val="616" w:hRule="auto"/>
         </w:trPr>
-        body17
+        body22
         <w:tc>
           <w:tcPr>
             <w:tcBorders>
@@ -1992,7 +2552,7 @@
                 <w:szCs w:val="22"/>
                 <w:color w:val="000000"/>
               </w:rPr>
-              <w:t xml:space="preserve">Europe</w:t>
+              <w:t xml:space="preserve">Not mentioned</w:t>
             </w:r>
           </w:p>
         </w:tc>
@@ -2045,574 +2605,14 @@
                 <w:szCs w:val="22"/>
                 <w:color w:val="000000"/>
               </w:rPr>
-              <w:t xml:space="preserve">10.0 (59%)</w:t>
+              <w:t xml:space="preserve">7.1% (1/14)</w:t>
             </w:r>
           </w:p>
         </w:tc>
       </w:tr>
       <w:tr>
         <w:trPr>
-          <w:trHeight w:val="616" w:hRule="auto"/>
-        </w:trPr>
-        body18
-        <w:tc>
-          <w:tcPr>
-            <w:tcBorders>
-              <w:bottom w:val="none" w:sz="0" w:space="0" w:color="000000"/>
-              <w:top w:val="none" w:sz="0" w:space="0" w:color="000000"/>
-              <w:left w:val="none" w:sz="0" w:space="0" w:color="000000"/>
-              <w:right w:val="none" w:sz="0" w:space="0" w:color="000000"/>
-            </w:tcBorders>
-            <w:shd w:val="clear" w:color="auto" w:fill="FFFFFF"/>
-            <w:tcMar>
-              <w:top w:w="0" w:type="dxa"/>
-              <w:bottom w:w="0" w:type="dxa"/>
-              <w:left w:w="0" w:type="dxa"/>
-              <w:right w:w="0" w:type="dxa"/>
-            </w:tcMar>
-            <w:vAlign w:val="top"/>
-          </w:tcPr>
-          <w:p>
-            <w:pPr>
-              <w:pStyle w:val="Normal"/>
-              <w:jc w:val="left"/>
-              <w:pBdr>
-                <w:bottom w:val="none" w:sz="0" w:space="0" w:color="000000"/>
-                <w:top w:val="none" w:sz="0" w:space="0" w:color="000000"/>
-                <w:left w:val="none" w:sz="0" w:space="0" w:color="000000"/>
-                <w:right w:val="none" w:sz="0" w:space="0" w:color="000000"/>
-              </w:pBdr>
-              <w:spacing w:after="100" w:before="100" w:line="240"/>
-              <w:ind w:left="300" w:right="100" w:firstLine="0" w:firstLineChars="0"/>
-              <w:rPr>
-                <w:rFonts w:ascii="Helvetica" w:hAnsi="Helvetica" w:eastAsia="Helvetica" w:cs="Helvetica"/>
-                <w:i w:val="false"/>
-                <w:b w:val="false"/>
-                <w:u w:val="none"/>
-                <w:sz w:val="22"/>
-                <w:szCs w:val="22"/>
-                <w:color w:val="000000"/>
-              </w:rPr>
-            </w:pPr>
-            <w:r>
-              <w:rPr>
-                <w:rFonts w:ascii="Helvetica" w:hAnsi="Helvetica" w:eastAsia="Helvetica" w:cs="Helvetica"/>
-                <w:i w:val="false"/>
-                <w:b w:val="false"/>
-                <w:u w:val="none"/>
-                <w:sz w:val="22"/>
-                <w:szCs w:val="22"/>
-                <w:color w:val="000000"/>
-              </w:rPr>
-              <w:t xml:space="preserve">North America</w:t>
-            </w:r>
-          </w:p>
-        </w:tc>
-        <w:tc>
-          <w:tcPr>
-            <w:tcBorders>
-              <w:bottom w:val="none" w:sz="0" w:space="0" w:color="000000"/>
-              <w:top w:val="none" w:sz="0" w:space="0" w:color="000000"/>
-              <w:left w:val="none" w:sz="0" w:space="0" w:color="000000"/>
-              <w:right w:val="none" w:sz="0" w:space="0" w:color="000000"/>
-            </w:tcBorders>
-            <w:shd w:val="clear" w:color="auto" w:fill="FFFFFF"/>
-            <w:tcMar>
-              <w:top w:w="0" w:type="dxa"/>
-              <w:bottom w:w="0" w:type="dxa"/>
-              <w:left w:w="0" w:type="dxa"/>
-              <w:right w:w="0" w:type="dxa"/>
-            </w:tcMar>
-            <w:vAlign w:val="top"/>
-          </w:tcPr>
-          <w:p>
-            <w:pPr>
-              <w:pStyle w:val="Normal"/>
-              <w:jc w:val="center"/>
-              <w:pBdr>
-                <w:bottom w:val="none" w:sz="0" w:space="0" w:color="000000"/>
-                <w:top w:val="none" w:sz="0" w:space="0" w:color="000000"/>
-                <w:left w:val="none" w:sz="0" w:space="0" w:color="000000"/>
-                <w:right w:val="none" w:sz="0" w:space="0" w:color="000000"/>
-              </w:pBdr>
-              <w:spacing w:after="100" w:before="100" w:line="240"/>
-              <w:ind w:left="100" w:right="100" w:firstLine="0" w:firstLineChars="0"/>
-              <w:rPr>
-                <w:rFonts w:ascii="Helvetica" w:hAnsi="Helvetica" w:eastAsia="Helvetica" w:cs="Helvetica"/>
-                <w:i w:val="false"/>
-                <w:b w:val="false"/>
-                <w:u w:val="none"/>
-                <w:sz w:val="22"/>
-                <w:szCs w:val="22"/>
-                <w:color w:val="000000"/>
-              </w:rPr>
-            </w:pPr>
-            <w:r>
-              <w:rPr>
-                <w:rFonts w:ascii="Helvetica" w:hAnsi="Helvetica" w:eastAsia="Helvetica" w:cs="Helvetica"/>
-                <w:i w:val="false"/>
-                <w:b w:val="false"/>
-                <w:u w:val="none"/>
-                <w:sz w:val="22"/>
-                <w:szCs w:val="22"/>
-                <w:color w:val="000000"/>
-              </w:rPr>
-              <w:t xml:space="preserve">2.0 (12%)</w:t>
-            </w:r>
-          </w:p>
-        </w:tc>
-      </w:tr>
-      <w:tr>
-        <w:trPr>
-          <w:trHeight w:val="614" w:hRule="auto"/>
-        </w:trPr>
-        body19
-        <w:tc>
-          <w:tcPr>
-            <w:tcBorders>
-              <w:bottom w:val="none" w:sz="0" w:space="0" w:color="000000"/>
-              <w:top w:val="none" w:sz="0" w:space="0" w:color="000000"/>
-              <w:left w:val="none" w:sz="0" w:space="0" w:color="000000"/>
-              <w:right w:val="none" w:sz="0" w:space="0" w:color="000000"/>
-            </w:tcBorders>
-            <w:shd w:val="clear" w:color="auto" w:fill="FFFFFF"/>
-            <w:tcMar>
-              <w:top w:w="0" w:type="dxa"/>
-              <w:bottom w:w="0" w:type="dxa"/>
-              <w:left w:w="0" w:type="dxa"/>
-              <w:right w:w="0" w:type="dxa"/>
-            </w:tcMar>
-            <w:vAlign w:val="top"/>
-          </w:tcPr>
-          <w:p>
-            <w:pPr>
-              <w:pStyle w:val="Normal"/>
-              <w:jc w:val="left"/>
-              <w:pBdr>
-                <w:bottom w:val="none" w:sz="0" w:space="0" w:color="000000"/>
-                <w:top w:val="none" w:sz="0" w:space="0" w:color="000000"/>
-                <w:left w:val="none" w:sz="0" w:space="0" w:color="000000"/>
-                <w:right w:val="none" w:sz="0" w:space="0" w:color="000000"/>
-              </w:pBdr>
-              <w:spacing w:after="100" w:before="100" w:line="240"/>
-              <w:ind w:left="100" w:right="100" w:firstLine="0" w:firstLineChars="0"/>
-              <w:rPr>
-                <w:rFonts w:ascii="Helvetica" w:hAnsi="Helvetica" w:eastAsia="Helvetica" w:cs="Helvetica"/>
-                <w:i w:val="false"/>
-                <w:b w:val="false"/>
-                <w:u w:val="none"/>
-                <w:sz w:val="22"/>
-                <w:szCs w:val="22"/>
-                <w:color w:val="000000"/>
-              </w:rPr>
-            </w:pPr>
-            <w:r>
-              <w:rPr>
-                <w:rFonts w:ascii="Helvetica" w:hAnsi="Helvetica" w:eastAsia="Helvetica" w:cs="Helvetica"/>
-                <w:i w:val="false"/>
-                <w:b w:val="false"/>
-                <w:u w:val="none"/>
-                <w:sz w:val="22"/>
-                <w:szCs w:val="22"/>
-                <w:color w:val="000000"/>
-              </w:rPr>
-              <w:t xml:space="preserve">Discipline</w:t>
-            </w:r>
-          </w:p>
-        </w:tc>
-        <w:tc>
-          <w:tcPr>
-            <w:tcBorders>
-              <w:bottom w:val="none" w:sz="0" w:space="0" w:color="000000"/>
-              <w:top w:val="none" w:sz="0" w:space="0" w:color="000000"/>
-              <w:left w:val="none" w:sz="0" w:space="0" w:color="000000"/>
-              <w:right w:val="none" w:sz="0" w:space="0" w:color="000000"/>
-            </w:tcBorders>
-            <w:shd w:val="clear" w:color="auto" w:fill="FFFFFF"/>
-            <w:tcMar>
-              <w:top w:w="0" w:type="dxa"/>
-              <w:bottom w:w="0" w:type="dxa"/>
-              <w:left w:w="0" w:type="dxa"/>
-              <w:right w:w="0" w:type="dxa"/>
-            </w:tcMar>
-            <w:vAlign w:val="top"/>
-          </w:tcPr>
-          <w:p>
-            <w:pPr>
-              <w:pStyle w:val="Normal"/>
-              <w:jc w:val="center"/>
-              <w:pBdr>
-                <w:bottom w:val="none" w:sz="0" w:space="0" w:color="000000"/>
-                <w:top w:val="none" w:sz="0" w:space="0" w:color="000000"/>
-                <w:left w:val="none" w:sz="0" w:space="0" w:color="000000"/>
-                <w:right w:val="none" w:sz="0" w:space="0" w:color="000000"/>
-              </w:pBdr>
-              <w:spacing w:after="100" w:before="100" w:line="240"/>
-              <w:ind w:left="100" w:right="100" w:firstLine="0" w:firstLineChars="0"/>
-              <w:rPr>
-                <w:rFonts w:ascii="Helvetica" w:hAnsi="Helvetica" w:eastAsia="Helvetica" w:cs="Helvetica"/>
-                <w:i w:val="false"/>
-                <w:b w:val="false"/>
-                <w:u w:val="none"/>
-                <w:sz w:val="22"/>
-                <w:szCs w:val="22"/>
-                <w:color w:val="000000"/>
-              </w:rPr>
-            </w:pPr>
-            <w:r>
-              <w:rPr>
-                <w:rFonts w:ascii="Helvetica" w:hAnsi="Helvetica" w:eastAsia="Helvetica" w:cs="Helvetica"/>
-                <w:i w:val="false"/>
-                <w:b w:val="false"/>
-                <w:u w:val="none"/>
-                <w:sz w:val="22"/>
-                <w:szCs w:val="22"/>
-                <w:color w:val="000000"/>
-              </w:rPr>
-              <w:t xml:space="preserve"/>
-            </w:r>
-          </w:p>
-        </w:tc>
-      </w:tr>
-      <w:tr>
-        <w:trPr>
-          <w:trHeight w:val="621" w:hRule="auto"/>
-        </w:trPr>
-        body20
-        <w:tc>
-          <w:tcPr>
-            <w:tcBorders>
-              <w:bottom w:val="none" w:sz="0" w:space="0" w:color="000000"/>
-              <w:top w:val="none" w:sz="0" w:space="0" w:color="000000"/>
-              <w:left w:val="none" w:sz="0" w:space="0" w:color="000000"/>
-              <w:right w:val="none" w:sz="0" w:space="0" w:color="000000"/>
-            </w:tcBorders>
-            <w:shd w:val="clear" w:color="auto" w:fill="FFFFFF"/>
-            <w:tcMar>
-              <w:top w:w="0" w:type="dxa"/>
-              <w:bottom w:w="0" w:type="dxa"/>
-              <w:left w:w="0" w:type="dxa"/>
-              <w:right w:w="0" w:type="dxa"/>
-            </w:tcMar>
-            <w:vAlign w:val="top"/>
-          </w:tcPr>
-          <w:p>
-            <w:pPr>
-              <w:pStyle w:val="Normal"/>
-              <w:jc w:val="left"/>
-              <w:pBdr>
-                <w:bottom w:val="none" w:sz="0" w:space="0" w:color="000000"/>
-                <w:top w:val="none" w:sz="0" w:space="0" w:color="000000"/>
-                <w:left w:val="none" w:sz="0" w:space="0" w:color="000000"/>
-                <w:right w:val="none" w:sz="0" w:space="0" w:color="000000"/>
-              </w:pBdr>
-              <w:spacing w:after="100" w:before="100" w:line="240"/>
-              <w:ind w:left="300" w:right="100" w:firstLine="0" w:firstLineChars="0"/>
-              <w:rPr>
-                <w:rFonts w:ascii="Helvetica" w:hAnsi="Helvetica" w:eastAsia="Helvetica" w:cs="Helvetica"/>
-                <w:i w:val="false"/>
-                <w:b w:val="false"/>
-                <w:u w:val="none"/>
-                <w:sz w:val="22"/>
-                <w:szCs w:val="22"/>
-                <w:color w:val="000000"/>
-              </w:rPr>
-            </w:pPr>
-            <w:r>
-              <w:rPr>
-                <w:rFonts w:ascii="Helvetica" w:hAnsi="Helvetica" w:eastAsia="Helvetica" w:cs="Helvetica"/>
-                <w:i w:val="false"/>
-                <w:b w:val="false"/>
-                <w:u w:val="none"/>
-                <w:sz w:val="22"/>
-                <w:szCs w:val="22"/>
-                <w:color w:val="000000"/>
-              </w:rPr>
-              <w:t xml:space="preserve">Abdominal Surgery</w:t>
-            </w:r>
-          </w:p>
-        </w:tc>
-        <w:tc>
-          <w:tcPr>
-            <w:tcBorders>
-              <w:bottom w:val="none" w:sz="0" w:space="0" w:color="000000"/>
-              <w:top w:val="none" w:sz="0" w:space="0" w:color="000000"/>
-              <w:left w:val="none" w:sz="0" w:space="0" w:color="000000"/>
-              <w:right w:val="none" w:sz="0" w:space="0" w:color="000000"/>
-            </w:tcBorders>
-            <w:shd w:val="clear" w:color="auto" w:fill="FFFFFF"/>
-            <w:tcMar>
-              <w:top w:w="0" w:type="dxa"/>
-              <w:bottom w:w="0" w:type="dxa"/>
-              <w:left w:w="0" w:type="dxa"/>
-              <w:right w:w="0" w:type="dxa"/>
-            </w:tcMar>
-            <w:vAlign w:val="top"/>
-          </w:tcPr>
-          <w:p>
-            <w:pPr>
-              <w:pStyle w:val="Normal"/>
-              <w:jc w:val="center"/>
-              <w:pBdr>
-                <w:bottom w:val="none" w:sz="0" w:space="0" w:color="000000"/>
-                <w:top w:val="none" w:sz="0" w:space="0" w:color="000000"/>
-                <w:left w:val="none" w:sz="0" w:space="0" w:color="000000"/>
-                <w:right w:val="none" w:sz="0" w:space="0" w:color="000000"/>
-              </w:pBdr>
-              <w:spacing w:after="100" w:before="100" w:line="240"/>
-              <w:ind w:left="100" w:right="100" w:firstLine="0" w:firstLineChars="0"/>
-              <w:rPr>
-                <w:rFonts w:ascii="Helvetica" w:hAnsi="Helvetica" w:eastAsia="Helvetica" w:cs="Helvetica"/>
-                <w:i w:val="false"/>
-                <w:b w:val="false"/>
-                <w:u w:val="none"/>
-                <w:sz w:val="22"/>
-                <w:szCs w:val="22"/>
-                <w:color w:val="000000"/>
-              </w:rPr>
-            </w:pPr>
-            <w:r>
-              <w:rPr>
-                <w:rFonts w:ascii="Helvetica" w:hAnsi="Helvetica" w:eastAsia="Helvetica" w:cs="Helvetica"/>
-                <w:i w:val="false"/>
-                <w:b w:val="false"/>
-                <w:u w:val="none"/>
-                <w:sz w:val="22"/>
-                <w:szCs w:val="22"/>
-                <w:color w:val="000000"/>
-              </w:rPr>
-              <w:t xml:space="preserve">14.0 (82%)</w:t>
-            </w:r>
-          </w:p>
-        </w:tc>
-      </w:tr>
-      <w:tr>
-        <w:trPr>
-          <w:trHeight w:val="621" w:hRule="auto"/>
-        </w:trPr>
-        body21
-        <w:tc>
-          <w:tcPr>
-            <w:tcBorders>
-              <w:bottom w:val="none" w:sz="0" w:space="0" w:color="000000"/>
-              <w:top w:val="none" w:sz="0" w:space="0" w:color="000000"/>
-              <w:left w:val="none" w:sz="0" w:space="0" w:color="000000"/>
-              <w:right w:val="none" w:sz="0" w:space="0" w:color="000000"/>
-            </w:tcBorders>
-            <w:shd w:val="clear" w:color="auto" w:fill="FFFFFF"/>
-            <w:tcMar>
-              <w:top w:w="0" w:type="dxa"/>
-              <w:bottom w:w="0" w:type="dxa"/>
-              <w:left w:w="0" w:type="dxa"/>
-              <w:right w:w="0" w:type="dxa"/>
-            </w:tcMar>
-            <w:vAlign w:val="top"/>
-          </w:tcPr>
-          <w:p>
-            <w:pPr>
-              <w:pStyle w:val="Normal"/>
-              <w:jc w:val="left"/>
-              <w:pBdr>
-                <w:bottom w:val="none" w:sz="0" w:space="0" w:color="000000"/>
-                <w:top w:val="none" w:sz="0" w:space="0" w:color="000000"/>
-                <w:left w:val="none" w:sz="0" w:space="0" w:color="000000"/>
-                <w:right w:val="none" w:sz="0" w:space="0" w:color="000000"/>
-              </w:pBdr>
-              <w:spacing w:after="100" w:before="100" w:line="240"/>
-              <w:ind w:left="300" w:right="100" w:firstLine="0" w:firstLineChars="0"/>
-              <w:rPr>
-                <w:rFonts w:ascii="Helvetica" w:hAnsi="Helvetica" w:eastAsia="Helvetica" w:cs="Helvetica"/>
-                <w:i w:val="false"/>
-                <w:b w:val="false"/>
-                <w:u w:val="none"/>
-                <w:sz w:val="22"/>
-                <w:szCs w:val="22"/>
-                <w:color w:val="000000"/>
-              </w:rPr>
-            </w:pPr>
-            <w:r>
-              <w:rPr>
-                <w:rFonts w:ascii="Helvetica" w:hAnsi="Helvetica" w:eastAsia="Helvetica" w:cs="Helvetica"/>
-                <w:i w:val="false"/>
-                <w:b w:val="false"/>
-                <w:u w:val="none"/>
-                <w:sz w:val="22"/>
-                <w:szCs w:val="22"/>
-                <w:color w:val="000000"/>
-              </w:rPr>
-              <w:t xml:space="preserve">ICU,Anesthesiology</w:t>
-            </w:r>
-          </w:p>
-        </w:tc>
-        <w:tc>
-          <w:tcPr>
-            <w:tcBorders>
-              <w:bottom w:val="none" w:sz="0" w:space="0" w:color="000000"/>
-              <w:top w:val="none" w:sz="0" w:space="0" w:color="000000"/>
-              <w:left w:val="none" w:sz="0" w:space="0" w:color="000000"/>
-              <w:right w:val="none" w:sz="0" w:space="0" w:color="000000"/>
-            </w:tcBorders>
-            <w:shd w:val="clear" w:color="auto" w:fill="FFFFFF"/>
-            <w:tcMar>
-              <w:top w:w="0" w:type="dxa"/>
-              <w:bottom w:w="0" w:type="dxa"/>
-              <w:left w:w="0" w:type="dxa"/>
-              <w:right w:w="0" w:type="dxa"/>
-            </w:tcMar>
-            <w:vAlign w:val="top"/>
-          </w:tcPr>
-          <w:p>
-            <w:pPr>
-              <w:pStyle w:val="Normal"/>
-              <w:jc w:val="center"/>
-              <w:pBdr>
-                <w:bottom w:val="none" w:sz="0" w:space="0" w:color="000000"/>
-                <w:top w:val="none" w:sz="0" w:space="0" w:color="000000"/>
-                <w:left w:val="none" w:sz="0" w:space="0" w:color="000000"/>
-                <w:right w:val="none" w:sz="0" w:space="0" w:color="000000"/>
-              </w:pBdr>
-              <w:spacing w:after="100" w:before="100" w:line="240"/>
-              <w:ind w:left="100" w:right="100" w:firstLine="0" w:firstLineChars="0"/>
-              <w:rPr>
-                <w:rFonts w:ascii="Helvetica" w:hAnsi="Helvetica" w:eastAsia="Helvetica" w:cs="Helvetica"/>
-                <w:i w:val="false"/>
-                <w:b w:val="false"/>
-                <w:u w:val="none"/>
-                <w:sz w:val="22"/>
-                <w:szCs w:val="22"/>
-                <w:color w:val="000000"/>
-              </w:rPr>
-            </w:pPr>
-            <w:r>
-              <w:rPr>
-                <w:rFonts w:ascii="Helvetica" w:hAnsi="Helvetica" w:eastAsia="Helvetica" w:cs="Helvetica"/>
-                <w:i w:val="false"/>
-                <w:b w:val="false"/>
-                <w:u w:val="none"/>
-                <w:sz w:val="22"/>
-                <w:szCs w:val="22"/>
-                <w:color w:val="000000"/>
-              </w:rPr>
-              <w:t xml:space="preserve">2.0 (12%)</w:t>
-            </w:r>
-          </w:p>
-        </w:tc>
-      </w:tr>
-      <w:tr>
-        <w:trPr>
-          <w:trHeight w:val="619" w:hRule="auto"/>
-        </w:trPr>
-        body22
-        <w:tc>
-          <w:tcPr>
-            <w:tcBorders>
-              <w:bottom w:val="none" w:sz="0" w:space="0" w:color="000000"/>
-              <w:top w:val="none" w:sz="0" w:space="0" w:color="000000"/>
-              <w:left w:val="none" w:sz="0" w:space="0" w:color="000000"/>
-              <w:right w:val="none" w:sz="0" w:space="0" w:color="000000"/>
-            </w:tcBorders>
-            <w:shd w:val="clear" w:color="auto" w:fill="FFFFFF"/>
-            <w:tcMar>
-              <w:top w:w="0" w:type="dxa"/>
-              <w:bottom w:w="0" w:type="dxa"/>
-              <w:left w:w="0" w:type="dxa"/>
-              <w:right w:w="0" w:type="dxa"/>
-            </w:tcMar>
-            <w:vAlign w:val="top"/>
-          </w:tcPr>
-          <w:p>
-            <w:pPr>
-              <w:pStyle w:val="Normal"/>
-              <w:jc w:val="left"/>
-              <w:pBdr>
-                <w:bottom w:val="none" w:sz="0" w:space="0" w:color="000000"/>
-                <w:top w:val="none" w:sz="0" w:space="0" w:color="000000"/>
-                <w:left w:val="none" w:sz="0" w:space="0" w:color="000000"/>
-                <w:right w:val="none" w:sz="0" w:space="0" w:color="000000"/>
-              </w:pBdr>
-              <w:spacing w:after="100" w:before="100" w:line="240"/>
-              <w:ind w:left="300" w:right="100" w:firstLine="0" w:firstLineChars="0"/>
-              <w:rPr>
-                <w:rFonts w:ascii="Helvetica" w:hAnsi="Helvetica" w:eastAsia="Helvetica" w:cs="Helvetica"/>
-                <w:i w:val="false"/>
-                <w:b w:val="false"/>
-                <w:u w:val="none"/>
-                <w:sz w:val="22"/>
-                <w:szCs w:val="22"/>
-                <w:color w:val="000000"/>
-              </w:rPr>
-            </w:pPr>
-            <w:r>
-              <w:rPr>
-                <w:rFonts w:ascii="Helvetica" w:hAnsi="Helvetica" w:eastAsia="Helvetica" w:cs="Helvetica"/>
-                <w:i w:val="false"/>
-                <w:b w:val="false"/>
-                <w:u w:val="none"/>
-                <w:sz w:val="22"/>
-                <w:szCs w:val="22"/>
-                <w:color w:val="000000"/>
-              </w:rPr>
-              <w:t xml:space="preserve">Other disciplines with invasive procedures</w:t>
-            </w:r>
-          </w:p>
-        </w:tc>
-        <w:tc>
-          <w:tcPr>
-            <w:tcBorders>
-              <w:bottom w:val="none" w:sz="0" w:space="0" w:color="000000"/>
-              <w:top w:val="none" w:sz="0" w:space="0" w:color="000000"/>
-              <w:left w:val="none" w:sz="0" w:space="0" w:color="000000"/>
-              <w:right w:val="none" w:sz="0" w:space="0" w:color="000000"/>
-            </w:tcBorders>
-            <w:shd w:val="clear" w:color="auto" w:fill="FFFFFF"/>
-            <w:tcMar>
-              <w:top w:w="0" w:type="dxa"/>
-              <w:bottom w:w="0" w:type="dxa"/>
-              <w:left w:w="0" w:type="dxa"/>
-              <w:right w:w="0" w:type="dxa"/>
-            </w:tcMar>
-            <w:vAlign w:val="top"/>
-          </w:tcPr>
-          <w:p>
-            <w:pPr>
-              <w:pStyle w:val="Normal"/>
-              <w:jc w:val="center"/>
-              <w:pBdr>
-                <w:bottom w:val="none" w:sz="0" w:space="0" w:color="000000"/>
-                <w:top w:val="none" w:sz="0" w:space="0" w:color="000000"/>
-                <w:left w:val="none" w:sz="0" w:space="0" w:color="000000"/>
-                <w:right w:val="none" w:sz="0" w:space="0" w:color="000000"/>
-              </w:pBdr>
-              <w:spacing w:after="100" w:before="100" w:line="240"/>
-              <w:ind w:left="100" w:right="100" w:firstLine="0" w:firstLineChars="0"/>
-              <w:rPr>
-                <w:rFonts w:ascii="Helvetica" w:hAnsi="Helvetica" w:eastAsia="Helvetica" w:cs="Helvetica"/>
-                <w:i w:val="false"/>
-                <w:b w:val="false"/>
-                <w:u w:val="none"/>
-                <w:sz w:val="22"/>
-                <w:szCs w:val="22"/>
-                <w:color w:val="000000"/>
-              </w:rPr>
-            </w:pPr>
-            <w:r>
-              <w:rPr>
-                <w:rFonts w:ascii="Helvetica" w:hAnsi="Helvetica" w:eastAsia="Helvetica" w:cs="Helvetica"/>
-                <w:i w:val="false"/>
-                <w:b w:val="false"/>
-                <w:u w:val="none"/>
-                <w:sz w:val="22"/>
-                <w:szCs w:val="22"/>
-                <w:color w:val="000000"/>
-              </w:rPr>
-              <w:t xml:space="preserve">1.0 (6%)</w:t>
-            </w:r>
-          </w:p>
-        </w:tc>
-      </w:tr>
-      <w:tr>
-        <w:trPr>
-          <w:trHeight w:val="619" w:hRule="auto"/>
+          <w:trHeight w:val="573" w:hRule="auto"/>
         </w:trPr>
         body23
         <w:tc>
@@ -2643,6 +2643,59 @@
                 <w:right w:val="none" w:sz="0" w:space="0" w:color="000000"/>
               </w:pBdr>
               <w:spacing w:after="100" w:before="100" w:line="240"/>
+              <w:ind w:left="300" w:right="100" w:firstLine="0" w:firstLineChars="0"/>
+              <w:rPr>
+                <w:rFonts w:ascii="Helvetica" w:hAnsi="Helvetica" w:eastAsia="Helvetica" w:cs="Helvetica"/>
+                <w:i w:val="false"/>
+                <w:b w:val="false"/>
+                <w:u w:val="none"/>
+                <w:sz w:val="22"/>
+                <w:szCs w:val="22"/>
+                <w:color w:val="000000"/>
+              </w:rPr>
+            </w:pPr>
+            <w:r>
+              <w:rPr>
+                <w:rFonts w:ascii="Helvetica" w:hAnsi="Helvetica" w:eastAsia="Helvetica" w:cs="Helvetica"/>
+                <w:i w:val="false"/>
+                <w:b w:val="false"/>
+                <w:u w:val="none"/>
+                <w:sz w:val="22"/>
+                <w:szCs w:val="22"/>
+                <w:color w:val="000000"/>
+              </w:rPr>
+              <w:t xml:space="preserve">Unknown</w:t>
+            </w:r>
+          </w:p>
+        </w:tc>
+        <w:tc>
+          <w:tcPr>
+            <w:tcBorders>
+              <w:bottom w:val="none" w:sz="0" w:space="0" w:color="000000"/>
+              <w:top w:val="none" w:sz="0" w:space="0" w:color="000000"/>
+              <w:left w:val="none" w:sz="0" w:space="0" w:color="000000"/>
+              <w:right w:val="none" w:sz="0" w:space="0" w:color="000000"/>
+            </w:tcBorders>
+            <w:shd w:val="clear" w:color="auto" w:fill="FFFFFF"/>
+            <w:tcMar>
+              <w:top w:w="0" w:type="dxa"/>
+              <w:bottom w:w="0" w:type="dxa"/>
+              <w:left w:w="0" w:type="dxa"/>
+              <w:right w:w="0" w:type="dxa"/>
+            </w:tcMar>
+            <w:vAlign w:val="top"/>
+          </w:tcPr>
+          <w:p>
+            <w:pPr>
+              <w:pStyle w:val="Normal"/>
+              <w:jc w:val="center"/>
+              <w:pBdr>
+                <w:bottom w:val="none" w:sz="0" w:space="0" w:color="000000"/>
+                <w:top w:val="none" w:sz="0" w:space="0" w:color="000000"/>
+                <w:left w:val="none" w:sz="0" w:space="0" w:color="000000"/>
+                <w:right w:val="none" w:sz="0" w:space="0" w:color="000000"/>
+              </w:pBdr>
+              <w:spacing w:after="100" w:before="100" w:line="240"/>
               <w:ind w:left="100" w:right="100" w:firstLine="0" w:firstLineChars="0"/>
               <w:rPr>
                 <w:rFonts w:ascii="Helvetica" w:hAnsi="Helvetica" w:eastAsia="Helvetica" w:cs="Helvetica"/>
@@ -2664,60 +2717,7 @@
                 <w:szCs w:val="22"/>
                 <w:color w:val="000000"/>
               </w:rPr>
-              <w:t xml:space="preserve">Sample size</w:t>
-            </w:r>
-          </w:p>
-        </w:tc>
-        <w:tc>
-          <w:tcPr>
-            <w:tcBorders>
-              <w:bottom w:val="none" w:sz="0" w:space="0" w:color="000000"/>
-              <w:top w:val="none" w:sz="0" w:space="0" w:color="000000"/>
-              <w:left w:val="none" w:sz="0" w:space="0" w:color="000000"/>
-              <w:right w:val="none" w:sz="0" w:space="0" w:color="000000"/>
-            </w:tcBorders>
-            <w:shd w:val="clear" w:color="auto" w:fill="FFFFFF"/>
-            <w:tcMar>
-              <w:top w:w="0" w:type="dxa"/>
-              <w:bottom w:w="0" w:type="dxa"/>
-              <w:left w:w="0" w:type="dxa"/>
-              <w:right w:w="0" w:type="dxa"/>
-            </w:tcMar>
-            <w:vAlign w:val="top"/>
-          </w:tcPr>
-          <w:p>
-            <w:pPr>
-              <w:pStyle w:val="Normal"/>
-              <w:jc w:val="center"/>
-              <w:pBdr>
-                <w:bottom w:val="none" w:sz="0" w:space="0" w:color="000000"/>
-                <w:top w:val="none" w:sz="0" w:space="0" w:color="000000"/>
-                <w:left w:val="none" w:sz="0" w:space="0" w:color="000000"/>
-                <w:right w:val="none" w:sz="0" w:space="0" w:color="000000"/>
-              </w:pBdr>
-              <w:spacing w:after="100" w:before="100" w:line="240"/>
-              <w:ind w:left="100" w:right="100" w:firstLine="0" w:firstLineChars="0"/>
-              <w:rPr>
-                <w:rFonts w:ascii="Helvetica" w:hAnsi="Helvetica" w:eastAsia="Helvetica" w:cs="Helvetica"/>
-                <w:i w:val="false"/>
-                <w:b w:val="false"/>
-                <w:u w:val="none"/>
-                <w:sz w:val="22"/>
-                <w:szCs w:val="22"/>
-                <w:color w:val="000000"/>
-              </w:rPr>
-            </w:pPr>
-            <w:r>
-              <w:rPr>
-                <w:rFonts w:ascii="Helvetica" w:hAnsi="Helvetica" w:eastAsia="Helvetica" w:cs="Helvetica"/>
-                <w:i w:val="false"/>
-                <w:b w:val="false"/>
-                <w:u w:val="none"/>
-                <w:sz w:val="22"/>
-                <w:szCs w:val="22"/>
-                <w:color w:val="000000"/>
-              </w:rPr>
-              <w:t xml:space="preserve">168 (126-300), (17)</w:t>
+              <w:t xml:space="preserve">1</w:t>
             </w:r>
           </w:p>
         </w:tc>
@@ -2776,7 +2776,7 @@
                 <w:szCs w:val="22"/>
                 <w:color w:val="000000"/>
               </w:rPr>
-              <w:t xml:space="preserve">CCI use as endpoint in paper</w:t>
+              <w:t xml:space="preserve">CCI difference ≥ 12 pts</w:t>
             </w:r>
           </w:p>
         </w:tc>
@@ -2829,7 +2829,903 @@
                 <w:szCs w:val="22"/>
                 <w:color w:val="000000"/>
               </w:rPr>
+              <w:t xml:space="preserve">6.7% (1/15)</w:t>
+            </w:r>
+          </w:p>
+        </w:tc>
+      </w:tr>
+      <w:tr>
+        <w:trPr>
+          <w:trHeight w:val="619" w:hRule="auto"/>
+        </w:trPr>
+        body25
+        <w:tc>
+          <w:tcPr>
+            <w:tcBorders>
+              <w:bottom w:val="none" w:sz="0" w:space="0" w:color="000000"/>
+              <w:top w:val="none" w:sz="0" w:space="0" w:color="000000"/>
+              <w:left w:val="none" w:sz="0" w:space="0" w:color="000000"/>
+              <w:right w:val="none" w:sz="0" w:space="0" w:color="000000"/>
+            </w:tcBorders>
+            <w:shd w:val="clear" w:color="auto" w:fill="FFFFFF"/>
+            <w:tcMar>
+              <w:top w:w="0" w:type="dxa"/>
+              <w:bottom w:w="0" w:type="dxa"/>
+              <w:left w:w="0" w:type="dxa"/>
+              <w:right w:w="0" w:type="dxa"/>
+            </w:tcMar>
+            <w:vAlign w:val="top"/>
+          </w:tcPr>
+          <w:p>
+            <w:pPr>
+              <w:pStyle w:val="Normal"/>
+              <w:jc w:val="left"/>
+              <w:pBdr>
+                <w:bottom w:val="none" w:sz="0" w:space="0" w:color="000000"/>
+                <w:top w:val="none" w:sz="0" w:space="0" w:color="000000"/>
+                <w:left w:val="none" w:sz="0" w:space="0" w:color="000000"/>
+                <w:right w:val="none" w:sz="0" w:space="0" w:color="000000"/>
+              </w:pBdr>
+              <w:spacing w:after="100" w:before="100" w:line="240"/>
+              <w:ind w:left="100" w:right="100" w:firstLine="0" w:firstLineChars="0"/>
+              <w:rPr>
+                <w:rFonts w:ascii="Helvetica" w:hAnsi="Helvetica" w:eastAsia="Helvetica" w:cs="Helvetica"/>
+                <w:i w:val="false"/>
+                <w:b w:val="false"/>
+                <w:u w:val="none"/>
+                <w:sz w:val="22"/>
+                <w:szCs w:val="22"/>
+                <w:color w:val="000000"/>
+              </w:rPr>
+            </w:pPr>
+            <w:r>
+              <w:rPr>
+                <w:rFonts w:ascii="Helvetica" w:hAnsi="Helvetica" w:eastAsia="Helvetica" w:cs="Helvetica"/>
+                <w:i w:val="false"/>
+                <w:b w:val="false"/>
+                <w:u w:val="none"/>
+                <w:sz w:val="22"/>
+                <w:szCs w:val="22"/>
+                <w:color w:val="000000"/>
+              </w:rPr>
+              <w:t xml:space="preserve">CCI difference [pts]</w:t>
+            </w:r>
+          </w:p>
+        </w:tc>
+        <w:tc>
+          <w:tcPr>
+            <w:tcBorders>
+              <w:bottom w:val="none" w:sz="0" w:space="0" w:color="000000"/>
+              <w:top w:val="none" w:sz="0" w:space="0" w:color="000000"/>
+              <w:left w:val="none" w:sz="0" w:space="0" w:color="000000"/>
+              <w:right w:val="none" w:sz="0" w:space="0" w:color="000000"/>
+            </w:tcBorders>
+            <w:shd w:val="clear" w:color="auto" w:fill="FFFFFF"/>
+            <w:tcMar>
+              <w:top w:w="0" w:type="dxa"/>
+              <w:bottom w:w="0" w:type="dxa"/>
+              <w:left w:w="0" w:type="dxa"/>
+              <w:right w:w="0" w:type="dxa"/>
+            </w:tcMar>
+            <w:vAlign w:val="top"/>
+          </w:tcPr>
+          <w:p>
+            <w:pPr>
+              <w:pStyle w:val="Normal"/>
+              <w:jc w:val="center"/>
+              <w:pBdr>
+                <w:bottom w:val="none" w:sz="0" w:space="0" w:color="000000"/>
+                <w:top w:val="none" w:sz="0" w:space="0" w:color="000000"/>
+                <w:left w:val="none" w:sz="0" w:space="0" w:color="000000"/>
+                <w:right w:val="none" w:sz="0" w:space="0" w:color="000000"/>
+              </w:pBdr>
+              <w:spacing w:after="100" w:before="100" w:line="240"/>
+              <w:ind w:left="100" w:right="100" w:firstLine="0" w:firstLineChars="0"/>
+              <w:rPr>
+                <w:rFonts w:ascii="Helvetica" w:hAnsi="Helvetica" w:eastAsia="Helvetica" w:cs="Helvetica"/>
+                <w:i w:val="false"/>
+                <w:b w:val="false"/>
+                <w:u w:val="none"/>
+                <w:sz w:val="22"/>
+                <w:szCs w:val="22"/>
+                <w:color w:val="000000"/>
+              </w:rPr>
+            </w:pPr>
+            <w:r>
+              <w:rPr>
+                <w:rFonts w:ascii="Helvetica" w:hAnsi="Helvetica" w:eastAsia="Helvetica" w:cs="Helvetica"/>
+                <w:i w:val="false"/>
+                <w:b w:val="false"/>
+                <w:u w:val="none"/>
+                <w:sz w:val="22"/>
+                <w:szCs w:val="22"/>
+                <w:color w:val="000000"/>
+              </w:rPr>
+              <w:t xml:space="preserve">3 (1-6), (15)</w:t>
+            </w:r>
+          </w:p>
+        </w:tc>
+      </w:tr>
+      <w:tr>
+        <w:trPr>
+          <w:trHeight w:val="573" w:hRule="auto"/>
+        </w:trPr>
+        body26
+        <w:tc>
+          <w:tcPr>
+            <w:tcBorders>
+              <w:bottom w:val="none" w:sz="0" w:space="0" w:color="000000"/>
+              <w:top w:val="none" w:sz="0" w:space="0" w:color="000000"/>
+              <w:left w:val="none" w:sz="0" w:space="0" w:color="000000"/>
+              <w:right w:val="none" w:sz="0" w:space="0" w:color="000000"/>
+            </w:tcBorders>
+            <w:shd w:val="clear" w:color="auto" w:fill="FFFFFF"/>
+            <w:tcMar>
+              <w:top w:w="0" w:type="dxa"/>
+              <w:bottom w:w="0" w:type="dxa"/>
+              <w:left w:w="0" w:type="dxa"/>
+              <w:right w:w="0" w:type="dxa"/>
+            </w:tcMar>
+            <w:vAlign w:val="top"/>
+          </w:tcPr>
+          <w:p>
+            <w:pPr>
+              <w:pStyle w:val="Normal"/>
+              <w:jc w:val="left"/>
+              <w:pBdr>
+                <w:bottom w:val="none" w:sz="0" w:space="0" w:color="000000"/>
+                <w:top w:val="none" w:sz="0" w:space="0" w:color="000000"/>
+                <w:left w:val="none" w:sz="0" w:space="0" w:color="000000"/>
+                <w:right w:val="none" w:sz="0" w:space="0" w:color="000000"/>
+              </w:pBdr>
+              <w:spacing w:after="100" w:before="100" w:line="240"/>
+              <w:ind w:left="100" w:right="100" w:firstLine="0" w:firstLineChars="0"/>
+              <w:rPr>
+                <w:rFonts w:ascii="Helvetica" w:hAnsi="Helvetica" w:eastAsia="Helvetica" w:cs="Helvetica"/>
+                <w:i w:val="false"/>
+                <w:b w:val="false"/>
+                <w:u w:val="none"/>
+                <w:sz w:val="22"/>
+                <w:szCs w:val="22"/>
+                <w:color w:val="000000"/>
+              </w:rPr>
+            </w:pPr>
+            <w:r>
+              <w:rPr>
+                <w:rFonts w:ascii="Helvetica" w:hAnsi="Helvetica" w:eastAsia="Helvetica" w:cs="Helvetica"/>
+                <w:i w:val="false"/>
+                <w:b w:val="false"/>
+                <w:u w:val="none"/>
+                <w:sz w:val="22"/>
+                <w:szCs w:val="22"/>
+                <w:color w:val="000000"/>
+              </w:rPr>
+              <w:t xml:space="preserve">Mean or median used</w:t>
+            </w:r>
+          </w:p>
+        </w:tc>
+        <w:tc>
+          <w:tcPr>
+            <w:tcBorders>
+              <w:bottom w:val="none" w:sz="0" w:space="0" w:color="000000"/>
+              <w:top w:val="none" w:sz="0" w:space="0" w:color="000000"/>
+              <w:left w:val="none" w:sz="0" w:space="0" w:color="000000"/>
+              <w:right w:val="none" w:sz="0" w:space="0" w:color="000000"/>
+            </w:tcBorders>
+            <w:shd w:val="clear" w:color="auto" w:fill="FFFFFF"/>
+            <w:tcMar>
+              <w:top w:w="0" w:type="dxa"/>
+              <w:bottom w:w="0" w:type="dxa"/>
+              <w:left w:w="0" w:type="dxa"/>
+              <w:right w:w="0" w:type="dxa"/>
+            </w:tcMar>
+            <w:vAlign w:val="top"/>
+          </w:tcPr>
+          <w:p>
+            <w:pPr>
+              <w:pStyle w:val="Normal"/>
+              <w:jc w:val="center"/>
+              <w:pBdr>
+                <w:bottom w:val="none" w:sz="0" w:space="0" w:color="000000"/>
+                <w:top w:val="none" w:sz="0" w:space="0" w:color="000000"/>
+                <w:left w:val="none" w:sz="0" w:space="0" w:color="000000"/>
+                <w:right w:val="none" w:sz="0" w:space="0" w:color="000000"/>
+              </w:pBdr>
+              <w:spacing w:after="100" w:before="100" w:line="240"/>
+              <w:ind w:left="100" w:right="100" w:firstLine="0" w:firstLineChars="0"/>
+              <w:rPr>
+                <w:rFonts w:ascii="Helvetica" w:hAnsi="Helvetica" w:eastAsia="Helvetica" w:cs="Helvetica"/>
+                <w:i w:val="false"/>
+                <w:b w:val="false"/>
+                <w:u w:val="none"/>
+                <w:sz w:val="22"/>
+                <w:szCs w:val="22"/>
+                <w:color w:val="000000"/>
+              </w:rPr>
+            </w:pPr>
+            <w:r>
+              <w:rPr>
+                <w:rFonts w:ascii="Helvetica" w:hAnsi="Helvetica" w:eastAsia="Helvetica" w:cs="Helvetica"/>
+                <w:i w:val="false"/>
+                <w:b w:val="false"/>
+                <w:u w:val="none"/>
+                <w:sz w:val="22"/>
+                <w:szCs w:val="22"/>
+                <w:color w:val="000000"/>
+              </w:rPr>
               <w:t xml:space="preserve"/>
+            </w:r>
+          </w:p>
+        </w:tc>
+      </w:tr>
+      <w:tr>
+        <w:trPr>
+          <w:trHeight w:val="616" w:hRule="auto"/>
+        </w:trPr>
+        body27
+        <w:tc>
+          <w:tcPr>
+            <w:tcBorders>
+              <w:bottom w:val="none" w:sz="0" w:space="0" w:color="000000"/>
+              <w:top w:val="none" w:sz="0" w:space="0" w:color="000000"/>
+              <w:left w:val="none" w:sz="0" w:space="0" w:color="000000"/>
+              <w:right w:val="none" w:sz="0" w:space="0" w:color="000000"/>
+            </w:tcBorders>
+            <w:shd w:val="clear" w:color="auto" w:fill="FFFFFF"/>
+            <w:tcMar>
+              <w:top w:w="0" w:type="dxa"/>
+              <w:bottom w:w="0" w:type="dxa"/>
+              <w:left w:w="0" w:type="dxa"/>
+              <w:right w:w="0" w:type="dxa"/>
+            </w:tcMar>
+            <w:vAlign w:val="top"/>
+          </w:tcPr>
+          <w:p>
+            <w:pPr>
+              <w:pStyle w:val="Normal"/>
+              <w:jc w:val="left"/>
+              <w:pBdr>
+                <w:bottom w:val="none" w:sz="0" w:space="0" w:color="000000"/>
+                <w:top w:val="none" w:sz="0" w:space="0" w:color="000000"/>
+                <w:left w:val="none" w:sz="0" w:space="0" w:color="000000"/>
+                <w:right w:val="none" w:sz="0" w:space="0" w:color="000000"/>
+              </w:pBdr>
+              <w:spacing w:after="100" w:before="100" w:line="240"/>
+              <w:ind w:left="300" w:right="100" w:firstLine="0" w:firstLineChars="0"/>
+              <w:rPr>
+                <w:rFonts w:ascii="Helvetica" w:hAnsi="Helvetica" w:eastAsia="Helvetica" w:cs="Helvetica"/>
+                <w:i w:val="false"/>
+                <w:b w:val="false"/>
+                <w:u w:val="none"/>
+                <w:sz w:val="22"/>
+                <w:szCs w:val="22"/>
+                <w:color w:val="000000"/>
+              </w:rPr>
+            </w:pPr>
+            <w:r>
+              <w:rPr>
+                <w:rFonts w:ascii="Helvetica" w:hAnsi="Helvetica" w:eastAsia="Helvetica" w:cs="Helvetica"/>
+                <w:i w:val="false"/>
+                <w:b w:val="false"/>
+                <w:u w:val="none"/>
+                <w:sz w:val="22"/>
+                <w:szCs w:val="22"/>
+                <w:color w:val="000000"/>
+              </w:rPr>
+              <w:t xml:space="preserve">Mean</w:t>
+            </w:r>
+          </w:p>
+        </w:tc>
+        <w:tc>
+          <w:tcPr>
+            <w:tcBorders>
+              <w:bottom w:val="none" w:sz="0" w:space="0" w:color="000000"/>
+              <w:top w:val="none" w:sz="0" w:space="0" w:color="000000"/>
+              <w:left w:val="none" w:sz="0" w:space="0" w:color="000000"/>
+              <w:right w:val="none" w:sz="0" w:space="0" w:color="000000"/>
+            </w:tcBorders>
+            <w:shd w:val="clear" w:color="auto" w:fill="FFFFFF"/>
+            <w:tcMar>
+              <w:top w:w="0" w:type="dxa"/>
+              <w:bottom w:w="0" w:type="dxa"/>
+              <w:left w:w="0" w:type="dxa"/>
+              <w:right w:w="0" w:type="dxa"/>
+            </w:tcMar>
+            <w:vAlign w:val="top"/>
+          </w:tcPr>
+          <w:p>
+            <w:pPr>
+              <w:pStyle w:val="Normal"/>
+              <w:jc w:val="center"/>
+              <w:pBdr>
+                <w:bottom w:val="none" w:sz="0" w:space="0" w:color="000000"/>
+                <w:top w:val="none" w:sz="0" w:space="0" w:color="000000"/>
+                <w:left w:val="none" w:sz="0" w:space="0" w:color="000000"/>
+                <w:right w:val="none" w:sz="0" w:space="0" w:color="000000"/>
+              </w:pBdr>
+              <w:spacing w:after="100" w:before="100" w:line="240"/>
+              <w:ind w:left="100" w:right="100" w:firstLine="0" w:firstLineChars="0"/>
+              <w:rPr>
+                <w:rFonts w:ascii="Helvetica" w:hAnsi="Helvetica" w:eastAsia="Helvetica" w:cs="Helvetica"/>
+                <w:i w:val="false"/>
+                <w:b w:val="false"/>
+                <w:u w:val="none"/>
+                <w:sz w:val="22"/>
+                <w:szCs w:val="22"/>
+                <w:color w:val="000000"/>
+              </w:rPr>
+            </w:pPr>
+            <w:r>
+              <w:rPr>
+                <w:rFonts w:ascii="Helvetica" w:hAnsi="Helvetica" w:eastAsia="Helvetica" w:cs="Helvetica"/>
+                <w:i w:val="false"/>
+                <w:b w:val="false"/>
+                <w:u w:val="none"/>
+                <w:sz w:val="22"/>
+                <w:szCs w:val="22"/>
+                <w:color w:val="000000"/>
+              </w:rPr>
+              <w:t xml:space="preserve">78.6% (11/14)</w:t>
+            </w:r>
+          </w:p>
+        </w:tc>
+      </w:tr>
+      <w:tr>
+        <w:trPr>
+          <w:trHeight w:val="616" w:hRule="auto"/>
+        </w:trPr>
+        body28
+        <w:tc>
+          <w:tcPr>
+            <w:tcBorders>
+              <w:bottom w:val="none" w:sz="0" w:space="0" w:color="000000"/>
+              <w:top w:val="none" w:sz="0" w:space="0" w:color="000000"/>
+              <w:left w:val="none" w:sz="0" w:space="0" w:color="000000"/>
+              <w:right w:val="none" w:sz="0" w:space="0" w:color="000000"/>
+            </w:tcBorders>
+            <w:shd w:val="clear" w:color="auto" w:fill="FFFFFF"/>
+            <w:tcMar>
+              <w:top w:w="0" w:type="dxa"/>
+              <w:bottom w:w="0" w:type="dxa"/>
+              <w:left w:w="0" w:type="dxa"/>
+              <w:right w:w="0" w:type="dxa"/>
+            </w:tcMar>
+            <w:vAlign w:val="top"/>
+          </w:tcPr>
+          <w:p>
+            <w:pPr>
+              <w:pStyle w:val="Normal"/>
+              <w:jc w:val="left"/>
+              <w:pBdr>
+                <w:bottom w:val="none" w:sz="0" w:space="0" w:color="000000"/>
+                <w:top w:val="none" w:sz="0" w:space="0" w:color="000000"/>
+                <w:left w:val="none" w:sz="0" w:space="0" w:color="000000"/>
+                <w:right w:val="none" w:sz="0" w:space="0" w:color="000000"/>
+              </w:pBdr>
+              <w:spacing w:after="100" w:before="100" w:line="240"/>
+              <w:ind w:left="300" w:right="100" w:firstLine="0" w:firstLineChars="0"/>
+              <w:rPr>
+                <w:rFonts w:ascii="Helvetica" w:hAnsi="Helvetica" w:eastAsia="Helvetica" w:cs="Helvetica"/>
+                <w:i w:val="false"/>
+                <w:b w:val="false"/>
+                <w:u w:val="none"/>
+                <w:sz w:val="22"/>
+                <w:szCs w:val="22"/>
+                <w:color w:val="000000"/>
+              </w:rPr>
+            </w:pPr>
+            <w:r>
+              <w:rPr>
+                <w:rFonts w:ascii="Helvetica" w:hAnsi="Helvetica" w:eastAsia="Helvetica" w:cs="Helvetica"/>
+                <w:i w:val="false"/>
+                <w:b w:val="false"/>
+                <w:u w:val="none"/>
+                <w:sz w:val="22"/>
+                <w:szCs w:val="22"/>
+                <w:color w:val="000000"/>
+              </w:rPr>
+              <w:t xml:space="preserve">Median</w:t>
+            </w:r>
+          </w:p>
+        </w:tc>
+        <w:tc>
+          <w:tcPr>
+            <w:tcBorders>
+              <w:bottom w:val="none" w:sz="0" w:space="0" w:color="000000"/>
+              <w:top w:val="none" w:sz="0" w:space="0" w:color="000000"/>
+              <w:left w:val="none" w:sz="0" w:space="0" w:color="000000"/>
+              <w:right w:val="none" w:sz="0" w:space="0" w:color="000000"/>
+            </w:tcBorders>
+            <w:shd w:val="clear" w:color="auto" w:fill="FFFFFF"/>
+            <w:tcMar>
+              <w:top w:w="0" w:type="dxa"/>
+              <w:bottom w:w="0" w:type="dxa"/>
+              <w:left w:w="0" w:type="dxa"/>
+              <w:right w:w="0" w:type="dxa"/>
+            </w:tcMar>
+            <w:vAlign w:val="top"/>
+          </w:tcPr>
+          <w:p>
+            <w:pPr>
+              <w:pStyle w:val="Normal"/>
+              <w:jc w:val="center"/>
+              <w:pBdr>
+                <w:bottom w:val="none" w:sz="0" w:space="0" w:color="000000"/>
+                <w:top w:val="none" w:sz="0" w:space="0" w:color="000000"/>
+                <w:left w:val="none" w:sz="0" w:space="0" w:color="000000"/>
+                <w:right w:val="none" w:sz="0" w:space="0" w:color="000000"/>
+              </w:pBdr>
+              <w:spacing w:after="100" w:before="100" w:line="240"/>
+              <w:ind w:left="100" w:right="100" w:firstLine="0" w:firstLineChars="0"/>
+              <w:rPr>
+                <w:rFonts w:ascii="Helvetica" w:hAnsi="Helvetica" w:eastAsia="Helvetica" w:cs="Helvetica"/>
+                <w:i w:val="false"/>
+                <w:b w:val="false"/>
+                <w:u w:val="none"/>
+                <w:sz w:val="22"/>
+                <w:szCs w:val="22"/>
+                <w:color w:val="000000"/>
+              </w:rPr>
+            </w:pPr>
+            <w:r>
+              <w:rPr>
+                <w:rFonts w:ascii="Helvetica" w:hAnsi="Helvetica" w:eastAsia="Helvetica" w:cs="Helvetica"/>
+                <w:i w:val="false"/>
+                <w:b w:val="false"/>
+                <w:u w:val="none"/>
+                <w:sz w:val="22"/>
+                <w:szCs w:val="22"/>
+                <w:color w:val="000000"/>
+              </w:rPr>
+              <w:t xml:space="preserve">21.4% (3/14)</w:t>
+            </w:r>
+          </w:p>
+        </w:tc>
+      </w:tr>
+      <w:tr>
+        <w:trPr>
+          <w:trHeight w:val="573" w:hRule="auto"/>
+        </w:trPr>
+        body29
+        <w:tc>
+          <w:tcPr>
+            <w:tcBorders>
+              <w:bottom w:val="none" w:sz="0" w:space="0" w:color="000000"/>
+              <w:top w:val="none" w:sz="0" w:space="0" w:color="000000"/>
+              <w:left w:val="none" w:sz="0" w:space="0" w:color="000000"/>
+              <w:right w:val="none" w:sz="0" w:space="0" w:color="000000"/>
+            </w:tcBorders>
+            <w:shd w:val="clear" w:color="auto" w:fill="FFFFFF"/>
+            <w:tcMar>
+              <w:top w:w="0" w:type="dxa"/>
+              <w:bottom w:w="0" w:type="dxa"/>
+              <w:left w:w="0" w:type="dxa"/>
+              <w:right w:w="0" w:type="dxa"/>
+            </w:tcMar>
+            <w:vAlign w:val="top"/>
+          </w:tcPr>
+          <w:p>
+            <w:pPr>
+              <w:pStyle w:val="Normal"/>
+              <w:jc w:val="left"/>
+              <w:pBdr>
+                <w:bottom w:val="none" w:sz="0" w:space="0" w:color="000000"/>
+                <w:top w:val="none" w:sz="0" w:space="0" w:color="000000"/>
+                <w:left w:val="none" w:sz="0" w:space="0" w:color="000000"/>
+                <w:right w:val="none" w:sz="0" w:space="0" w:color="000000"/>
+              </w:pBdr>
+              <w:spacing w:after="100" w:before="100" w:line="240"/>
+              <w:ind w:left="300" w:right="100" w:firstLine="0" w:firstLineChars="0"/>
+              <w:rPr>
+                <w:rFonts w:ascii="Helvetica" w:hAnsi="Helvetica" w:eastAsia="Helvetica" w:cs="Helvetica"/>
+                <w:i w:val="false"/>
+                <w:b w:val="false"/>
+                <w:u w:val="none"/>
+                <w:sz w:val="22"/>
+                <w:szCs w:val="22"/>
+                <w:color w:val="000000"/>
+              </w:rPr>
+            </w:pPr>
+            <w:r>
+              <w:rPr>
+                <w:rFonts w:ascii="Helvetica" w:hAnsi="Helvetica" w:eastAsia="Helvetica" w:cs="Helvetica"/>
+                <w:i w:val="false"/>
+                <w:b w:val="false"/>
+                <w:u w:val="none"/>
+                <w:sz w:val="22"/>
+                <w:szCs w:val="22"/>
+                <w:color w:val="000000"/>
+              </w:rPr>
+              <w:t xml:space="preserve">Unknown</w:t>
+            </w:r>
+          </w:p>
+        </w:tc>
+        <w:tc>
+          <w:tcPr>
+            <w:tcBorders>
+              <w:bottom w:val="none" w:sz="0" w:space="0" w:color="000000"/>
+              <w:top w:val="none" w:sz="0" w:space="0" w:color="000000"/>
+              <w:left w:val="none" w:sz="0" w:space="0" w:color="000000"/>
+              <w:right w:val="none" w:sz="0" w:space="0" w:color="000000"/>
+            </w:tcBorders>
+            <w:shd w:val="clear" w:color="auto" w:fill="FFFFFF"/>
+            <w:tcMar>
+              <w:top w:w="0" w:type="dxa"/>
+              <w:bottom w:w="0" w:type="dxa"/>
+              <w:left w:w="0" w:type="dxa"/>
+              <w:right w:w="0" w:type="dxa"/>
+            </w:tcMar>
+            <w:vAlign w:val="top"/>
+          </w:tcPr>
+          <w:p>
+            <w:pPr>
+              <w:pStyle w:val="Normal"/>
+              <w:jc w:val="center"/>
+              <w:pBdr>
+                <w:bottom w:val="none" w:sz="0" w:space="0" w:color="000000"/>
+                <w:top w:val="none" w:sz="0" w:space="0" w:color="000000"/>
+                <w:left w:val="none" w:sz="0" w:space="0" w:color="000000"/>
+                <w:right w:val="none" w:sz="0" w:space="0" w:color="000000"/>
+              </w:pBdr>
+              <w:spacing w:after="100" w:before="100" w:line="240"/>
+              <w:ind w:left="100" w:right="100" w:firstLine="0" w:firstLineChars="0"/>
+              <w:rPr>
+                <w:rFonts w:ascii="Helvetica" w:hAnsi="Helvetica" w:eastAsia="Helvetica" w:cs="Helvetica"/>
+                <w:i w:val="false"/>
+                <w:b w:val="false"/>
+                <w:u w:val="none"/>
+                <w:sz w:val="22"/>
+                <w:szCs w:val="22"/>
+                <w:color w:val="000000"/>
+              </w:rPr>
+            </w:pPr>
+            <w:r>
+              <w:rPr>
+                <w:rFonts w:ascii="Helvetica" w:hAnsi="Helvetica" w:eastAsia="Helvetica" w:cs="Helvetica"/>
+                <w:i w:val="false"/>
+                <w:b w:val="false"/>
+                <w:u w:val="none"/>
+                <w:sz w:val="22"/>
+                <w:szCs w:val="22"/>
+                <w:color w:val="000000"/>
+              </w:rPr>
+              <w:t xml:space="preserve">1</w:t>
+            </w:r>
+          </w:p>
+        </w:tc>
+      </w:tr>
+      <w:tr>
+        <w:trPr>
+          <w:trHeight w:val="618" w:hRule="auto"/>
+        </w:trPr>
+        body30
+        <w:tc>
+          <w:tcPr>
+            <w:tcBorders>
+              <w:bottom w:val="none" w:sz="0" w:space="0" w:color="000000"/>
+              <w:top w:val="none" w:sz="0" w:space="0" w:color="000000"/>
+              <w:left w:val="none" w:sz="0" w:space="0" w:color="000000"/>
+              <w:right w:val="none" w:sz="0" w:space="0" w:color="000000"/>
+            </w:tcBorders>
+            <w:shd w:val="clear" w:color="auto" w:fill="FFFFFF"/>
+            <w:tcMar>
+              <w:top w:w="0" w:type="dxa"/>
+              <w:bottom w:w="0" w:type="dxa"/>
+              <w:left w:w="0" w:type="dxa"/>
+              <w:right w:w="0" w:type="dxa"/>
+            </w:tcMar>
+            <w:vAlign w:val="top"/>
+          </w:tcPr>
+          <w:p>
+            <w:pPr>
+              <w:pStyle w:val="Normal"/>
+              <w:jc w:val="left"/>
+              <w:pBdr>
+                <w:bottom w:val="none" w:sz="0" w:space="0" w:color="000000"/>
+                <w:top w:val="none" w:sz="0" w:space="0" w:color="000000"/>
+                <w:left w:val="none" w:sz="0" w:space="0" w:color="000000"/>
+                <w:right w:val="none" w:sz="0" w:space="0" w:color="000000"/>
+              </w:pBdr>
+              <w:spacing w:after="100" w:before="100" w:line="240"/>
+              <w:ind w:left="100" w:right="100" w:firstLine="0" w:firstLineChars="0"/>
+              <w:rPr>
+                <w:rFonts w:ascii="Helvetica" w:hAnsi="Helvetica" w:eastAsia="Helvetica" w:cs="Helvetica"/>
+                <w:i w:val="false"/>
+                <w:b w:val="false"/>
+                <w:u w:val="none"/>
+                <w:sz w:val="22"/>
+                <w:szCs w:val="22"/>
+                <w:color w:val="000000"/>
+              </w:rPr>
+            </w:pPr>
+            <w:r>
+              <w:rPr>
+                <w:rFonts w:ascii="Helvetica" w:hAnsi="Helvetica" w:eastAsia="Helvetica" w:cs="Helvetica"/>
+                <w:i w:val="false"/>
+                <w:b w:val="false"/>
+                <w:u w:val="none"/>
+                <w:sz w:val="22"/>
+                <w:szCs w:val="22"/>
+                <w:color w:val="000000"/>
+              </w:rPr>
+              <w:t xml:space="preserve">Trial type (superiority/ non-inferiority) in pre-trial documentation</w:t>
+            </w:r>
+          </w:p>
+        </w:tc>
+        <w:tc>
+          <w:tcPr>
+            <w:tcBorders>
+              <w:bottom w:val="none" w:sz="0" w:space="0" w:color="000000"/>
+              <w:top w:val="none" w:sz="0" w:space="0" w:color="000000"/>
+              <w:left w:val="none" w:sz="0" w:space="0" w:color="000000"/>
+              <w:right w:val="none" w:sz="0" w:space="0" w:color="000000"/>
+            </w:tcBorders>
+            <w:shd w:val="clear" w:color="auto" w:fill="FFFFFF"/>
+            <w:tcMar>
+              <w:top w:w="0" w:type="dxa"/>
+              <w:bottom w:w="0" w:type="dxa"/>
+              <w:left w:w="0" w:type="dxa"/>
+              <w:right w:w="0" w:type="dxa"/>
+            </w:tcMar>
+            <w:vAlign w:val="top"/>
+          </w:tcPr>
+          <w:p>
+            <w:pPr>
+              <w:pStyle w:val="Normal"/>
+              <w:jc w:val="center"/>
+              <w:pBdr>
+                <w:bottom w:val="none" w:sz="0" w:space="0" w:color="000000"/>
+                <w:top w:val="none" w:sz="0" w:space="0" w:color="000000"/>
+                <w:left w:val="none" w:sz="0" w:space="0" w:color="000000"/>
+                <w:right w:val="none" w:sz="0" w:space="0" w:color="000000"/>
+              </w:pBdr>
+              <w:spacing w:after="100" w:before="100" w:line="240"/>
+              <w:ind w:left="100" w:right="100" w:firstLine="0" w:firstLineChars="0"/>
+              <w:rPr>
+                <w:rFonts w:ascii="Helvetica" w:hAnsi="Helvetica" w:eastAsia="Helvetica" w:cs="Helvetica"/>
+                <w:i w:val="false"/>
+                <w:b w:val="false"/>
+                <w:u w:val="none"/>
+                <w:sz w:val="22"/>
+                <w:szCs w:val="22"/>
+                <w:color w:val="000000"/>
+              </w:rPr>
+            </w:pPr>
+            <w:r>
+              <w:rPr>
+                <w:rFonts w:ascii="Helvetica" w:hAnsi="Helvetica" w:eastAsia="Helvetica" w:cs="Helvetica"/>
+                <w:i w:val="false"/>
+                <w:b w:val="false"/>
+                <w:u w:val="none"/>
+                <w:sz w:val="22"/>
+                <w:szCs w:val="22"/>
+                <w:color w:val="000000"/>
+              </w:rPr>
+              <w:t xml:space="preserve"/>
+            </w:r>
+          </w:p>
+        </w:tc>
+      </w:tr>
+      <w:tr>
+        <w:trPr>
+          <w:trHeight w:val="618" w:hRule="auto"/>
+        </w:trPr>
+        body31
+        <w:tc>
+          <w:tcPr>
+            <w:tcBorders>
+              <w:bottom w:val="none" w:sz="0" w:space="0" w:color="000000"/>
+              <w:top w:val="none" w:sz="0" w:space="0" w:color="000000"/>
+              <w:left w:val="none" w:sz="0" w:space="0" w:color="000000"/>
+              <w:right w:val="none" w:sz="0" w:space="0" w:color="000000"/>
+            </w:tcBorders>
+            <w:shd w:val="clear" w:color="auto" w:fill="FFFFFF"/>
+            <w:tcMar>
+              <w:top w:w="0" w:type="dxa"/>
+              <w:bottom w:w="0" w:type="dxa"/>
+              <w:left w:w="0" w:type="dxa"/>
+              <w:right w:w="0" w:type="dxa"/>
+            </w:tcMar>
+            <w:vAlign w:val="top"/>
+          </w:tcPr>
+          <w:p>
+            <w:pPr>
+              <w:pStyle w:val="Normal"/>
+              <w:jc w:val="left"/>
+              <w:pBdr>
+                <w:bottom w:val="none" w:sz="0" w:space="0" w:color="000000"/>
+                <w:top w:val="none" w:sz="0" w:space="0" w:color="000000"/>
+                <w:left w:val="none" w:sz="0" w:space="0" w:color="000000"/>
+                <w:right w:val="none" w:sz="0" w:space="0" w:color="000000"/>
+              </w:pBdr>
+              <w:spacing w:after="100" w:before="100" w:line="240"/>
+              <w:ind w:left="300" w:right="100" w:firstLine="0" w:firstLineChars="0"/>
+              <w:rPr>
+                <w:rFonts w:ascii="Helvetica" w:hAnsi="Helvetica" w:eastAsia="Helvetica" w:cs="Helvetica"/>
+                <w:i w:val="false"/>
+                <w:b w:val="false"/>
+                <w:u w:val="none"/>
+                <w:sz w:val="22"/>
+                <w:szCs w:val="22"/>
+                <w:color w:val="000000"/>
+              </w:rPr>
+            </w:pPr>
+            <w:r>
+              <w:rPr>
+                <w:rFonts w:ascii="Helvetica" w:hAnsi="Helvetica" w:eastAsia="Helvetica" w:cs="Helvetica"/>
+                <w:i w:val="false"/>
+                <w:b w:val="false"/>
+                <w:u w:val="none"/>
+                <w:sz w:val="22"/>
+                <w:szCs w:val="22"/>
+                <w:color w:val="000000"/>
+              </w:rPr>
+              <w:t xml:space="preserve">Non-inferiority trial</w:t>
+            </w:r>
+          </w:p>
+        </w:tc>
+        <w:tc>
+          <w:tcPr>
+            <w:tcBorders>
+              <w:bottom w:val="none" w:sz="0" w:space="0" w:color="000000"/>
+              <w:top w:val="none" w:sz="0" w:space="0" w:color="000000"/>
+              <w:left w:val="none" w:sz="0" w:space="0" w:color="000000"/>
+              <w:right w:val="none" w:sz="0" w:space="0" w:color="000000"/>
+            </w:tcBorders>
+            <w:shd w:val="clear" w:color="auto" w:fill="FFFFFF"/>
+            <w:tcMar>
+              <w:top w:w="0" w:type="dxa"/>
+              <w:bottom w:w="0" w:type="dxa"/>
+              <w:left w:w="0" w:type="dxa"/>
+              <w:right w:w="0" w:type="dxa"/>
+            </w:tcMar>
+            <w:vAlign w:val="top"/>
+          </w:tcPr>
+          <w:p>
+            <w:pPr>
+              <w:pStyle w:val="Normal"/>
+              <w:jc w:val="center"/>
+              <w:pBdr>
+                <w:bottom w:val="none" w:sz="0" w:space="0" w:color="000000"/>
+                <w:top w:val="none" w:sz="0" w:space="0" w:color="000000"/>
+                <w:left w:val="none" w:sz="0" w:space="0" w:color="000000"/>
+                <w:right w:val="none" w:sz="0" w:space="0" w:color="000000"/>
+              </w:pBdr>
+              <w:spacing w:after="100" w:before="100" w:line="240"/>
+              <w:ind w:left="100" w:right="100" w:firstLine="0" w:firstLineChars="0"/>
+              <w:rPr>
+                <w:rFonts w:ascii="Helvetica" w:hAnsi="Helvetica" w:eastAsia="Helvetica" w:cs="Helvetica"/>
+                <w:i w:val="false"/>
+                <w:b w:val="false"/>
+                <w:u w:val="none"/>
+                <w:sz w:val="22"/>
+                <w:szCs w:val="22"/>
+                <w:color w:val="000000"/>
+              </w:rPr>
+            </w:pPr>
+            <w:r>
+              <w:rPr>
+                <w:rFonts w:ascii="Helvetica" w:hAnsi="Helvetica" w:eastAsia="Helvetica" w:cs="Helvetica"/>
+                <w:i w:val="false"/>
+                <w:b w:val="false"/>
+                <w:u w:val="none"/>
+                <w:sz w:val="22"/>
+                <w:szCs w:val="22"/>
+                <w:color w:val="000000"/>
+              </w:rPr>
+              <w:t xml:space="preserve">13.3% (2/15)</w:t>
+            </w:r>
+          </w:p>
+        </w:tc>
+      </w:tr>
+      <w:tr>
+        <w:trPr>
+          <w:trHeight w:val="616" w:hRule="auto"/>
+        </w:trPr>
+        body32
+        <w:tc>
+          <w:tcPr>
+            <w:tcBorders>
+              <w:bottom w:val="none" w:sz="0" w:space="0" w:color="000000"/>
+              <w:top w:val="none" w:sz="0" w:space="0" w:color="000000"/>
+              <w:left w:val="none" w:sz="0" w:space="0" w:color="000000"/>
+              <w:right w:val="none" w:sz="0" w:space="0" w:color="000000"/>
+            </w:tcBorders>
+            <w:shd w:val="clear" w:color="auto" w:fill="FFFFFF"/>
+            <w:tcMar>
+              <w:top w:w="0" w:type="dxa"/>
+              <w:bottom w:w="0" w:type="dxa"/>
+              <w:left w:w="0" w:type="dxa"/>
+              <w:right w:w="0" w:type="dxa"/>
+            </w:tcMar>
+            <w:vAlign w:val="top"/>
+          </w:tcPr>
+          <w:p>
+            <w:pPr>
+              <w:pStyle w:val="Normal"/>
+              <w:jc w:val="left"/>
+              <w:pBdr>
+                <w:bottom w:val="none" w:sz="0" w:space="0" w:color="000000"/>
+                <w:top w:val="none" w:sz="0" w:space="0" w:color="000000"/>
+                <w:left w:val="none" w:sz="0" w:space="0" w:color="000000"/>
+                <w:right w:val="none" w:sz="0" w:space="0" w:color="000000"/>
+              </w:pBdr>
+              <w:spacing w:after="100" w:before="100" w:line="240"/>
+              <w:ind w:left="300" w:right="100" w:firstLine="0" w:firstLineChars="0"/>
+              <w:rPr>
+                <w:rFonts w:ascii="Helvetica" w:hAnsi="Helvetica" w:eastAsia="Helvetica" w:cs="Helvetica"/>
+                <w:i w:val="false"/>
+                <w:b w:val="false"/>
+                <w:u w:val="none"/>
+                <w:sz w:val="22"/>
+                <w:szCs w:val="22"/>
+                <w:color w:val="000000"/>
+              </w:rPr>
+            </w:pPr>
+            <w:r>
+              <w:rPr>
+                <w:rFonts w:ascii="Helvetica" w:hAnsi="Helvetica" w:eastAsia="Helvetica" w:cs="Helvetica"/>
+                <w:i w:val="false"/>
+                <w:b w:val="false"/>
+                <w:u w:val="none"/>
+                <w:sz w:val="22"/>
+                <w:szCs w:val="22"/>
+                <w:color w:val="000000"/>
+              </w:rPr>
+              <w:t xml:space="preserve">Not mentioned</w:t>
+            </w:r>
+          </w:p>
+        </w:tc>
+        <w:tc>
+          <w:tcPr>
+            <w:tcBorders>
+              <w:bottom w:val="none" w:sz="0" w:space="0" w:color="000000"/>
+              <w:top w:val="none" w:sz="0" w:space="0" w:color="000000"/>
+              <w:left w:val="none" w:sz="0" w:space="0" w:color="000000"/>
+              <w:right w:val="none" w:sz="0" w:space="0" w:color="000000"/>
+            </w:tcBorders>
+            <w:shd w:val="clear" w:color="auto" w:fill="FFFFFF"/>
+            <w:tcMar>
+              <w:top w:w="0" w:type="dxa"/>
+              <w:bottom w:w="0" w:type="dxa"/>
+              <w:left w:w="0" w:type="dxa"/>
+              <w:right w:w="0" w:type="dxa"/>
+            </w:tcMar>
+            <w:vAlign w:val="top"/>
+          </w:tcPr>
+          <w:p>
+            <w:pPr>
+              <w:pStyle w:val="Normal"/>
+              <w:jc w:val="center"/>
+              <w:pBdr>
+                <w:bottom w:val="none" w:sz="0" w:space="0" w:color="000000"/>
+                <w:top w:val="none" w:sz="0" w:space="0" w:color="000000"/>
+                <w:left w:val="none" w:sz="0" w:space="0" w:color="000000"/>
+                <w:right w:val="none" w:sz="0" w:space="0" w:color="000000"/>
+              </w:pBdr>
+              <w:spacing w:after="100" w:before="100" w:line="240"/>
+              <w:ind w:left="100" w:right="100" w:firstLine="0" w:firstLineChars="0"/>
+              <w:rPr>
+                <w:rFonts w:ascii="Helvetica" w:hAnsi="Helvetica" w:eastAsia="Helvetica" w:cs="Helvetica"/>
+                <w:i w:val="false"/>
+                <w:b w:val="false"/>
+                <w:u w:val="none"/>
+                <w:sz w:val="22"/>
+                <w:szCs w:val="22"/>
+                <w:color w:val="000000"/>
+              </w:rPr>
+            </w:pPr>
+            <w:r>
+              <w:rPr>
+                <w:rFonts w:ascii="Helvetica" w:hAnsi="Helvetica" w:eastAsia="Helvetica" w:cs="Helvetica"/>
+                <w:i w:val="false"/>
+                <w:b w:val="false"/>
+                <w:u w:val="none"/>
+                <w:sz w:val="22"/>
+                <w:szCs w:val="22"/>
+                <w:color w:val="000000"/>
+              </w:rPr>
+              <w:t xml:space="preserve">66.7% (10/15)</w:t>
             </w:r>
           </w:p>
         </w:tc>
@@ -2838,7 +3734,7 @@
         <w:trPr>
           <w:trHeight w:val="620" w:hRule="auto"/>
         </w:trPr>
-        body25
+        body33
         <w:tc>
           <w:tcPr>
             <w:tcBorders>
@@ -2888,7 +3784,7 @@
                 <w:szCs w:val="22"/>
                 <w:color w:val="000000"/>
               </w:rPr>
-              <w:t xml:space="preserve">CCI primary endpoint</w:t>
+              <w:t xml:space="preserve">Superiority trial</w:t>
             </w:r>
           </w:p>
         </w:tc>
@@ -2941,119 +3837,7 @@
                 <w:szCs w:val="22"/>
                 <w:color w:val="000000"/>
               </w:rPr>
-              <w:t xml:space="preserve">100.0% (17/17)</w:t>
-            </w:r>
-          </w:p>
-        </w:tc>
-      </w:tr>
-      <w:tr>
-        <w:trPr>
-          <w:trHeight w:val="616" w:hRule="auto"/>
-        </w:trPr>
-        body26
-        <w:tc>
-          <w:tcPr>
-            <w:tcBorders>
-              <w:bottom w:val="none" w:sz="0" w:space="0" w:color="000000"/>
-              <w:top w:val="none" w:sz="0" w:space="0" w:color="000000"/>
-              <w:left w:val="none" w:sz="0" w:space="0" w:color="000000"/>
-              <w:right w:val="none" w:sz="0" w:space="0" w:color="000000"/>
-            </w:tcBorders>
-            <w:shd w:val="clear" w:color="auto" w:fill="FFFFFF"/>
-            <w:tcMar>
-              <w:top w:w="0" w:type="dxa"/>
-              <w:bottom w:w="0" w:type="dxa"/>
-              <w:left w:w="0" w:type="dxa"/>
-              <w:right w:w="0" w:type="dxa"/>
-            </w:tcMar>
-            <w:vAlign w:val="top"/>
-          </w:tcPr>
-          <w:p>
-            <w:pPr>
-              <w:pStyle w:val="Normal"/>
-              <w:jc w:val="left"/>
-              <w:pBdr>
-                <w:bottom w:val="none" w:sz="0" w:space="0" w:color="000000"/>
-                <w:top w:val="none" w:sz="0" w:space="0" w:color="000000"/>
-                <w:left w:val="none" w:sz="0" w:space="0" w:color="000000"/>
-                <w:right w:val="none" w:sz="0" w:space="0" w:color="000000"/>
-              </w:pBdr>
-              <w:spacing w:after="100" w:before="100" w:line="240"/>
-              <w:ind w:left="100" w:right="100" w:firstLine="0" w:firstLineChars="0"/>
-              <w:rPr>
-                <w:rFonts w:ascii="Helvetica" w:hAnsi="Helvetica" w:eastAsia="Helvetica" w:cs="Helvetica"/>
-                <w:i w:val="false"/>
-                <w:b w:val="false"/>
-                <w:u w:val="none"/>
-                <w:sz w:val="22"/>
-                <w:szCs w:val="22"/>
-                <w:color w:val="000000"/>
-              </w:rPr>
-            </w:pPr>
-            <w:r>
-              <w:rPr>
-                <w:rFonts w:ascii="Helvetica" w:hAnsi="Helvetica" w:eastAsia="Helvetica" w:cs="Helvetica"/>
-                <w:i w:val="false"/>
-                <w:b w:val="false"/>
-                <w:u w:val="none"/>
-                <w:sz w:val="22"/>
-                <w:szCs w:val="22"/>
-                <w:color w:val="000000"/>
-              </w:rPr>
-              <w:t xml:space="preserve">CCI modification</w:t>
-            </w:r>
-          </w:p>
-        </w:tc>
-        <w:tc>
-          <w:tcPr>
-            <w:tcBorders>
-              <w:bottom w:val="none" w:sz="0" w:space="0" w:color="000000"/>
-              <w:top w:val="none" w:sz="0" w:space="0" w:color="000000"/>
-              <w:left w:val="none" w:sz="0" w:space="0" w:color="000000"/>
-              <w:right w:val="none" w:sz="0" w:space="0" w:color="000000"/>
-            </w:tcBorders>
-            <w:shd w:val="clear" w:color="auto" w:fill="FFFFFF"/>
-            <w:tcMar>
-              <w:top w:w="0" w:type="dxa"/>
-              <w:bottom w:w="0" w:type="dxa"/>
-              <w:left w:w="0" w:type="dxa"/>
-              <w:right w:w="0" w:type="dxa"/>
-            </w:tcMar>
-            <w:vAlign w:val="top"/>
-          </w:tcPr>
-          <w:p>
-            <w:pPr>
-              <w:pStyle w:val="Normal"/>
-              <w:jc w:val="center"/>
-              <w:pBdr>
-                <w:bottom w:val="none" w:sz="0" w:space="0" w:color="000000"/>
-                <w:top w:val="none" w:sz="0" w:space="0" w:color="000000"/>
-                <w:left w:val="none" w:sz="0" w:space="0" w:color="000000"/>
-                <w:right w:val="none" w:sz="0" w:space="0" w:color="000000"/>
-              </w:pBdr>
-              <w:spacing w:after="100" w:before="100" w:line="240"/>
-              <w:ind w:left="100" w:right="100" w:firstLine="0" w:firstLineChars="0"/>
-              <w:rPr>
-                <w:rFonts w:ascii="Helvetica" w:hAnsi="Helvetica" w:eastAsia="Helvetica" w:cs="Helvetica"/>
-                <w:i w:val="false"/>
-                <w:b w:val="false"/>
-                <w:u w:val="none"/>
-                <w:sz w:val="22"/>
-                <w:szCs w:val="22"/>
-                <w:color w:val="000000"/>
-              </w:rPr>
-            </w:pPr>
-            <w:r>
-              <w:rPr>
-                <w:rFonts w:ascii="Helvetica" w:hAnsi="Helvetica" w:eastAsia="Helvetica" w:cs="Helvetica"/>
-                <w:i w:val="false"/>
-                <w:b w:val="false"/>
-                <w:u w:val="none"/>
-                <w:sz w:val="22"/>
-                <w:szCs w:val="22"/>
-                <w:color w:val="000000"/>
-              </w:rPr>
-              <w:t xml:space="preserve">5.9% (1/17)</w:t>
+              <w:t xml:space="preserve">20.0% (3/15)</w:t>
             </w:r>
           </w:p>
         </w:tc>
@@ -3062,7 +3846,7 @@
         <w:trPr>
           <w:trHeight w:val="619" w:hRule="auto"/>
         </w:trPr>
-        body27
+        body34
         <w:tc>
           <w:tcPr>
             <w:tcBorders>
@@ -3112,7 +3896,7 @@
                 <w:szCs w:val="22"/>
                 <w:color w:val="000000"/>
               </w:rPr>
-              <w:t xml:space="preserve">Primary outcome significant</w:t>
+              <w:t xml:space="preserve">Sample size calculation</w:t>
             </w:r>
           </w:p>
         </w:tc>
@@ -3165,7 +3949,119 @@
                 <w:szCs w:val="22"/>
                 <w:color w:val="000000"/>
               </w:rPr>
-              <w:t xml:space="preserve">25.0% (4/17)</w:t>
+              <w:t xml:space="preserve">86.7% (13/15)</w:t>
+            </w:r>
+          </w:p>
+        </w:tc>
+      </w:tr>
+      <w:tr>
+        <w:trPr>
+          <w:trHeight w:val="619" w:hRule="auto"/>
+        </w:trPr>
+        body35
+        <w:tc>
+          <w:tcPr>
+            <w:tcBorders>
+              <w:bottom w:val="none" w:sz="0" w:space="0" w:color="000000"/>
+              <w:top w:val="none" w:sz="0" w:space="0" w:color="000000"/>
+              <w:left w:val="none" w:sz="0" w:space="0" w:color="000000"/>
+              <w:right w:val="none" w:sz="0" w:space="0" w:color="000000"/>
+            </w:tcBorders>
+            <w:shd w:val="clear" w:color="auto" w:fill="FFFFFF"/>
+            <w:tcMar>
+              <w:top w:w="0" w:type="dxa"/>
+              <w:bottom w:w="0" w:type="dxa"/>
+              <w:left w:w="0" w:type="dxa"/>
+              <w:right w:w="0" w:type="dxa"/>
+            </w:tcMar>
+            <w:vAlign w:val="top"/>
+          </w:tcPr>
+          <w:p>
+            <w:pPr>
+              <w:pStyle w:val="Normal"/>
+              <w:jc w:val="left"/>
+              <w:pBdr>
+                <w:bottom w:val="none" w:sz="0" w:space="0" w:color="000000"/>
+                <w:top w:val="none" w:sz="0" w:space="0" w:color="000000"/>
+                <w:left w:val="none" w:sz="0" w:space="0" w:color="000000"/>
+                <w:right w:val="none" w:sz="0" w:space="0" w:color="000000"/>
+              </w:pBdr>
+              <w:spacing w:after="100" w:before="100" w:line="240"/>
+              <w:ind w:left="100" w:right="100" w:firstLine="0" w:firstLineChars="0"/>
+              <w:rPr>
+                <w:rFonts w:ascii="Helvetica" w:hAnsi="Helvetica" w:eastAsia="Helvetica" w:cs="Helvetica"/>
+                <w:i w:val="false"/>
+                <w:b w:val="false"/>
+                <w:u w:val="none"/>
+                <w:sz w:val="22"/>
+                <w:szCs w:val="22"/>
+                <w:color w:val="000000"/>
+              </w:rPr>
+            </w:pPr>
+            <w:r>
+              <w:rPr>
+                <w:rFonts w:ascii="Helvetica" w:hAnsi="Helvetica" w:eastAsia="Helvetica" w:cs="Helvetica"/>
+                <w:i w:val="false"/>
+                <w:b w:val="false"/>
+                <w:u w:val="none"/>
+                <w:sz w:val="22"/>
+                <w:szCs w:val="22"/>
+                <w:color w:val="000000"/>
+              </w:rPr>
+              <w:t xml:space="preserve">CCI used for sample size calculation</w:t>
+            </w:r>
+          </w:p>
+        </w:tc>
+        <w:tc>
+          <w:tcPr>
+            <w:tcBorders>
+              <w:bottom w:val="none" w:sz="0" w:space="0" w:color="000000"/>
+              <w:top w:val="none" w:sz="0" w:space="0" w:color="000000"/>
+              <w:left w:val="none" w:sz="0" w:space="0" w:color="000000"/>
+              <w:right w:val="none" w:sz="0" w:space="0" w:color="000000"/>
+            </w:tcBorders>
+            <w:shd w:val="clear" w:color="auto" w:fill="FFFFFF"/>
+            <w:tcMar>
+              <w:top w:w="0" w:type="dxa"/>
+              <w:bottom w:w="0" w:type="dxa"/>
+              <w:left w:w="0" w:type="dxa"/>
+              <w:right w:w="0" w:type="dxa"/>
+            </w:tcMar>
+            <w:vAlign w:val="top"/>
+          </w:tcPr>
+          <w:p>
+            <w:pPr>
+              <w:pStyle w:val="Normal"/>
+              <w:jc w:val="center"/>
+              <w:pBdr>
+                <w:bottom w:val="none" w:sz="0" w:space="0" w:color="000000"/>
+                <w:top w:val="none" w:sz="0" w:space="0" w:color="000000"/>
+                <w:left w:val="none" w:sz="0" w:space="0" w:color="000000"/>
+                <w:right w:val="none" w:sz="0" w:space="0" w:color="000000"/>
+              </w:pBdr>
+              <w:spacing w:after="100" w:before="100" w:line="240"/>
+              <w:ind w:left="100" w:right="100" w:firstLine="0" w:firstLineChars="0"/>
+              <w:rPr>
+                <w:rFonts w:ascii="Helvetica" w:hAnsi="Helvetica" w:eastAsia="Helvetica" w:cs="Helvetica"/>
+                <w:i w:val="false"/>
+                <w:b w:val="false"/>
+                <w:u w:val="none"/>
+                <w:sz w:val="22"/>
+                <w:szCs w:val="22"/>
+                <w:color w:val="000000"/>
+              </w:rPr>
+            </w:pPr>
+            <w:r>
+              <w:rPr>
+                <w:rFonts w:ascii="Helvetica" w:hAnsi="Helvetica" w:eastAsia="Helvetica" w:cs="Helvetica"/>
+                <w:i w:val="false"/>
+                <w:b w:val="false"/>
+                <w:u w:val="none"/>
+                <w:sz w:val="22"/>
+                <w:szCs w:val="22"/>
+                <w:color w:val="000000"/>
+              </w:rPr>
+              <w:t xml:space="preserve">92.3% (12/13)</w:t>
             </w:r>
           </w:p>
         </w:tc>
@@ -3174,7 +4070,7 @@
         <w:trPr>
           <w:trHeight w:val="573" w:hRule="auto"/>
         </w:trPr>
-        body28
+        body36
         <w:tc>
           <w:tcPr>
             <w:tcBorders>
@@ -3277,119 +4173,7 @@
                 <w:szCs w:val="22"/>
                 <w:color w:val="000000"/>
               </w:rPr>
-              <w:t xml:space="preserve">1</w:t>
-            </w:r>
-          </w:p>
-        </w:tc>
-      </w:tr>
-      <w:tr>
-        <w:trPr>
-          <w:trHeight w:val="621" w:hRule="auto"/>
-        </w:trPr>
-        body29
-        <w:tc>
-          <w:tcPr>
-            <w:tcBorders>
-              <w:bottom w:val="none" w:sz="0" w:space="0" w:color="000000"/>
-              <w:top w:val="none" w:sz="0" w:space="0" w:color="000000"/>
-              <w:left w:val="none" w:sz="0" w:space="0" w:color="000000"/>
-              <w:right w:val="none" w:sz="0" w:space="0" w:color="000000"/>
-            </w:tcBorders>
-            <w:shd w:val="clear" w:color="auto" w:fill="FFFFFF"/>
-            <w:tcMar>
-              <w:top w:w="0" w:type="dxa"/>
-              <w:bottom w:w="0" w:type="dxa"/>
-              <w:left w:w="0" w:type="dxa"/>
-              <w:right w:w="0" w:type="dxa"/>
-            </w:tcMar>
-            <w:vAlign w:val="top"/>
-          </w:tcPr>
-          <w:p>
-            <w:pPr>
-              <w:pStyle w:val="Normal"/>
-              <w:jc w:val="left"/>
-              <w:pBdr>
-                <w:bottom w:val="none" w:sz="0" w:space="0" w:color="000000"/>
-                <w:top w:val="none" w:sz="0" w:space="0" w:color="000000"/>
-                <w:left w:val="none" w:sz="0" w:space="0" w:color="000000"/>
-                <w:right w:val="none" w:sz="0" w:space="0" w:color="000000"/>
-              </w:pBdr>
-              <w:spacing w:after="100" w:before="100" w:line="240"/>
-              <w:ind w:left="100" w:right="100" w:firstLine="0" w:firstLineChars="0"/>
-              <w:rPr>
-                <w:rFonts w:ascii="Helvetica" w:hAnsi="Helvetica" w:eastAsia="Helvetica" w:cs="Helvetica"/>
-                <w:i w:val="false"/>
-                <w:b w:val="false"/>
-                <w:u w:val="none"/>
-                <w:sz w:val="22"/>
-                <w:szCs w:val="22"/>
-                <w:color w:val="000000"/>
-              </w:rPr>
-            </w:pPr>
-            <w:r>
-              <w:rPr>
-                <w:rFonts w:ascii="Helvetica" w:hAnsi="Helvetica" w:eastAsia="Helvetica" w:cs="Helvetica"/>
-                <w:i w:val="false"/>
-                <w:b w:val="false"/>
-                <w:u w:val="none"/>
-                <w:sz w:val="22"/>
-                <w:szCs w:val="22"/>
-                <w:color w:val="000000"/>
-              </w:rPr>
-              <w:t xml:space="preserve">CCI difference significant</w:t>
-            </w:r>
-          </w:p>
-        </w:tc>
-        <w:tc>
-          <w:tcPr>
-            <w:tcBorders>
-              <w:bottom w:val="none" w:sz="0" w:space="0" w:color="000000"/>
-              <w:top w:val="none" w:sz="0" w:space="0" w:color="000000"/>
-              <w:left w:val="none" w:sz="0" w:space="0" w:color="000000"/>
-              <w:right w:val="none" w:sz="0" w:space="0" w:color="000000"/>
-            </w:tcBorders>
-            <w:shd w:val="clear" w:color="auto" w:fill="FFFFFF"/>
-            <w:tcMar>
-              <w:top w:w="0" w:type="dxa"/>
-              <w:bottom w:w="0" w:type="dxa"/>
-              <w:left w:w="0" w:type="dxa"/>
-              <w:right w:w="0" w:type="dxa"/>
-            </w:tcMar>
-            <w:vAlign w:val="top"/>
-          </w:tcPr>
-          <w:p>
-            <w:pPr>
-              <w:pStyle w:val="Normal"/>
-              <w:jc w:val="center"/>
-              <w:pBdr>
-                <w:bottom w:val="none" w:sz="0" w:space="0" w:color="000000"/>
-                <w:top w:val="none" w:sz="0" w:space="0" w:color="000000"/>
-                <w:left w:val="none" w:sz="0" w:space="0" w:color="000000"/>
-                <w:right w:val="none" w:sz="0" w:space="0" w:color="000000"/>
-              </w:pBdr>
-              <w:spacing w:after="100" w:before="100" w:line="240"/>
-              <w:ind w:left="100" w:right="100" w:firstLine="0" w:firstLineChars="0"/>
-              <w:rPr>
-                <w:rFonts w:ascii="Helvetica" w:hAnsi="Helvetica" w:eastAsia="Helvetica" w:cs="Helvetica"/>
-                <w:i w:val="false"/>
-                <w:b w:val="false"/>
-                <w:u w:val="none"/>
-                <w:sz w:val="22"/>
-                <w:szCs w:val="22"/>
-                <w:color w:val="000000"/>
-              </w:rPr>
-            </w:pPr>
-            <w:r>
-              <w:rPr>
-                <w:rFonts w:ascii="Helvetica" w:hAnsi="Helvetica" w:eastAsia="Helvetica" w:cs="Helvetica"/>
-                <w:i w:val="false"/>
-                <w:b w:val="false"/>
-                <w:u w:val="none"/>
-                <w:sz w:val="22"/>
-                <w:szCs w:val="22"/>
-                <w:color w:val="000000"/>
-              </w:rPr>
-              <w:t xml:space="preserve">17.6% (3/17)</w:t>
+              <w:t xml:space="preserve">2</w:t>
             </w:r>
           </w:p>
         </w:tc>
@@ -3398,7 +4182,7 @@
         <w:trPr>
           <w:trHeight w:val="619" w:hRule="auto"/>
         </w:trPr>
-        body30
+        body37
         <w:tc>
           <w:tcPr>
             <w:tcBorders>
@@ -3448,7 +4232,7 @@
                 <w:szCs w:val="22"/>
                 <w:color w:val="000000"/>
               </w:rPr>
-              <w:t xml:space="preserve">CCI difference ≥ 12 pts</w:t>
+              <w:t xml:space="preserve">Non-inferiority margin definition</w:t>
             </w:r>
           </w:p>
         </w:tc>
@@ -3501,7 +4285,119 @@
                 <w:szCs w:val="22"/>
                 <w:color w:val="000000"/>
               </w:rPr>
-              <w:t xml:space="preserve">5.9% (1/17)</w:t>
+              <w:t xml:space="preserve">50.0% (1/2)</w:t>
+            </w:r>
+          </w:p>
+        </w:tc>
+      </w:tr>
+      <w:tr>
+        <w:trPr>
+          <w:trHeight w:val="573" w:hRule="auto"/>
+        </w:trPr>
+        body38
+        <w:tc>
+          <w:tcPr>
+            <w:tcBorders>
+              <w:bottom w:val="none" w:sz="0" w:space="0" w:color="000000"/>
+              <w:top w:val="none" w:sz="0" w:space="0" w:color="000000"/>
+              <w:left w:val="none" w:sz="0" w:space="0" w:color="000000"/>
+              <w:right w:val="none" w:sz="0" w:space="0" w:color="000000"/>
+            </w:tcBorders>
+            <w:shd w:val="clear" w:color="auto" w:fill="FFFFFF"/>
+            <w:tcMar>
+              <w:top w:w="0" w:type="dxa"/>
+              <w:bottom w:w="0" w:type="dxa"/>
+              <w:left w:w="0" w:type="dxa"/>
+              <w:right w:w="0" w:type="dxa"/>
+            </w:tcMar>
+            <w:vAlign w:val="top"/>
+          </w:tcPr>
+          <w:p>
+            <w:pPr>
+              <w:pStyle w:val="Normal"/>
+              <w:jc w:val="left"/>
+              <w:pBdr>
+                <w:bottom w:val="none" w:sz="0" w:space="0" w:color="000000"/>
+                <w:top w:val="none" w:sz="0" w:space="0" w:color="000000"/>
+                <w:left w:val="none" w:sz="0" w:space="0" w:color="000000"/>
+                <w:right w:val="none" w:sz="0" w:space="0" w:color="000000"/>
+              </w:pBdr>
+              <w:spacing w:after="100" w:before="100" w:line="240"/>
+              <w:ind w:left="300" w:right="100" w:firstLine="0" w:firstLineChars="0"/>
+              <w:rPr>
+                <w:rFonts w:ascii="Helvetica" w:hAnsi="Helvetica" w:eastAsia="Helvetica" w:cs="Helvetica"/>
+                <w:i w:val="false"/>
+                <w:b w:val="false"/>
+                <w:u w:val="none"/>
+                <w:sz w:val="22"/>
+                <w:szCs w:val="22"/>
+                <w:color w:val="000000"/>
+              </w:rPr>
+            </w:pPr>
+            <w:r>
+              <w:rPr>
+                <w:rFonts w:ascii="Helvetica" w:hAnsi="Helvetica" w:eastAsia="Helvetica" w:cs="Helvetica"/>
+                <w:i w:val="false"/>
+                <w:b w:val="false"/>
+                <w:u w:val="none"/>
+                <w:sz w:val="22"/>
+                <w:szCs w:val="22"/>
+                <w:color w:val="000000"/>
+              </w:rPr>
+              <w:t xml:space="preserve">Unknown</w:t>
+            </w:r>
+          </w:p>
+        </w:tc>
+        <w:tc>
+          <w:tcPr>
+            <w:tcBorders>
+              <w:bottom w:val="none" w:sz="0" w:space="0" w:color="000000"/>
+              <w:top w:val="none" w:sz="0" w:space="0" w:color="000000"/>
+              <w:left w:val="none" w:sz="0" w:space="0" w:color="000000"/>
+              <w:right w:val="none" w:sz="0" w:space="0" w:color="000000"/>
+            </w:tcBorders>
+            <w:shd w:val="clear" w:color="auto" w:fill="FFFFFF"/>
+            <w:tcMar>
+              <w:top w:w="0" w:type="dxa"/>
+              <w:bottom w:w="0" w:type="dxa"/>
+              <w:left w:w="0" w:type="dxa"/>
+              <w:right w:w="0" w:type="dxa"/>
+            </w:tcMar>
+            <w:vAlign w:val="top"/>
+          </w:tcPr>
+          <w:p>
+            <w:pPr>
+              <w:pStyle w:val="Normal"/>
+              <w:jc w:val="center"/>
+              <w:pBdr>
+                <w:bottom w:val="none" w:sz="0" w:space="0" w:color="000000"/>
+                <w:top w:val="none" w:sz="0" w:space="0" w:color="000000"/>
+                <w:left w:val="none" w:sz="0" w:space="0" w:color="000000"/>
+                <w:right w:val="none" w:sz="0" w:space="0" w:color="000000"/>
+              </w:pBdr>
+              <w:spacing w:after="100" w:before="100" w:line="240"/>
+              <w:ind w:left="100" w:right="100" w:firstLine="0" w:firstLineChars="0"/>
+              <w:rPr>
+                <w:rFonts w:ascii="Helvetica" w:hAnsi="Helvetica" w:eastAsia="Helvetica" w:cs="Helvetica"/>
+                <w:i w:val="false"/>
+                <w:b w:val="false"/>
+                <w:u w:val="none"/>
+                <w:sz w:val="22"/>
+                <w:szCs w:val="22"/>
+                <w:color w:val="000000"/>
+              </w:rPr>
+            </w:pPr>
+            <w:r>
+              <w:rPr>
+                <w:rFonts w:ascii="Helvetica" w:hAnsi="Helvetica" w:eastAsia="Helvetica" w:cs="Helvetica"/>
+                <w:i w:val="false"/>
+                <w:b w:val="false"/>
+                <w:u w:val="none"/>
+                <w:sz w:val="22"/>
+                <w:szCs w:val="22"/>
+                <w:color w:val="000000"/>
+              </w:rPr>
+              <w:t xml:space="preserve">13</w:t>
             </w:r>
           </w:p>
         </w:tc>
@@ -3510,7 +4406,7 @@
         <w:trPr>
           <w:trHeight w:val="619" w:hRule="auto"/>
         </w:trPr>
-        body31
+        body39
         <w:tc>
           <w:tcPr>
             <w:tcBorders>
@@ -3560,7 +4456,7 @@
                 <w:szCs w:val="22"/>
                 <w:color w:val="000000"/>
               </w:rPr>
-              <w:t xml:space="preserve">CCI difference [pts]</w:t>
+              <w:t xml:space="preserve">CCI use as endpoint in pre-trial documentation</w:t>
             </w:r>
           </w:p>
         </w:tc>
@@ -3613,903 +4509,7 @@
                 <w:szCs w:val="22"/>
                 <w:color w:val="000000"/>
               </w:rPr>
-              <w:t xml:space="preserve">2 (0-4), (17)</w:t>
-            </w:r>
-          </w:p>
-        </w:tc>
-      </w:tr>
-      <w:tr>
-        <w:trPr>
-          <w:trHeight w:val="573" w:hRule="auto"/>
-        </w:trPr>
-        body32
-        <w:tc>
-          <w:tcPr>
-            <w:tcBorders>
-              <w:bottom w:val="none" w:sz="0" w:space="0" w:color="000000"/>
-              <w:top w:val="none" w:sz="0" w:space="0" w:color="000000"/>
-              <w:left w:val="none" w:sz="0" w:space="0" w:color="000000"/>
-              <w:right w:val="none" w:sz="0" w:space="0" w:color="000000"/>
-            </w:tcBorders>
-            <w:shd w:val="clear" w:color="auto" w:fill="FFFFFF"/>
-            <w:tcMar>
-              <w:top w:w="0" w:type="dxa"/>
-              <w:bottom w:w="0" w:type="dxa"/>
-              <w:left w:w="0" w:type="dxa"/>
-              <w:right w:w="0" w:type="dxa"/>
-            </w:tcMar>
-            <w:vAlign w:val="top"/>
-          </w:tcPr>
-          <w:p>
-            <w:pPr>
-              <w:pStyle w:val="Normal"/>
-              <w:jc w:val="left"/>
-              <w:pBdr>
-                <w:bottom w:val="none" w:sz="0" w:space="0" w:color="000000"/>
-                <w:top w:val="none" w:sz="0" w:space="0" w:color="000000"/>
-                <w:left w:val="none" w:sz="0" w:space="0" w:color="000000"/>
-                <w:right w:val="none" w:sz="0" w:space="0" w:color="000000"/>
-              </w:pBdr>
-              <w:spacing w:after="100" w:before="100" w:line="240"/>
-              <w:ind w:left="100" w:right="100" w:firstLine="0" w:firstLineChars="0"/>
-              <w:rPr>
-                <w:rFonts w:ascii="Helvetica" w:hAnsi="Helvetica" w:eastAsia="Helvetica" w:cs="Helvetica"/>
-                <w:i w:val="false"/>
-                <w:b w:val="false"/>
-                <w:u w:val="none"/>
-                <w:sz w:val="22"/>
-                <w:szCs w:val="22"/>
-                <w:color w:val="000000"/>
-              </w:rPr>
-            </w:pPr>
-            <w:r>
-              <w:rPr>
-                <w:rFonts w:ascii="Helvetica" w:hAnsi="Helvetica" w:eastAsia="Helvetica" w:cs="Helvetica"/>
-                <w:i w:val="false"/>
-                <w:b w:val="false"/>
-                <w:u w:val="none"/>
-                <w:sz w:val="22"/>
-                <w:szCs w:val="22"/>
-                <w:color w:val="000000"/>
-              </w:rPr>
-              <w:t xml:space="preserve">Mean or median used</w:t>
-            </w:r>
-          </w:p>
-        </w:tc>
-        <w:tc>
-          <w:tcPr>
-            <w:tcBorders>
-              <w:bottom w:val="none" w:sz="0" w:space="0" w:color="000000"/>
-              <w:top w:val="none" w:sz="0" w:space="0" w:color="000000"/>
-              <w:left w:val="none" w:sz="0" w:space="0" w:color="000000"/>
-              <w:right w:val="none" w:sz="0" w:space="0" w:color="000000"/>
-            </w:tcBorders>
-            <w:shd w:val="clear" w:color="auto" w:fill="FFFFFF"/>
-            <w:tcMar>
-              <w:top w:w="0" w:type="dxa"/>
-              <w:bottom w:w="0" w:type="dxa"/>
-              <w:left w:w="0" w:type="dxa"/>
-              <w:right w:w="0" w:type="dxa"/>
-            </w:tcMar>
-            <w:vAlign w:val="top"/>
-          </w:tcPr>
-          <w:p>
-            <w:pPr>
-              <w:pStyle w:val="Normal"/>
-              <w:jc w:val="center"/>
-              <w:pBdr>
-                <w:bottom w:val="none" w:sz="0" w:space="0" w:color="000000"/>
-                <w:top w:val="none" w:sz="0" w:space="0" w:color="000000"/>
-                <w:left w:val="none" w:sz="0" w:space="0" w:color="000000"/>
-                <w:right w:val="none" w:sz="0" w:space="0" w:color="000000"/>
-              </w:pBdr>
-              <w:spacing w:after="100" w:before="100" w:line="240"/>
-              <w:ind w:left="100" w:right="100" w:firstLine="0" w:firstLineChars="0"/>
-              <w:rPr>
-                <w:rFonts w:ascii="Helvetica" w:hAnsi="Helvetica" w:eastAsia="Helvetica" w:cs="Helvetica"/>
-                <w:i w:val="false"/>
-                <w:b w:val="false"/>
-                <w:u w:val="none"/>
-                <w:sz w:val="22"/>
-                <w:szCs w:val="22"/>
-                <w:color w:val="000000"/>
-              </w:rPr>
-            </w:pPr>
-            <w:r>
-              <w:rPr>
-                <w:rFonts w:ascii="Helvetica" w:hAnsi="Helvetica" w:eastAsia="Helvetica" w:cs="Helvetica"/>
-                <w:i w:val="false"/>
-                <w:b w:val="false"/>
-                <w:u w:val="none"/>
-                <w:sz w:val="22"/>
-                <w:szCs w:val="22"/>
-                <w:color w:val="000000"/>
-              </w:rPr>
               <w:t xml:space="preserve"/>
-            </w:r>
-          </w:p>
-        </w:tc>
-      </w:tr>
-      <w:tr>
-        <w:trPr>
-          <w:trHeight w:val="616" w:hRule="auto"/>
-        </w:trPr>
-        body33
-        <w:tc>
-          <w:tcPr>
-            <w:tcBorders>
-              <w:bottom w:val="none" w:sz="0" w:space="0" w:color="000000"/>
-              <w:top w:val="none" w:sz="0" w:space="0" w:color="000000"/>
-              <w:left w:val="none" w:sz="0" w:space="0" w:color="000000"/>
-              <w:right w:val="none" w:sz="0" w:space="0" w:color="000000"/>
-            </w:tcBorders>
-            <w:shd w:val="clear" w:color="auto" w:fill="FFFFFF"/>
-            <w:tcMar>
-              <w:top w:w="0" w:type="dxa"/>
-              <w:bottom w:w="0" w:type="dxa"/>
-              <w:left w:w="0" w:type="dxa"/>
-              <w:right w:w="0" w:type="dxa"/>
-            </w:tcMar>
-            <w:vAlign w:val="top"/>
-          </w:tcPr>
-          <w:p>
-            <w:pPr>
-              <w:pStyle w:val="Normal"/>
-              <w:jc w:val="left"/>
-              <w:pBdr>
-                <w:bottom w:val="none" w:sz="0" w:space="0" w:color="000000"/>
-                <w:top w:val="none" w:sz="0" w:space="0" w:color="000000"/>
-                <w:left w:val="none" w:sz="0" w:space="0" w:color="000000"/>
-                <w:right w:val="none" w:sz="0" w:space="0" w:color="000000"/>
-              </w:pBdr>
-              <w:spacing w:after="100" w:before="100" w:line="240"/>
-              <w:ind w:left="300" w:right="100" w:firstLine="0" w:firstLineChars="0"/>
-              <w:rPr>
-                <w:rFonts w:ascii="Helvetica" w:hAnsi="Helvetica" w:eastAsia="Helvetica" w:cs="Helvetica"/>
-                <w:i w:val="false"/>
-                <w:b w:val="false"/>
-                <w:u w:val="none"/>
-                <w:sz w:val="22"/>
-                <w:szCs w:val="22"/>
-                <w:color w:val="000000"/>
-              </w:rPr>
-            </w:pPr>
-            <w:r>
-              <w:rPr>
-                <w:rFonts w:ascii="Helvetica" w:hAnsi="Helvetica" w:eastAsia="Helvetica" w:cs="Helvetica"/>
-                <w:i w:val="false"/>
-                <w:b w:val="false"/>
-                <w:u w:val="none"/>
-                <w:sz w:val="22"/>
-                <w:szCs w:val="22"/>
-                <w:color w:val="000000"/>
-              </w:rPr>
-              <w:t xml:space="preserve">Mean</w:t>
-            </w:r>
-          </w:p>
-        </w:tc>
-        <w:tc>
-          <w:tcPr>
-            <w:tcBorders>
-              <w:bottom w:val="none" w:sz="0" w:space="0" w:color="000000"/>
-              <w:top w:val="none" w:sz="0" w:space="0" w:color="000000"/>
-              <w:left w:val="none" w:sz="0" w:space="0" w:color="000000"/>
-              <w:right w:val="none" w:sz="0" w:space="0" w:color="000000"/>
-            </w:tcBorders>
-            <w:shd w:val="clear" w:color="auto" w:fill="FFFFFF"/>
-            <w:tcMar>
-              <w:top w:w="0" w:type="dxa"/>
-              <w:bottom w:w="0" w:type="dxa"/>
-              <w:left w:w="0" w:type="dxa"/>
-              <w:right w:w="0" w:type="dxa"/>
-            </w:tcMar>
-            <w:vAlign w:val="top"/>
-          </w:tcPr>
-          <w:p>
-            <w:pPr>
-              <w:pStyle w:val="Normal"/>
-              <w:jc w:val="center"/>
-              <w:pBdr>
-                <w:bottom w:val="none" w:sz="0" w:space="0" w:color="000000"/>
-                <w:top w:val="none" w:sz="0" w:space="0" w:color="000000"/>
-                <w:left w:val="none" w:sz="0" w:space="0" w:color="000000"/>
-                <w:right w:val="none" w:sz="0" w:space="0" w:color="000000"/>
-              </w:pBdr>
-              <w:spacing w:after="100" w:before="100" w:line="240"/>
-              <w:ind w:left="100" w:right="100" w:firstLine="0" w:firstLineChars="0"/>
-              <w:rPr>
-                <w:rFonts w:ascii="Helvetica" w:hAnsi="Helvetica" w:eastAsia="Helvetica" w:cs="Helvetica"/>
-                <w:i w:val="false"/>
-                <w:b w:val="false"/>
-                <w:u w:val="none"/>
-                <w:sz w:val="22"/>
-                <w:szCs w:val="22"/>
-                <w:color w:val="000000"/>
-              </w:rPr>
-            </w:pPr>
-            <w:r>
-              <w:rPr>
-                <w:rFonts w:ascii="Helvetica" w:hAnsi="Helvetica" w:eastAsia="Helvetica" w:cs="Helvetica"/>
-                <w:i w:val="false"/>
-                <w:b w:val="false"/>
-                <w:u w:val="none"/>
-                <w:sz w:val="22"/>
-                <w:szCs w:val="22"/>
-                <w:color w:val="000000"/>
-              </w:rPr>
-              <w:t xml:space="preserve">56.3% (9/17)</w:t>
-            </w:r>
-          </w:p>
-        </w:tc>
-      </w:tr>
-      <w:tr>
-        <w:trPr>
-          <w:trHeight w:val="616" w:hRule="auto"/>
-        </w:trPr>
-        body34
-        <w:tc>
-          <w:tcPr>
-            <w:tcBorders>
-              <w:bottom w:val="none" w:sz="0" w:space="0" w:color="000000"/>
-              <w:top w:val="none" w:sz="0" w:space="0" w:color="000000"/>
-              <w:left w:val="none" w:sz="0" w:space="0" w:color="000000"/>
-              <w:right w:val="none" w:sz="0" w:space="0" w:color="000000"/>
-            </w:tcBorders>
-            <w:shd w:val="clear" w:color="auto" w:fill="FFFFFF"/>
-            <w:tcMar>
-              <w:top w:w="0" w:type="dxa"/>
-              <w:bottom w:w="0" w:type="dxa"/>
-              <w:left w:w="0" w:type="dxa"/>
-              <w:right w:w="0" w:type="dxa"/>
-            </w:tcMar>
-            <w:vAlign w:val="top"/>
-          </w:tcPr>
-          <w:p>
-            <w:pPr>
-              <w:pStyle w:val="Normal"/>
-              <w:jc w:val="left"/>
-              <w:pBdr>
-                <w:bottom w:val="none" w:sz="0" w:space="0" w:color="000000"/>
-                <w:top w:val="none" w:sz="0" w:space="0" w:color="000000"/>
-                <w:left w:val="none" w:sz="0" w:space="0" w:color="000000"/>
-                <w:right w:val="none" w:sz="0" w:space="0" w:color="000000"/>
-              </w:pBdr>
-              <w:spacing w:after="100" w:before="100" w:line="240"/>
-              <w:ind w:left="300" w:right="100" w:firstLine="0" w:firstLineChars="0"/>
-              <w:rPr>
-                <w:rFonts w:ascii="Helvetica" w:hAnsi="Helvetica" w:eastAsia="Helvetica" w:cs="Helvetica"/>
-                <w:i w:val="false"/>
-                <w:b w:val="false"/>
-                <w:u w:val="none"/>
-                <w:sz w:val="22"/>
-                <w:szCs w:val="22"/>
-                <w:color w:val="000000"/>
-              </w:rPr>
-            </w:pPr>
-            <w:r>
-              <w:rPr>
-                <w:rFonts w:ascii="Helvetica" w:hAnsi="Helvetica" w:eastAsia="Helvetica" w:cs="Helvetica"/>
-                <w:i w:val="false"/>
-                <w:b w:val="false"/>
-                <w:u w:val="none"/>
-                <w:sz w:val="22"/>
-                <w:szCs w:val="22"/>
-                <w:color w:val="000000"/>
-              </w:rPr>
-              <w:t xml:space="preserve">Median</w:t>
-            </w:r>
-          </w:p>
-        </w:tc>
-        <w:tc>
-          <w:tcPr>
-            <w:tcBorders>
-              <w:bottom w:val="none" w:sz="0" w:space="0" w:color="000000"/>
-              <w:top w:val="none" w:sz="0" w:space="0" w:color="000000"/>
-              <w:left w:val="none" w:sz="0" w:space="0" w:color="000000"/>
-              <w:right w:val="none" w:sz="0" w:space="0" w:color="000000"/>
-            </w:tcBorders>
-            <w:shd w:val="clear" w:color="auto" w:fill="FFFFFF"/>
-            <w:tcMar>
-              <w:top w:w="0" w:type="dxa"/>
-              <w:bottom w:w="0" w:type="dxa"/>
-              <w:left w:w="0" w:type="dxa"/>
-              <w:right w:w="0" w:type="dxa"/>
-            </w:tcMar>
-            <w:vAlign w:val="top"/>
-          </w:tcPr>
-          <w:p>
-            <w:pPr>
-              <w:pStyle w:val="Normal"/>
-              <w:jc w:val="center"/>
-              <w:pBdr>
-                <w:bottom w:val="none" w:sz="0" w:space="0" w:color="000000"/>
-                <w:top w:val="none" w:sz="0" w:space="0" w:color="000000"/>
-                <w:left w:val="none" w:sz="0" w:space="0" w:color="000000"/>
-                <w:right w:val="none" w:sz="0" w:space="0" w:color="000000"/>
-              </w:pBdr>
-              <w:spacing w:after="100" w:before="100" w:line="240"/>
-              <w:ind w:left="100" w:right="100" w:firstLine="0" w:firstLineChars="0"/>
-              <w:rPr>
-                <w:rFonts w:ascii="Helvetica" w:hAnsi="Helvetica" w:eastAsia="Helvetica" w:cs="Helvetica"/>
-                <w:i w:val="false"/>
-                <w:b w:val="false"/>
-                <w:u w:val="none"/>
-                <w:sz w:val="22"/>
-                <w:szCs w:val="22"/>
-                <w:color w:val="000000"/>
-              </w:rPr>
-            </w:pPr>
-            <w:r>
-              <w:rPr>
-                <w:rFonts w:ascii="Helvetica" w:hAnsi="Helvetica" w:eastAsia="Helvetica" w:cs="Helvetica"/>
-                <w:i w:val="false"/>
-                <w:b w:val="false"/>
-                <w:u w:val="none"/>
-                <w:sz w:val="22"/>
-                <w:szCs w:val="22"/>
-                <w:color w:val="000000"/>
-              </w:rPr>
-              <w:t xml:space="preserve">43.8% (7/17)</w:t>
-            </w:r>
-          </w:p>
-        </w:tc>
-      </w:tr>
-      <w:tr>
-        <w:trPr>
-          <w:trHeight w:val="573" w:hRule="auto"/>
-        </w:trPr>
-        body35
-        <w:tc>
-          <w:tcPr>
-            <w:tcBorders>
-              <w:bottom w:val="none" w:sz="0" w:space="0" w:color="000000"/>
-              <w:top w:val="none" w:sz="0" w:space="0" w:color="000000"/>
-              <w:left w:val="none" w:sz="0" w:space="0" w:color="000000"/>
-              <w:right w:val="none" w:sz="0" w:space="0" w:color="000000"/>
-            </w:tcBorders>
-            <w:shd w:val="clear" w:color="auto" w:fill="FFFFFF"/>
-            <w:tcMar>
-              <w:top w:w="0" w:type="dxa"/>
-              <w:bottom w:w="0" w:type="dxa"/>
-              <w:left w:w="0" w:type="dxa"/>
-              <w:right w:w="0" w:type="dxa"/>
-            </w:tcMar>
-            <w:vAlign w:val="top"/>
-          </w:tcPr>
-          <w:p>
-            <w:pPr>
-              <w:pStyle w:val="Normal"/>
-              <w:jc w:val="left"/>
-              <w:pBdr>
-                <w:bottom w:val="none" w:sz="0" w:space="0" w:color="000000"/>
-                <w:top w:val="none" w:sz="0" w:space="0" w:color="000000"/>
-                <w:left w:val="none" w:sz="0" w:space="0" w:color="000000"/>
-                <w:right w:val="none" w:sz="0" w:space="0" w:color="000000"/>
-              </w:pBdr>
-              <w:spacing w:after="100" w:before="100" w:line="240"/>
-              <w:ind w:left="300" w:right="100" w:firstLine="0" w:firstLineChars="0"/>
-              <w:rPr>
-                <w:rFonts w:ascii="Helvetica" w:hAnsi="Helvetica" w:eastAsia="Helvetica" w:cs="Helvetica"/>
-                <w:i w:val="false"/>
-                <w:b w:val="false"/>
-                <w:u w:val="none"/>
-                <w:sz w:val="22"/>
-                <w:szCs w:val="22"/>
-                <w:color w:val="000000"/>
-              </w:rPr>
-            </w:pPr>
-            <w:r>
-              <w:rPr>
-                <w:rFonts w:ascii="Helvetica" w:hAnsi="Helvetica" w:eastAsia="Helvetica" w:cs="Helvetica"/>
-                <w:i w:val="false"/>
-                <w:b w:val="false"/>
-                <w:u w:val="none"/>
-                <w:sz w:val="22"/>
-                <w:szCs w:val="22"/>
-                <w:color w:val="000000"/>
-              </w:rPr>
-              <w:t xml:space="preserve">Unknown</w:t>
-            </w:r>
-          </w:p>
-        </w:tc>
-        <w:tc>
-          <w:tcPr>
-            <w:tcBorders>
-              <w:bottom w:val="none" w:sz="0" w:space="0" w:color="000000"/>
-              <w:top w:val="none" w:sz="0" w:space="0" w:color="000000"/>
-              <w:left w:val="none" w:sz="0" w:space="0" w:color="000000"/>
-              <w:right w:val="none" w:sz="0" w:space="0" w:color="000000"/>
-            </w:tcBorders>
-            <w:shd w:val="clear" w:color="auto" w:fill="FFFFFF"/>
-            <w:tcMar>
-              <w:top w:w="0" w:type="dxa"/>
-              <w:bottom w:w="0" w:type="dxa"/>
-              <w:left w:w="0" w:type="dxa"/>
-              <w:right w:w="0" w:type="dxa"/>
-            </w:tcMar>
-            <w:vAlign w:val="top"/>
-          </w:tcPr>
-          <w:p>
-            <w:pPr>
-              <w:pStyle w:val="Normal"/>
-              <w:jc w:val="center"/>
-              <w:pBdr>
-                <w:bottom w:val="none" w:sz="0" w:space="0" w:color="000000"/>
-                <w:top w:val="none" w:sz="0" w:space="0" w:color="000000"/>
-                <w:left w:val="none" w:sz="0" w:space="0" w:color="000000"/>
-                <w:right w:val="none" w:sz="0" w:space="0" w:color="000000"/>
-              </w:pBdr>
-              <w:spacing w:after="100" w:before="100" w:line="240"/>
-              <w:ind w:left="100" w:right="100" w:firstLine="0" w:firstLineChars="0"/>
-              <w:rPr>
-                <w:rFonts w:ascii="Helvetica" w:hAnsi="Helvetica" w:eastAsia="Helvetica" w:cs="Helvetica"/>
-                <w:i w:val="false"/>
-                <w:b w:val="false"/>
-                <w:u w:val="none"/>
-                <w:sz w:val="22"/>
-                <w:szCs w:val="22"/>
-                <w:color w:val="000000"/>
-              </w:rPr>
-            </w:pPr>
-            <w:r>
-              <w:rPr>
-                <w:rFonts w:ascii="Helvetica" w:hAnsi="Helvetica" w:eastAsia="Helvetica" w:cs="Helvetica"/>
-                <w:i w:val="false"/>
-                <w:b w:val="false"/>
-                <w:u w:val="none"/>
-                <w:sz w:val="22"/>
-                <w:szCs w:val="22"/>
-                <w:color w:val="000000"/>
-              </w:rPr>
-              <w:t xml:space="preserve">1</w:t>
-            </w:r>
-          </w:p>
-        </w:tc>
-      </w:tr>
-      <w:tr>
-        <w:trPr>
-          <w:trHeight w:val="618" w:hRule="auto"/>
-        </w:trPr>
-        body36
-        <w:tc>
-          <w:tcPr>
-            <w:tcBorders>
-              <w:bottom w:val="none" w:sz="0" w:space="0" w:color="000000"/>
-              <w:top w:val="none" w:sz="0" w:space="0" w:color="000000"/>
-              <w:left w:val="none" w:sz="0" w:space="0" w:color="000000"/>
-              <w:right w:val="none" w:sz="0" w:space="0" w:color="000000"/>
-            </w:tcBorders>
-            <w:shd w:val="clear" w:color="auto" w:fill="FFFFFF"/>
-            <w:tcMar>
-              <w:top w:w="0" w:type="dxa"/>
-              <w:bottom w:w="0" w:type="dxa"/>
-              <w:left w:w="0" w:type="dxa"/>
-              <w:right w:w="0" w:type="dxa"/>
-            </w:tcMar>
-            <w:vAlign w:val="top"/>
-          </w:tcPr>
-          <w:p>
-            <w:pPr>
-              <w:pStyle w:val="Normal"/>
-              <w:jc w:val="left"/>
-              <w:pBdr>
-                <w:bottom w:val="none" w:sz="0" w:space="0" w:color="000000"/>
-                <w:top w:val="none" w:sz="0" w:space="0" w:color="000000"/>
-                <w:left w:val="none" w:sz="0" w:space="0" w:color="000000"/>
-                <w:right w:val="none" w:sz="0" w:space="0" w:color="000000"/>
-              </w:pBdr>
-              <w:spacing w:after="100" w:before="100" w:line="240"/>
-              <w:ind w:left="100" w:right="100" w:firstLine="0" w:firstLineChars="0"/>
-              <w:rPr>
-                <w:rFonts w:ascii="Helvetica" w:hAnsi="Helvetica" w:eastAsia="Helvetica" w:cs="Helvetica"/>
-                <w:i w:val="false"/>
-                <w:b w:val="false"/>
-                <w:u w:val="none"/>
-                <w:sz w:val="22"/>
-                <w:szCs w:val="22"/>
-                <w:color w:val="000000"/>
-              </w:rPr>
-            </w:pPr>
-            <w:r>
-              <w:rPr>
-                <w:rFonts w:ascii="Helvetica" w:hAnsi="Helvetica" w:eastAsia="Helvetica" w:cs="Helvetica"/>
-                <w:i w:val="false"/>
-                <w:b w:val="false"/>
-                <w:u w:val="none"/>
-                <w:sz w:val="22"/>
-                <w:szCs w:val="22"/>
-                <w:color w:val="000000"/>
-              </w:rPr>
-              <w:t xml:space="preserve">Trial type (superiority/ non-inferiority)</w:t>
-            </w:r>
-          </w:p>
-        </w:tc>
-        <w:tc>
-          <w:tcPr>
-            <w:tcBorders>
-              <w:bottom w:val="none" w:sz="0" w:space="0" w:color="000000"/>
-              <w:top w:val="none" w:sz="0" w:space="0" w:color="000000"/>
-              <w:left w:val="none" w:sz="0" w:space="0" w:color="000000"/>
-              <w:right w:val="none" w:sz="0" w:space="0" w:color="000000"/>
-            </w:tcBorders>
-            <w:shd w:val="clear" w:color="auto" w:fill="FFFFFF"/>
-            <w:tcMar>
-              <w:top w:w="0" w:type="dxa"/>
-              <w:bottom w:w="0" w:type="dxa"/>
-              <w:left w:w="0" w:type="dxa"/>
-              <w:right w:w="0" w:type="dxa"/>
-            </w:tcMar>
-            <w:vAlign w:val="top"/>
-          </w:tcPr>
-          <w:p>
-            <w:pPr>
-              <w:pStyle w:val="Normal"/>
-              <w:jc w:val="center"/>
-              <w:pBdr>
-                <w:bottom w:val="none" w:sz="0" w:space="0" w:color="000000"/>
-                <w:top w:val="none" w:sz="0" w:space="0" w:color="000000"/>
-                <w:left w:val="none" w:sz="0" w:space="0" w:color="000000"/>
-                <w:right w:val="none" w:sz="0" w:space="0" w:color="000000"/>
-              </w:pBdr>
-              <w:spacing w:after="100" w:before="100" w:line="240"/>
-              <w:ind w:left="100" w:right="100" w:firstLine="0" w:firstLineChars="0"/>
-              <w:rPr>
-                <w:rFonts w:ascii="Helvetica" w:hAnsi="Helvetica" w:eastAsia="Helvetica" w:cs="Helvetica"/>
-                <w:i w:val="false"/>
-                <w:b w:val="false"/>
-                <w:u w:val="none"/>
-                <w:sz w:val="22"/>
-                <w:szCs w:val="22"/>
-                <w:color w:val="000000"/>
-              </w:rPr>
-            </w:pPr>
-            <w:r>
-              <w:rPr>
-                <w:rFonts w:ascii="Helvetica" w:hAnsi="Helvetica" w:eastAsia="Helvetica" w:cs="Helvetica"/>
-                <w:i w:val="false"/>
-                <w:b w:val="false"/>
-                <w:u w:val="none"/>
-                <w:sz w:val="22"/>
-                <w:szCs w:val="22"/>
-                <w:color w:val="000000"/>
-              </w:rPr>
-              <w:t xml:space="preserve"/>
-            </w:r>
-          </w:p>
-        </w:tc>
-      </w:tr>
-      <w:tr>
-        <w:trPr>
-          <w:trHeight w:val="620" w:hRule="auto"/>
-        </w:trPr>
-        body37
-        <w:tc>
-          <w:tcPr>
-            <w:tcBorders>
-              <w:bottom w:val="none" w:sz="0" w:space="0" w:color="000000"/>
-              <w:top w:val="none" w:sz="0" w:space="0" w:color="000000"/>
-              <w:left w:val="none" w:sz="0" w:space="0" w:color="000000"/>
-              <w:right w:val="none" w:sz="0" w:space="0" w:color="000000"/>
-            </w:tcBorders>
-            <w:shd w:val="clear" w:color="auto" w:fill="FFFFFF"/>
-            <w:tcMar>
-              <w:top w:w="0" w:type="dxa"/>
-              <w:bottom w:w="0" w:type="dxa"/>
-              <w:left w:w="0" w:type="dxa"/>
-              <w:right w:w="0" w:type="dxa"/>
-            </w:tcMar>
-            <w:vAlign w:val="top"/>
-          </w:tcPr>
-          <w:p>
-            <w:pPr>
-              <w:pStyle w:val="Normal"/>
-              <w:jc w:val="left"/>
-              <w:pBdr>
-                <w:bottom w:val="none" w:sz="0" w:space="0" w:color="000000"/>
-                <w:top w:val="none" w:sz="0" w:space="0" w:color="000000"/>
-                <w:left w:val="none" w:sz="0" w:space="0" w:color="000000"/>
-                <w:right w:val="none" w:sz="0" w:space="0" w:color="000000"/>
-              </w:pBdr>
-              <w:spacing w:after="100" w:before="100" w:line="240"/>
-              <w:ind w:left="300" w:right="100" w:firstLine="0" w:firstLineChars="0"/>
-              <w:rPr>
-                <w:rFonts w:ascii="Helvetica" w:hAnsi="Helvetica" w:eastAsia="Helvetica" w:cs="Helvetica"/>
-                <w:i w:val="false"/>
-                <w:b w:val="false"/>
-                <w:u w:val="none"/>
-                <w:sz w:val="22"/>
-                <w:szCs w:val="22"/>
-                <w:color w:val="000000"/>
-              </w:rPr>
-            </w:pPr>
-            <w:r>
-              <w:rPr>
-                <w:rFonts w:ascii="Helvetica" w:hAnsi="Helvetica" w:eastAsia="Helvetica" w:cs="Helvetica"/>
-                <w:i w:val="false"/>
-                <w:b w:val="false"/>
-                <w:u w:val="none"/>
-                <w:sz w:val="22"/>
-                <w:szCs w:val="22"/>
-                <w:color w:val="000000"/>
-              </w:rPr>
-              <w:t xml:space="preserve">Superiority trial (assumed)</w:t>
-            </w:r>
-          </w:p>
-        </w:tc>
-        <w:tc>
-          <w:tcPr>
-            <w:tcBorders>
-              <w:bottom w:val="none" w:sz="0" w:space="0" w:color="000000"/>
-              <w:top w:val="none" w:sz="0" w:space="0" w:color="000000"/>
-              <w:left w:val="none" w:sz="0" w:space="0" w:color="000000"/>
-              <w:right w:val="none" w:sz="0" w:space="0" w:color="000000"/>
-            </w:tcBorders>
-            <w:shd w:val="clear" w:color="auto" w:fill="FFFFFF"/>
-            <w:tcMar>
-              <w:top w:w="0" w:type="dxa"/>
-              <w:bottom w:w="0" w:type="dxa"/>
-              <w:left w:w="0" w:type="dxa"/>
-              <w:right w:w="0" w:type="dxa"/>
-            </w:tcMar>
-            <w:vAlign w:val="top"/>
-          </w:tcPr>
-          <w:p>
-            <w:pPr>
-              <w:pStyle w:val="Normal"/>
-              <w:jc w:val="center"/>
-              <w:pBdr>
-                <w:bottom w:val="none" w:sz="0" w:space="0" w:color="000000"/>
-                <w:top w:val="none" w:sz="0" w:space="0" w:color="000000"/>
-                <w:left w:val="none" w:sz="0" w:space="0" w:color="000000"/>
-                <w:right w:val="none" w:sz="0" w:space="0" w:color="000000"/>
-              </w:pBdr>
-              <w:spacing w:after="100" w:before="100" w:line="240"/>
-              <w:ind w:left="100" w:right="100" w:firstLine="0" w:firstLineChars="0"/>
-              <w:rPr>
-                <w:rFonts w:ascii="Helvetica" w:hAnsi="Helvetica" w:eastAsia="Helvetica" w:cs="Helvetica"/>
-                <w:i w:val="false"/>
-                <w:b w:val="false"/>
-                <w:u w:val="none"/>
-                <w:sz w:val="22"/>
-                <w:szCs w:val="22"/>
-                <w:color w:val="000000"/>
-              </w:rPr>
-            </w:pPr>
-            <w:r>
-              <w:rPr>
-                <w:rFonts w:ascii="Helvetica" w:hAnsi="Helvetica" w:eastAsia="Helvetica" w:cs="Helvetica"/>
-                <w:i w:val="false"/>
-                <w:b w:val="false"/>
-                <w:u w:val="none"/>
-                <w:sz w:val="22"/>
-                <w:szCs w:val="22"/>
-                <w:color w:val="000000"/>
-              </w:rPr>
-              <w:t xml:space="preserve">83.3% (5/17)</w:t>
-            </w:r>
-          </w:p>
-        </w:tc>
-      </w:tr>
-      <w:tr>
-        <w:trPr>
-          <w:trHeight w:val="620" w:hRule="auto"/>
-        </w:trPr>
-        body38
-        <w:tc>
-          <w:tcPr>
-            <w:tcBorders>
-              <w:bottom w:val="none" w:sz="0" w:space="0" w:color="000000"/>
-              <w:top w:val="none" w:sz="0" w:space="0" w:color="000000"/>
-              <w:left w:val="none" w:sz="0" w:space="0" w:color="000000"/>
-              <w:right w:val="none" w:sz="0" w:space="0" w:color="000000"/>
-            </w:tcBorders>
-            <w:shd w:val="clear" w:color="auto" w:fill="FFFFFF"/>
-            <w:tcMar>
-              <w:top w:w="0" w:type="dxa"/>
-              <w:bottom w:w="0" w:type="dxa"/>
-              <w:left w:w="0" w:type="dxa"/>
-              <w:right w:w="0" w:type="dxa"/>
-            </w:tcMar>
-            <w:vAlign w:val="top"/>
-          </w:tcPr>
-          <w:p>
-            <w:pPr>
-              <w:pStyle w:val="Normal"/>
-              <w:jc w:val="left"/>
-              <w:pBdr>
-                <w:bottom w:val="none" w:sz="0" w:space="0" w:color="000000"/>
-                <w:top w:val="none" w:sz="0" w:space="0" w:color="000000"/>
-                <w:left w:val="none" w:sz="0" w:space="0" w:color="000000"/>
-                <w:right w:val="none" w:sz="0" w:space="0" w:color="000000"/>
-              </w:pBdr>
-              <w:spacing w:after="100" w:before="100" w:line="240"/>
-              <w:ind w:left="300" w:right="100" w:firstLine="0" w:firstLineChars="0"/>
-              <w:rPr>
-                <w:rFonts w:ascii="Helvetica" w:hAnsi="Helvetica" w:eastAsia="Helvetica" w:cs="Helvetica"/>
-                <w:i w:val="false"/>
-                <w:b w:val="false"/>
-                <w:u w:val="none"/>
-                <w:sz w:val="22"/>
-                <w:szCs w:val="22"/>
-                <w:color w:val="000000"/>
-              </w:rPr>
-            </w:pPr>
-            <w:r>
-              <w:rPr>
-                <w:rFonts w:ascii="Helvetica" w:hAnsi="Helvetica" w:eastAsia="Helvetica" w:cs="Helvetica"/>
-                <w:i w:val="false"/>
-                <w:b w:val="false"/>
-                <w:u w:val="none"/>
-                <w:sz w:val="22"/>
-                <w:szCs w:val="22"/>
-                <w:color w:val="000000"/>
-              </w:rPr>
-              <w:t xml:space="preserve">Superiority trial (explicited)</w:t>
-            </w:r>
-          </w:p>
-        </w:tc>
-        <w:tc>
-          <w:tcPr>
-            <w:tcBorders>
-              <w:bottom w:val="none" w:sz="0" w:space="0" w:color="000000"/>
-              <w:top w:val="none" w:sz="0" w:space="0" w:color="000000"/>
-              <w:left w:val="none" w:sz="0" w:space="0" w:color="000000"/>
-              <w:right w:val="none" w:sz="0" w:space="0" w:color="000000"/>
-            </w:tcBorders>
-            <w:shd w:val="clear" w:color="auto" w:fill="FFFFFF"/>
-            <w:tcMar>
-              <w:top w:w="0" w:type="dxa"/>
-              <w:bottom w:w="0" w:type="dxa"/>
-              <w:left w:w="0" w:type="dxa"/>
-              <w:right w:w="0" w:type="dxa"/>
-            </w:tcMar>
-            <w:vAlign w:val="top"/>
-          </w:tcPr>
-          <w:p>
-            <w:pPr>
-              <w:pStyle w:val="Normal"/>
-              <w:jc w:val="center"/>
-              <w:pBdr>
-                <w:bottom w:val="none" w:sz="0" w:space="0" w:color="000000"/>
-                <w:top w:val="none" w:sz="0" w:space="0" w:color="000000"/>
-                <w:left w:val="none" w:sz="0" w:space="0" w:color="000000"/>
-                <w:right w:val="none" w:sz="0" w:space="0" w:color="000000"/>
-              </w:pBdr>
-              <w:spacing w:after="100" w:before="100" w:line="240"/>
-              <w:ind w:left="100" w:right="100" w:firstLine="0" w:firstLineChars="0"/>
-              <w:rPr>
-                <w:rFonts w:ascii="Helvetica" w:hAnsi="Helvetica" w:eastAsia="Helvetica" w:cs="Helvetica"/>
-                <w:i w:val="false"/>
-                <w:b w:val="false"/>
-                <w:u w:val="none"/>
-                <w:sz w:val="22"/>
-                <w:szCs w:val="22"/>
-                <w:color w:val="000000"/>
-              </w:rPr>
-            </w:pPr>
-            <w:r>
-              <w:rPr>
-                <w:rFonts w:ascii="Helvetica" w:hAnsi="Helvetica" w:eastAsia="Helvetica" w:cs="Helvetica"/>
-                <w:i w:val="false"/>
-                <w:b w:val="false"/>
-                <w:u w:val="none"/>
-                <w:sz w:val="22"/>
-                <w:szCs w:val="22"/>
-                <w:color w:val="000000"/>
-              </w:rPr>
-              <w:t xml:space="preserve">16.7% (1/17)</w:t>
-            </w:r>
-          </w:p>
-        </w:tc>
-      </w:tr>
-      <w:tr>
-        <w:trPr>
-          <w:trHeight w:val="573" w:hRule="auto"/>
-        </w:trPr>
-        body39
-        <w:tc>
-          <w:tcPr>
-            <w:tcBorders>
-              <w:bottom w:val="none" w:sz="0" w:space="0" w:color="000000"/>
-              <w:top w:val="none" w:sz="0" w:space="0" w:color="000000"/>
-              <w:left w:val="none" w:sz="0" w:space="0" w:color="000000"/>
-              <w:right w:val="none" w:sz="0" w:space="0" w:color="000000"/>
-            </w:tcBorders>
-            <w:shd w:val="clear" w:color="auto" w:fill="FFFFFF"/>
-            <w:tcMar>
-              <w:top w:w="0" w:type="dxa"/>
-              <w:bottom w:w="0" w:type="dxa"/>
-              <w:left w:w="0" w:type="dxa"/>
-              <w:right w:w="0" w:type="dxa"/>
-            </w:tcMar>
-            <w:vAlign w:val="top"/>
-          </w:tcPr>
-          <w:p>
-            <w:pPr>
-              <w:pStyle w:val="Normal"/>
-              <w:jc w:val="left"/>
-              <w:pBdr>
-                <w:bottom w:val="none" w:sz="0" w:space="0" w:color="000000"/>
-                <w:top w:val="none" w:sz="0" w:space="0" w:color="000000"/>
-                <w:left w:val="none" w:sz="0" w:space="0" w:color="000000"/>
-                <w:right w:val="none" w:sz="0" w:space="0" w:color="000000"/>
-              </w:pBdr>
-              <w:spacing w:after="100" w:before="100" w:line="240"/>
-              <w:ind w:left="300" w:right="100" w:firstLine="0" w:firstLineChars="0"/>
-              <w:rPr>
-                <w:rFonts w:ascii="Helvetica" w:hAnsi="Helvetica" w:eastAsia="Helvetica" w:cs="Helvetica"/>
-                <w:i w:val="false"/>
-                <w:b w:val="false"/>
-                <w:u w:val="none"/>
-                <w:sz w:val="22"/>
-                <w:szCs w:val="22"/>
-                <w:color w:val="000000"/>
-              </w:rPr>
-            </w:pPr>
-            <w:r>
-              <w:rPr>
-                <w:rFonts w:ascii="Helvetica" w:hAnsi="Helvetica" w:eastAsia="Helvetica" w:cs="Helvetica"/>
-                <w:i w:val="false"/>
-                <w:b w:val="false"/>
-                <w:u w:val="none"/>
-                <w:sz w:val="22"/>
-                <w:szCs w:val="22"/>
-                <w:color w:val="000000"/>
-              </w:rPr>
-              <w:t xml:space="preserve">Unknown</w:t>
-            </w:r>
-          </w:p>
-        </w:tc>
-        <w:tc>
-          <w:tcPr>
-            <w:tcBorders>
-              <w:bottom w:val="none" w:sz="0" w:space="0" w:color="000000"/>
-              <w:top w:val="none" w:sz="0" w:space="0" w:color="000000"/>
-              <w:left w:val="none" w:sz="0" w:space="0" w:color="000000"/>
-              <w:right w:val="none" w:sz="0" w:space="0" w:color="000000"/>
-            </w:tcBorders>
-            <w:shd w:val="clear" w:color="auto" w:fill="FFFFFF"/>
-            <w:tcMar>
-              <w:top w:w="0" w:type="dxa"/>
-              <w:bottom w:w="0" w:type="dxa"/>
-              <w:left w:w="0" w:type="dxa"/>
-              <w:right w:w="0" w:type="dxa"/>
-            </w:tcMar>
-            <w:vAlign w:val="top"/>
-          </w:tcPr>
-          <w:p>
-            <w:pPr>
-              <w:pStyle w:val="Normal"/>
-              <w:jc w:val="center"/>
-              <w:pBdr>
-                <w:bottom w:val="none" w:sz="0" w:space="0" w:color="000000"/>
-                <w:top w:val="none" w:sz="0" w:space="0" w:color="000000"/>
-                <w:left w:val="none" w:sz="0" w:space="0" w:color="000000"/>
-                <w:right w:val="none" w:sz="0" w:space="0" w:color="000000"/>
-              </w:pBdr>
-              <w:spacing w:after="100" w:before="100" w:line="240"/>
-              <w:ind w:left="100" w:right="100" w:firstLine="0" w:firstLineChars="0"/>
-              <w:rPr>
-                <w:rFonts w:ascii="Helvetica" w:hAnsi="Helvetica" w:eastAsia="Helvetica" w:cs="Helvetica"/>
-                <w:i w:val="false"/>
-                <w:b w:val="false"/>
-                <w:u w:val="none"/>
-                <w:sz w:val="22"/>
-                <w:szCs w:val="22"/>
-                <w:color w:val="000000"/>
-              </w:rPr>
-            </w:pPr>
-            <w:r>
-              <w:rPr>
-                <w:rFonts w:ascii="Helvetica" w:hAnsi="Helvetica" w:eastAsia="Helvetica" w:cs="Helvetica"/>
-                <w:i w:val="false"/>
-                <w:b w:val="false"/>
-                <w:u w:val="none"/>
-                <w:sz w:val="22"/>
-                <w:szCs w:val="22"/>
-                <w:color w:val="000000"/>
-              </w:rPr>
-              <w:t xml:space="preserve">11</w:t>
             </w:r>
           </w:p>
         </w:tc>
@@ -4547,6 +4547,59 @@
                 <w:right w:val="none" w:sz="0" w:space="0" w:color="000000"/>
               </w:pBdr>
               <w:spacing w:after="100" w:before="100" w:line="240"/>
+              <w:ind w:left="300" w:right="100" w:firstLine="0" w:firstLineChars="0"/>
+              <w:rPr>
+                <w:rFonts w:ascii="Helvetica" w:hAnsi="Helvetica" w:eastAsia="Helvetica" w:cs="Helvetica"/>
+                <w:i w:val="false"/>
+                <w:b w:val="false"/>
+                <w:u w:val="none"/>
+                <w:sz w:val="22"/>
+                <w:szCs w:val="22"/>
+                <w:color w:val="000000"/>
+              </w:rPr>
+            </w:pPr>
+            <w:r>
+              <w:rPr>
+                <w:rFonts w:ascii="Helvetica" w:hAnsi="Helvetica" w:eastAsia="Helvetica" w:cs="Helvetica"/>
+                <w:i w:val="false"/>
+                <w:b w:val="false"/>
+                <w:u w:val="none"/>
+                <w:sz w:val="22"/>
+                <w:szCs w:val="22"/>
+                <w:color w:val="000000"/>
+              </w:rPr>
+              <w:t xml:space="preserve">CCI not an endpoint</w:t>
+            </w:r>
+          </w:p>
+        </w:tc>
+        <w:tc>
+          <w:tcPr>
+            <w:tcBorders>
+              <w:bottom w:val="none" w:sz="0" w:space="0" w:color="000000"/>
+              <w:top w:val="none" w:sz="0" w:space="0" w:color="000000"/>
+              <w:left w:val="none" w:sz="0" w:space="0" w:color="000000"/>
+              <w:right w:val="none" w:sz="0" w:space="0" w:color="000000"/>
+            </w:tcBorders>
+            <w:shd w:val="clear" w:color="auto" w:fill="FFFFFF"/>
+            <w:tcMar>
+              <w:top w:w="0" w:type="dxa"/>
+              <w:bottom w:w="0" w:type="dxa"/>
+              <w:left w:w="0" w:type="dxa"/>
+              <w:right w:w="0" w:type="dxa"/>
+            </w:tcMar>
+            <w:vAlign w:val="top"/>
+          </w:tcPr>
+          <w:p>
+            <w:pPr>
+              <w:pStyle w:val="Normal"/>
+              <w:jc w:val="center"/>
+              <w:pBdr>
+                <w:bottom w:val="none" w:sz="0" w:space="0" w:color="000000"/>
+                <w:top w:val="none" w:sz="0" w:space="0" w:color="000000"/>
+                <w:left w:val="none" w:sz="0" w:space="0" w:color="000000"/>
+                <w:right w:val="none" w:sz="0" w:space="0" w:color="000000"/>
+              </w:pBdr>
+              <w:spacing w:after="100" w:before="100" w:line="240"/>
               <w:ind w:left="100" w:right="100" w:firstLine="0" w:firstLineChars="0"/>
               <w:rPr>
                 <w:rFonts w:ascii="Helvetica" w:hAnsi="Helvetica" w:eastAsia="Helvetica" w:cs="Helvetica"/>
@@ -4568,67 +4621,14 @@
                 <w:szCs w:val="22"/>
                 <w:color w:val="000000"/>
               </w:rPr>
-              <w:t xml:space="preserve">Sample size calculation</w:t>
-            </w:r>
-          </w:p>
-        </w:tc>
-        <w:tc>
-          <w:tcPr>
-            <w:tcBorders>
-              <w:bottom w:val="none" w:sz="0" w:space="0" w:color="000000"/>
-              <w:top w:val="none" w:sz="0" w:space="0" w:color="000000"/>
-              <w:left w:val="none" w:sz="0" w:space="0" w:color="000000"/>
-              <w:right w:val="none" w:sz="0" w:space="0" w:color="000000"/>
-            </w:tcBorders>
-            <w:shd w:val="clear" w:color="auto" w:fill="FFFFFF"/>
-            <w:tcMar>
-              <w:top w:w="0" w:type="dxa"/>
-              <w:bottom w:w="0" w:type="dxa"/>
-              <w:left w:w="0" w:type="dxa"/>
-              <w:right w:w="0" w:type="dxa"/>
-            </w:tcMar>
-            <w:vAlign w:val="top"/>
-          </w:tcPr>
-          <w:p>
-            <w:pPr>
-              <w:pStyle w:val="Normal"/>
-              <w:jc w:val="center"/>
-              <w:pBdr>
-                <w:bottom w:val="none" w:sz="0" w:space="0" w:color="000000"/>
-                <w:top w:val="none" w:sz="0" w:space="0" w:color="000000"/>
-                <w:left w:val="none" w:sz="0" w:space="0" w:color="000000"/>
-                <w:right w:val="none" w:sz="0" w:space="0" w:color="000000"/>
-              </w:pBdr>
-              <w:spacing w:after="100" w:before="100" w:line="240"/>
-              <w:ind w:left="100" w:right="100" w:firstLine="0" w:firstLineChars="0"/>
-              <w:rPr>
-                <w:rFonts w:ascii="Helvetica" w:hAnsi="Helvetica" w:eastAsia="Helvetica" w:cs="Helvetica"/>
-                <w:i w:val="false"/>
-                <w:b w:val="false"/>
-                <w:u w:val="none"/>
-                <w:sz w:val="22"/>
-                <w:szCs w:val="22"/>
-                <w:color w:val="000000"/>
-              </w:rPr>
-            </w:pPr>
-            <w:r>
-              <w:rPr>
-                <w:rFonts w:ascii="Helvetica" w:hAnsi="Helvetica" w:eastAsia="Helvetica" w:cs="Helvetica"/>
-                <w:i w:val="false"/>
-                <w:b w:val="false"/>
-                <w:u w:val="none"/>
-                <w:sz w:val="22"/>
-                <w:szCs w:val="22"/>
-                <w:color w:val="000000"/>
-              </w:rPr>
-              <w:t xml:space="preserve">82.4% (14/17)</w:t>
+              <w:t xml:space="preserve">15.4% (2/13)</w:t>
             </w:r>
           </w:p>
         </w:tc>
       </w:tr>
       <w:tr>
         <w:trPr>
-          <w:trHeight w:val="619" w:hRule="auto"/>
+          <w:trHeight w:val="620" w:hRule="auto"/>
         </w:trPr>
         body41
         <w:tc>
@@ -4659,6 +4659,59 @@
                 <w:right w:val="none" w:sz="0" w:space="0" w:color="000000"/>
               </w:pBdr>
               <w:spacing w:after="100" w:before="100" w:line="240"/>
+              <w:ind w:left="300" w:right="100" w:firstLine="0" w:firstLineChars="0"/>
+              <w:rPr>
+                <w:rFonts w:ascii="Helvetica" w:hAnsi="Helvetica" w:eastAsia="Helvetica" w:cs="Helvetica"/>
+                <w:i w:val="false"/>
+                <w:b w:val="false"/>
+                <w:u w:val="none"/>
+                <w:sz w:val="22"/>
+                <w:szCs w:val="22"/>
+                <w:color w:val="000000"/>
+              </w:rPr>
+            </w:pPr>
+            <w:r>
+              <w:rPr>
+                <w:rFonts w:ascii="Helvetica" w:hAnsi="Helvetica" w:eastAsia="Helvetica" w:cs="Helvetica"/>
+                <w:i w:val="false"/>
+                <w:b w:val="false"/>
+                <w:u w:val="none"/>
+                <w:sz w:val="22"/>
+                <w:szCs w:val="22"/>
+                <w:color w:val="000000"/>
+              </w:rPr>
+              <w:t xml:space="preserve">CCI primary endpoint</w:t>
+            </w:r>
+          </w:p>
+        </w:tc>
+        <w:tc>
+          <w:tcPr>
+            <w:tcBorders>
+              <w:bottom w:val="none" w:sz="0" w:space="0" w:color="000000"/>
+              <w:top w:val="none" w:sz="0" w:space="0" w:color="000000"/>
+              <w:left w:val="none" w:sz="0" w:space="0" w:color="000000"/>
+              <w:right w:val="none" w:sz="0" w:space="0" w:color="000000"/>
+            </w:tcBorders>
+            <w:shd w:val="clear" w:color="auto" w:fill="FFFFFF"/>
+            <w:tcMar>
+              <w:top w:w="0" w:type="dxa"/>
+              <w:bottom w:w="0" w:type="dxa"/>
+              <w:left w:w="0" w:type="dxa"/>
+              <w:right w:w="0" w:type="dxa"/>
+            </w:tcMar>
+            <w:vAlign w:val="top"/>
+          </w:tcPr>
+          <w:p>
+            <w:pPr>
+              <w:pStyle w:val="Normal"/>
+              <w:jc w:val="center"/>
+              <w:pBdr>
+                <w:bottom w:val="none" w:sz="0" w:space="0" w:color="000000"/>
+                <w:top w:val="none" w:sz="0" w:space="0" w:color="000000"/>
+                <w:left w:val="none" w:sz="0" w:space="0" w:color="000000"/>
+                <w:right w:val="none" w:sz="0" w:space="0" w:color="000000"/>
+              </w:pBdr>
+              <w:spacing w:after="100" w:before="100" w:line="240"/>
               <w:ind w:left="100" w:right="100" w:firstLine="0" w:firstLineChars="0"/>
               <w:rPr>
                 <w:rFonts w:ascii="Helvetica" w:hAnsi="Helvetica" w:eastAsia="Helvetica" w:cs="Helvetica"/>
@@ -4680,60 +4733,7 @@
                 <w:szCs w:val="22"/>
                 <w:color w:val="000000"/>
               </w:rPr>
-              <w:t xml:space="preserve">CCI used for sample size calculation</w:t>
-            </w:r>
-          </w:p>
-        </w:tc>
-        <w:tc>
-          <w:tcPr>
-            <w:tcBorders>
-              <w:bottom w:val="none" w:sz="0" w:space="0" w:color="000000"/>
-              <w:top w:val="none" w:sz="0" w:space="0" w:color="000000"/>
-              <w:left w:val="none" w:sz="0" w:space="0" w:color="000000"/>
-              <w:right w:val="none" w:sz="0" w:space="0" w:color="000000"/>
-            </w:tcBorders>
-            <w:shd w:val="clear" w:color="auto" w:fill="FFFFFF"/>
-            <w:tcMar>
-              <w:top w:w="0" w:type="dxa"/>
-              <w:bottom w:w="0" w:type="dxa"/>
-              <w:left w:w="0" w:type="dxa"/>
-              <w:right w:w="0" w:type="dxa"/>
-            </w:tcMar>
-            <w:vAlign w:val="top"/>
-          </w:tcPr>
-          <w:p>
-            <w:pPr>
-              <w:pStyle w:val="Normal"/>
-              <w:jc w:val="center"/>
-              <w:pBdr>
-                <w:bottom w:val="none" w:sz="0" w:space="0" w:color="000000"/>
-                <w:top w:val="none" w:sz="0" w:space="0" w:color="000000"/>
-                <w:left w:val="none" w:sz="0" w:space="0" w:color="000000"/>
-                <w:right w:val="none" w:sz="0" w:space="0" w:color="000000"/>
-              </w:pBdr>
-              <w:spacing w:after="100" w:before="100" w:line="240"/>
-              <w:ind w:left="100" w:right="100" w:firstLine="0" w:firstLineChars="0"/>
-              <w:rPr>
-                <w:rFonts w:ascii="Helvetica" w:hAnsi="Helvetica" w:eastAsia="Helvetica" w:cs="Helvetica"/>
-                <w:i w:val="false"/>
-                <w:b w:val="false"/>
-                <w:u w:val="none"/>
-                <w:sz w:val="22"/>
-                <w:szCs w:val="22"/>
-                <w:color w:val="000000"/>
-              </w:rPr>
-            </w:pPr>
-            <w:r>
-              <w:rPr>
-                <w:rFonts w:ascii="Helvetica" w:hAnsi="Helvetica" w:eastAsia="Helvetica" w:cs="Helvetica"/>
-                <w:i w:val="false"/>
-                <w:b w:val="false"/>
-                <w:u w:val="none"/>
-                <w:sz w:val="22"/>
-                <w:szCs w:val="22"/>
-                <w:color w:val="000000"/>
-              </w:rPr>
-              <w:t xml:space="preserve">92.9% (13/17)</w:t>
+              <w:t xml:space="preserve">84.6% (11/13)</w:t>
             </w:r>
           </w:p>
         </w:tc>
@@ -4845,7 +4845,455 @@
                 <w:szCs w:val="22"/>
                 <w:color w:val="000000"/>
               </w:rPr>
-              <w:t xml:space="preserve">3</w:t>
+              <w:t xml:space="preserve">2</w:t>
+            </w:r>
+          </w:p>
+        </w:tc>
+      </w:tr>
+      <w:tr>
+        <w:trPr>
+          <w:trHeight w:val="618" w:hRule="auto"/>
+        </w:trPr>
+        body43
+        <w:tc>
+          <w:tcPr>
+            <w:tcBorders>
+              <w:bottom w:val="none" w:sz="0" w:space="0" w:color="000000"/>
+              <w:top w:val="none" w:sz="0" w:space="0" w:color="000000"/>
+              <w:left w:val="none" w:sz="0" w:space="0" w:color="000000"/>
+              <w:right w:val="none" w:sz="0" w:space="0" w:color="000000"/>
+            </w:tcBorders>
+            <w:shd w:val="clear" w:color="auto" w:fill="FFFFFF"/>
+            <w:tcMar>
+              <w:top w:w="0" w:type="dxa"/>
+              <w:bottom w:w="0" w:type="dxa"/>
+              <w:left w:w="0" w:type="dxa"/>
+              <w:right w:w="0" w:type="dxa"/>
+            </w:tcMar>
+            <w:vAlign w:val="top"/>
+          </w:tcPr>
+          <w:p>
+            <w:pPr>
+              <w:pStyle w:val="Normal"/>
+              <w:jc w:val="left"/>
+              <w:pBdr>
+                <w:bottom w:val="none" w:sz="0" w:space="0" w:color="000000"/>
+                <w:top w:val="none" w:sz="0" w:space="0" w:color="000000"/>
+                <w:left w:val="none" w:sz="0" w:space="0" w:color="000000"/>
+                <w:right w:val="none" w:sz="0" w:space="0" w:color="000000"/>
+              </w:pBdr>
+              <w:spacing w:after="100" w:before="100" w:line="240"/>
+              <w:ind w:left="100" w:right="100" w:firstLine="0" w:firstLineChars="0"/>
+              <w:rPr>
+                <w:rFonts w:ascii="Helvetica" w:hAnsi="Helvetica" w:eastAsia="Helvetica" w:cs="Helvetica"/>
+                <w:i w:val="false"/>
+                <w:b w:val="false"/>
+                <w:u w:val="none"/>
+                <w:sz w:val="22"/>
+                <w:szCs w:val="22"/>
+                <w:color w:val="000000"/>
+              </w:rPr>
+            </w:pPr>
+            <w:r>
+              <w:rPr>
+                <w:rFonts w:ascii="Helvetica" w:hAnsi="Helvetica" w:eastAsia="Helvetica" w:cs="Helvetica"/>
+                <w:i w:val="false"/>
+                <w:b w:val="false"/>
+                <w:u w:val="none"/>
+                <w:sz w:val="22"/>
+                <w:szCs w:val="22"/>
+                <w:color w:val="000000"/>
+              </w:rPr>
+              <w:t xml:space="preserve">Trial type (superiority/ non-inferiority) in pre-trial documentation</w:t>
+            </w:r>
+          </w:p>
+        </w:tc>
+        <w:tc>
+          <w:tcPr>
+            <w:tcBorders>
+              <w:bottom w:val="none" w:sz="0" w:space="0" w:color="000000"/>
+              <w:top w:val="none" w:sz="0" w:space="0" w:color="000000"/>
+              <w:left w:val="none" w:sz="0" w:space="0" w:color="000000"/>
+              <w:right w:val="none" w:sz="0" w:space="0" w:color="000000"/>
+            </w:tcBorders>
+            <w:shd w:val="clear" w:color="auto" w:fill="FFFFFF"/>
+            <w:tcMar>
+              <w:top w:w="0" w:type="dxa"/>
+              <w:bottom w:w="0" w:type="dxa"/>
+              <w:left w:w="0" w:type="dxa"/>
+              <w:right w:w="0" w:type="dxa"/>
+            </w:tcMar>
+            <w:vAlign w:val="top"/>
+          </w:tcPr>
+          <w:p>
+            <w:pPr>
+              <w:pStyle w:val="Normal"/>
+              <w:jc w:val="center"/>
+              <w:pBdr>
+                <w:bottom w:val="none" w:sz="0" w:space="0" w:color="000000"/>
+                <w:top w:val="none" w:sz="0" w:space="0" w:color="000000"/>
+                <w:left w:val="none" w:sz="0" w:space="0" w:color="000000"/>
+                <w:right w:val="none" w:sz="0" w:space="0" w:color="000000"/>
+              </w:pBdr>
+              <w:spacing w:after="100" w:before="100" w:line="240"/>
+              <w:ind w:left="100" w:right="100" w:firstLine="0" w:firstLineChars="0"/>
+              <w:rPr>
+                <w:rFonts w:ascii="Helvetica" w:hAnsi="Helvetica" w:eastAsia="Helvetica" w:cs="Helvetica"/>
+                <w:i w:val="false"/>
+                <w:b w:val="false"/>
+                <w:u w:val="none"/>
+                <w:sz w:val="22"/>
+                <w:szCs w:val="22"/>
+                <w:color w:val="000000"/>
+              </w:rPr>
+            </w:pPr>
+            <w:r>
+              <w:rPr>
+                <w:rFonts w:ascii="Helvetica" w:hAnsi="Helvetica" w:eastAsia="Helvetica" w:cs="Helvetica"/>
+                <w:i w:val="false"/>
+                <w:b w:val="false"/>
+                <w:u w:val="none"/>
+                <w:sz w:val="22"/>
+                <w:szCs w:val="22"/>
+                <w:color w:val="000000"/>
+              </w:rPr>
+              <w:t xml:space="preserve"/>
+            </w:r>
+          </w:p>
+        </w:tc>
+      </w:tr>
+      <w:tr>
+        <w:trPr>
+          <w:trHeight w:val="618" w:hRule="auto"/>
+        </w:trPr>
+        body44
+        <w:tc>
+          <w:tcPr>
+            <w:tcBorders>
+              <w:bottom w:val="none" w:sz="0" w:space="0" w:color="000000"/>
+              <w:top w:val="none" w:sz="0" w:space="0" w:color="000000"/>
+              <w:left w:val="none" w:sz="0" w:space="0" w:color="000000"/>
+              <w:right w:val="none" w:sz="0" w:space="0" w:color="000000"/>
+            </w:tcBorders>
+            <w:shd w:val="clear" w:color="auto" w:fill="FFFFFF"/>
+            <w:tcMar>
+              <w:top w:w="0" w:type="dxa"/>
+              <w:bottom w:w="0" w:type="dxa"/>
+              <w:left w:w="0" w:type="dxa"/>
+              <w:right w:w="0" w:type="dxa"/>
+            </w:tcMar>
+            <w:vAlign w:val="top"/>
+          </w:tcPr>
+          <w:p>
+            <w:pPr>
+              <w:pStyle w:val="Normal"/>
+              <w:jc w:val="left"/>
+              <w:pBdr>
+                <w:bottom w:val="none" w:sz="0" w:space="0" w:color="000000"/>
+                <w:top w:val="none" w:sz="0" w:space="0" w:color="000000"/>
+                <w:left w:val="none" w:sz="0" w:space="0" w:color="000000"/>
+                <w:right w:val="none" w:sz="0" w:space="0" w:color="000000"/>
+              </w:pBdr>
+              <w:spacing w:after="100" w:before="100" w:line="240"/>
+              <w:ind w:left="300" w:right="100" w:firstLine="0" w:firstLineChars="0"/>
+              <w:rPr>
+                <w:rFonts w:ascii="Helvetica" w:hAnsi="Helvetica" w:eastAsia="Helvetica" w:cs="Helvetica"/>
+                <w:i w:val="false"/>
+                <w:b w:val="false"/>
+                <w:u w:val="none"/>
+                <w:sz w:val="22"/>
+                <w:szCs w:val="22"/>
+                <w:color w:val="000000"/>
+              </w:rPr>
+            </w:pPr>
+            <w:r>
+              <w:rPr>
+                <w:rFonts w:ascii="Helvetica" w:hAnsi="Helvetica" w:eastAsia="Helvetica" w:cs="Helvetica"/>
+                <w:i w:val="false"/>
+                <w:b w:val="false"/>
+                <w:u w:val="none"/>
+                <w:sz w:val="22"/>
+                <w:szCs w:val="22"/>
+                <w:color w:val="000000"/>
+              </w:rPr>
+              <w:t xml:space="preserve">Non-inferiority trial</w:t>
+            </w:r>
+          </w:p>
+        </w:tc>
+        <w:tc>
+          <w:tcPr>
+            <w:tcBorders>
+              <w:bottom w:val="none" w:sz="0" w:space="0" w:color="000000"/>
+              <w:top w:val="none" w:sz="0" w:space="0" w:color="000000"/>
+              <w:left w:val="none" w:sz="0" w:space="0" w:color="000000"/>
+              <w:right w:val="none" w:sz="0" w:space="0" w:color="000000"/>
+            </w:tcBorders>
+            <w:shd w:val="clear" w:color="auto" w:fill="FFFFFF"/>
+            <w:tcMar>
+              <w:top w:w="0" w:type="dxa"/>
+              <w:bottom w:w="0" w:type="dxa"/>
+              <w:left w:w="0" w:type="dxa"/>
+              <w:right w:w="0" w:type="dxa"/>
+            </w:tcMar>
+            <w:vAlign w:val="top"/>
+          </w:tcPr>
+          <w:p>
+            <w:pPr>
+              <w:pStyle w:val="Normal"/>
+              <w:jc w:val="center"/>
+              <w:pBdr>
+                <w:bottom w:val="none" w:sz="0" w:space="0" w:color="000000"/>
+                <w:top w:val="none" w:sz="0" w:space="0" w:color="000000"/>
+                <w:left w:val="none" w:sz="0" w:space="0" w:color="000000"/>
+                <w:right w:val="none" w:sz="0" w:space="0" w:color="000000"/>
+              </w:pBdr>
+              <w:spacing w:after="100" w:before="100" w:line="240"/>
+              <w:ind w:left="100" w:right="100" w:firstLine="0" w:firstLineChars="0"/>
+              <w:rPr>
+                <w:rFonts w:ascii="Helvetica" w:hAnsi="Helvetica" w:eastAsia="Helvetica" w:cs="Helvetica"/>
+                <w:i w:val="false"/>
+                <w:b w:val="false"/>
+                <w:u w:val="none"/>
+                <w:sz w:val="22"/>
+                <w:szCs w:val="22"/>
+                <w:color w:val="000000"/>
+              </w:rPr>
+            </w:pPr>
+            <w:r>
+              <w:rPr>
+                <w:rFonts w:ascii="Helvetica" w:hAnsi="Helvetica" w:eastAsia="Helvetica" w:cs="Helvetica"/>
+                <w:i w:val="false"/>
+                <w:b w:val="false"/>
+                <w:u w:val="none"/>
+                <w:sz w:val="22"/>
+                <w:szCs w:val="22"/>
+                <w:color w:val="000000"/>
+              </w:rPr>
+              <w:t xml:space="preserve">13.3% (2/15)</w:t>
+            </w:r>
+          </w:p>
+        </w:tc>
+      </w:tr>
+      <w:tr>
+        <w:trPr>
+          <w:trHeight w:val="616" w:hRule="auto"/>
+        </w:trPr>
+        body45
+        <w:tc>
+          <w:tcPr>
+            <w:tcBorders>
+              <w:bottom w:val="none" w:sz="0" w:space="0" w:color="000000"/>
+              <w:top w:val="none" w:sz="0" w:space="0" w:color="000000"/>
+              <w:left w:val="none" w:sz="0" w:space="0" w:color="000000"/>
+              <w:right w:val="none" w:sz="0" w:space="0" w:color="000000"/>
+            </w:tcBorders>
+            <w:shd w:val="clear" w:color="auto" w:fill="FFFFFF"/>
+            <w:tcMar>
+              <w:top w:w="0" w:type="dxa"/>
+              <w:bottom w:w="0" w:type="dxa"/>
+              <w:left w:w="0" w:type="dxa"/>
+              <w:right w:w="0" w:type="dxa"/>
+            </w:tcMar>
+            <w:vAlign w:val="top"/>
+          </w:tcPr>
+          <w:p>
+            <w:pPr>
+              <w:pStyle w:val="Normal"/>
+              <w:jc w:val="left"/>
+              <w:pBdr>
+                <w:bottom w:val="none" w:sz="0" w:space="0" w:color="000000"/>
+                <w:top w:val="none" w:sz="0" w:space="0" w:color="000000"/>
+                <w:left w:val="none" w:sz="0" w:space="0" w:color="000000"/>
+                <w:right w:val="none" w:sz="0" w:space="0" w:color="000000"/>
+              </w:pBdr>
+              <w:spacing w:after="100" w:before="100" w:line="240"/>
+              <w:ind w:left="300" w:right="100" w:firstLine="0" w:firstLineChars="0"/>
+              <w:rPr>
+                <w:rFonts w:ascii="Helvetica" w:hAnsi="Helvetica" w:eastAsia="Helvetica" w:cs="Helvetica"/>
+                <w:i w:val="false"/>
+                <w:b w:val="false"/>
+                <w:u w:val="none"/>
+                <w:sz w:val="22"/>
+                <w:szCs w:val="22"/>
+                <w:color w:val="000000"/>
+              </w:rPr>
+            </w:pPr>
+            <w:r>
+              <w:rPr>
+                <w:rFonts w:ascii="Helvetica" w:hAnsi="Helvetica" w:eastAsia="Helvetica" w:cs="Helvetica"/>
+                <w:i w:val="false"/>
+                <w:b w:val="false"/>
+                <w:u w:val="none"/>
+                <w:sz w:val="22"/>
+                <w:szCs w:val="22"/>
+                <w:color w:val="000000"/>
+              </w:rPr>
+              <w:t xml:space="preserve">Not mentioned</w:t>
+            </w:r>
+          </w:p>
+        </w:tc>
+        <w:tc>
+          <w:tcPr>
+            <w:tcBorders>
+              <w:bottom w:val="none" w:sz="0" w:space="0" w:color="000000"/>
+              <w:top w:val="none" w:sz="0" w:space="0" w:color="000000"/>
+              <w:left w:val="none" w:sz="0" w:space="0" w:color="000000"/>
+              <w:right w:val="none" w:sz="0" w:space="0" w:color="000000"/>
+            </w:tcBorders>
+            <w:shd w:val="clear" w:color="auto" w:fill="FFFFFF"/>
+            <w:tcMar>
+              <w:top w:w="0" w:type="dxa"/>
+              <w:bottom w:w="0" w:type="dxa"/>
+              <w:left w:w="0" w:type="dxa"/>
+              <w:right w:w="0" w:type="dxa"/>
+            </w:tcMar>
+            <w:vAlign w:val="top"/>
+          </w:tcPr>
+          <w:p>
+            <w:pPr>
+              <w:pStyle w:val="Normal"/>
+              <w:jc w:val="center"/>
+              <w:pBdr>
+                <w:bottom w:val="none" w:sz="0" w:space="0" w:color="000000"/>
+                <w:top w:val="none" w:sz="0" w:space="0" w:color="000000"/>
+                <w:left w:val="none" w:sz="0" w:space="0" w:color="000000"/>
+                <w:right w:val="none" w:sz="0" w:space="0" w:color="000000"/>
+              </w:pBdr>
+              <w:spacing w:after="100" w:before="100" w:line="240"/>
+              <w:ind w:left="100" w:right="100" w:firstLine="0" w:firstLineChars="0"/>
+              <w:rPr>
+                <w:rFonts w:ascii="Helvetica" w:hAnsi="Helvetica" w:eastAsia="Helvetica" w:cs="Helvetica"/>
+                <w:i w:val="false"/>
+                <w:b w:val="false"/>
+                <w:u w:val="none"/>
+                <w:sz w:val="22"/>
+                <w:szCs w:val="22"/>
+                <w:color w:val="000000"/>
+              </w:rPr>
+            </w:pPr>
+            <w:r>
+              <w:rPr>
+                <w:rFonts w:ascii="Helvetica" w:hAnsi="Helvetica" w:eastAsia="Helvetica" w:cs="Helvetica"/>
+                <w:i w:val="false"/>
+                <w:b w:val="false"/>
+                <w:u w:val="none"/>
+                <w:sz w:val="22"/>
+                <w:szCs w:val="22"/>
+                <w:color w:val="000000"/>
+              </w:rPr>
+              <w:t xml:space="preserve">66.7% (10/15)</w:t>
+            </w:r>
+          </w:p>
+        </w:tc>
+      </w:tr>
+      <w:tr>
+        <w:trPr>
+          <w:trHeight w:val="620" w:hRule="auto"/>
+        </w:trPr>
+        body46
+        <w:tc>
+          <w:tcPr>
+            <w:tcBorders>
+              <w:bottom w:val="none" w:sz="0" w:space="0" w:color="000000"/>
+              <w:top w:val="none" w:sz="0" w:space="0" w:color="000000"/>
+              <w:left w:val="none" w:sz="0" w:space="0" w:color="000000"/>
+              <w:right w:val="none" w:sz="0" w:space="0" w:color="000000"/>
+            </w:tcBorders>
+            <w:shd w:val="clear" w:color="auto" w:fill="FFFFFF"/>
+            <w:tcMar>
+              <w:top w:w="0" w:type="dxa"/>
+              <w:bottom w:w="0" w:type="dxa"/>
+              <w:left w:w="0" w:type="dxa"/>
+              <w:right w:w="0" w:type="dxa"/>
+            </w:tcMar>
+            <w:vAlign w:val="top"/>
+          </w:tcPr>
+          <w:p>
+            <w:pPr>
+              <w:pStyle w:val="Normal"/>
+              <w:jc w:val="left"/>
+              <w:pBdr>
+                <w:bottom w:val="none" w:sz="0" w:space="0" w:color="000000"/>
+                <w:top w:val="none" w:sz="0" w:space="0" w:color="000000"/>
+                <w:left w:val="none" w:sz="0" w:space="0" w:color="000000"/>
+                <w:right w:val="none" w:sz="0" w:space="0" w:color="000000"/>
+              </w:pBdr>
+              <w:spacing w:after="100" w:before="100" w:line="240"/>
+              <w:ind w:left="300" w:right="100" w:firstLine="0" w:firstLineChars="0"/>
+              <w:rPr>
+                <w:rFonts w:ascii="Helvetica" w:hAnsi="Helvetica" w:eastAsia="Helvetica" w:cs="Helvetica"/>
+                <w:i w:val="false"/>
+                <w:b w:val="false"/>
+                <w:u w:val="none"/>
+                <w:sz w:val="22"/>
+                <w:szCs w:val="22"/>
+                <w:color w:val="000000"/>
+              </w:rPr>
+            </w:pPr>
+            <w:r>
+              <w:rPr>
+                <w:rFonts w:ascii="Helvetica" w:hAnsi="Helvetica" w:eastAsia="Helvetica" w:cs="Helvetica"/>
+                <w:i w:val="false"/>
+                <w:b w:val="false"/>
+                <w:u w:val="none"/>
+                <w:sz w:val="22"/>
+                <w:szCs w:val="22"/>
+                <w:color w:val="000000"/>
+              </w:rPr>
+              <w:t xml:space="preserve">Superiority trial</w:t>
+            </w:r>
+          </w:p>
+        </w:tc>
+        <w:tc>
+          <w:tcPr>
+            <w:tcBorders>
+              <w:bottom w:val="none" w:sz="0" w:space="0" w:color="000000"/>
+              <w:top w:val="none" w:sz="0" w:space="0" w:color="000000"/>
+              <w:left w:val="none" w:sz="0" w:space="0" w:color="000000"/>
+              <w:right w:val="none" w:sz="0" w:space="0" w:color="000000"/>
+            </w:tcBorders>
+            <w:shd w:val="clear" w:color="auto" w:fill="FFFFFF"/>
+            <w:tcMar>
+              <w:top w:w="0" w:type="dxa"/>
+              <w:bottom w:w="0" w:type="dxa"/>
+              <w:left w:w="0" w:type="dxa"/>
+              <w:right w:w="0" w:type="dxa"/>
+            </w:tcMar>
+            <w:vAlign w:val="top"/>
+          </w:tcPr>
+          <w:p>
+            <w:pPr>
+              <w:pStyle w:val="Normal"/>
+              <w:jc w:val="center"/>
+              <w:pBdr>
+                <w:bottom w:val="none" w:sz="0" w:space="0" w:color="000000"/>
+                <w:top w:val="none" w:sz="0" w:space="0" w:color="000000"/>
+                <w:left w:val="none" w:sz="0" w:space="0" w:color="000000"/>
+                <w:right w:val="none" w:sz="0" w:space="0" w:color="000000"/>
+              </w:pBdr>
+              <w:spacing w:after="100" w:before="100" w:line="240"/>
+              <w:ind w:left="100" w:right="100" w:firstLine="0" w:firstLineChars="0"/>
+              <w:rPr>
+                <w:rFonts w:ascii="Helvetica" w:hAnsi="Helvetica" w:eastAsia="Helvetica" w:cs="Helvetica"/>
+                <w:i w:val="false"/>
+                <w:b w:val="false"/>
+                <w:u w:val="none"/>
+                <w:sz w:val="22"/>
+                <w:szCs w:val="22"/>
+                <w:color w:val="000000"/>
+              </w:rPr>
+            </w:pPr>
+            <w:r>
+              <w:rPr>
+                <w:rFonts w:ascii="Helvetica" w:hAnsi="Helvetica" w:eastAsia="Helvetica" w:cs="Helvetica"/>
+                <w:i w:val="false"/>
+                <w:b w:val="false"/>
+                <w:u w:val="none"/>
+                <w:sz w:val="22"/>
+                <w:szCs w:val="22"/>
+                <w:color w:val="000000"/>
+              </w:rPr>
+              <w:t xml:space="preserve">20.0% (3/15)</w:t>
             </w:r>
           </w:p>
         </w:tc>
@@ -4854,7 +5302,7 @@
         <w:trPr>
           <w:trHeight w:val="619" w:hRule="auto"/>
         </w:trPr>
-        body43
+        body47
         <w:tc>
           <w:tcPr>
             <w:tcBorders>
@@ -4904,7 +5352,7 @@
                 <w:szCs w:val="22"/>
                 <w:color w:val="000000"/>
               </w:rPr>
-              <w:t xml:space="preserve">Non-inferiority margin definition</w:t>
+              <w:t xml:space="preserve">Sample size calculation in pre-trial documentation</w:t>
             </w:r>
           </w:p>
         </w:tc>
@@ -4966,7 +5414,7 @@
         <w:trPr>
           <w:trHeight w:val="616" w:hRule="auto"/>
         </w:trPr>
-        body44
+        body48
         <w:tc>
           <w:tcPr>
             <w:tcBorders>
@@ -5069,7 +5517,7 @@
                 <w:szCs w:val="22"/>
                 <w:color w:val="000000"/>
               </w:rPr>
-              <w:t xml:space="preserve">100.0% (1/17)</w:t>
+              <w:t xml:space="preserve">100.0% (13/13)</w:t>
             </w:r>
           </w:p>
         </w:tc>
@@ -5078,7 +5526,679 @@
         <w:trPr>
           <w:trHeight w:val="573" w:hRule="auto"/>
         </w:trPr>
-        body45
+        body49
+        <w:tc>
+          <w:tcPr>
+            <w:tcBorders>
+              <w:bottom w:val="none" w:sz="0" w:space="0" w:color="000000"/>
+              <w:top w:val="none" w:sz="0" w:space="0" w:color="000000"/>
+              <w:left w:val="none" w:sz="0" w:space="0" w:color="000000"/>
+              <w:right w:val="none" w:sz="0" w:space="0" w:color="000000"/>
+            </w:tcBorders>
+            <w:shd w:val="clear" w:color="auto" w:fill="FFFFFF"/>
+            <w:tcMar>
+              <w:top w:w="0" w:type="dxa"/>
+              <w:bottom w:w="0" w:type="dxa"/>
+              <w:left w:w="0" w:type="dxa"/>
+              <w:right w:w="0" w:type="dxa"/>
+            </w:tcMar>
+            <w:vAlign w:val="top"/>
+          </w:tcPr>
+          <w:p>
+            <w:pPr>
+              <w:pStyle w:val="Normal"/>
+              <w:jc w:val="left"/>
+              <w:pBdr>
+                <w:bottom w:val="none" w:sz="0" w:space="0" w:color="000000"/>
+                <w:top w:val="none" w:sz="0" w:space="0" w:color="000000"/>
+                <w:left w:val="none" w:sz="0" w:space="0" w:color="000000"/>
+                <w:right w:val="none" w:sz="0" w:space="0" w:color="000000"/>
+              </w:pBdr>
+              <w:spacing w:after="100" w:before="100" w:line="240"/>
+              <w:ind w:left="300" w:right="100" w:firstLine="0" w:firstLineChars="0"/>
+              <w:rPr>
+                <w:rFonts w:ascii="Helvetica" w:hAnsi="Helvetica" w:eastAsia="Helvetica" w:cs="Helvetica"/>
+                <w:i w:val="false"/>
+                <w:b w:val="false"/>
+                <w:u w:val="none"/>
+                <w:sz w:val="22"/>
+                <w:szCs w:val="22"/>
+                <w:color w:val="000000"/>
+              </w:rPr>
+            </w:pPr>
+            <w:r>
+              <w:rPr>
+                <w:rFonts w:ascii="Helvetica" w:hAnsi="Helvetica" w:eastAsia="Helvetica" w:cs="Helvetica"/>
+                <w:i w:val="false"/>
+                <w:b w:val="false"/>
+                <w:u w:val="none"/>
+                <w:sz w:val="22"/>
+                <w:szCs w:val="22"/>
+                <w:color w:val="000000"/>
+              </w:rPr>
+              <w:t xml:space="preserve">Unknown</w:t>
+            </w:r>
+          </w:p>
+        </w:tc>
+        <w:tc>
+          <w:tcPr>
+            <w:tcBorders>
+              <w:bottom w:val="none" w:sz="0" w:space="0" w:color="000000"/>
+              <w:top w:val="none" w:sz="0" w:space="0" w:color="000000"/>
+              <w:left w:val="none" w:sz="0" w:space="0" w:color="000000"/>
+              <w:right w:val="none" w:sz="0" w:space="0" w:color="000000"/>
+            </w:tcBorders>
+            <w:shd w:val="clear" w:color="auto" w:fill="FFFFFF"/>
+            <w:tcMar>
+              <w:top w:w="0" w:type="dxa"/>
+              <w:bottom w:w="0" w:type="dxa"/>
+              <w:left w:w="0" w:type="dxa"/>
+              <w:right w:w="0" w:type="dxa"/>
+            </w:tcMar>
+            <w:vAlign w:val="top"/>
+          </w:tcPr>
+          <w:p>
+            <w:pPr>
+              <w:pStyle w:val="Normal"/>
+              <w:jc w:val="center"/>
+              <w:pBdr>
+                <w:bottom w:val="none" w:sz="0" w:space="0" w:color="000000"/>
+                <w:top w:val="none" w:sz="0" w:space="0" w:color="000000"/>
+                <w:left w:val="none" w:sz="0" w:space="0" w:color="000000"/>
+                <w:right w:val="none" w:sz="0" w:space="0" w:color="000000"/>
+              </w:pBdr>
+              <w:spacing w:after="100" w:before="100" w:line="240"/>
+              <w:ind w:left="100" w:right="100" w:firstLine="0" w:firstLineChars="0"/>
+              <w:rPr>
+                <w:rFonts w:ascii="Helvetica" w:hAnsi="Helvetica" w:eastAsia="Helvetica" w:cs="Helvetica"/>
+                <w:i w:val="false"/>
+                <w:b w:val="false"/>
+                <w:u w:val="none"/>
+                <w:sz w:val="22"/>
+                <w:szCs w:val="22"/>
+                <w:color w:val="000000"/>
+              </w:rPr>
+            </w:pPr>
+            <w:r>
+              <w:rPr>
+                <w:rFonts w:ascii="Helvetica" w:hAnsi="Helvetica" w:eastAsia="Helvetica" w:cs="Helvetica"/>
+                <w:i w:val="false"/>
+                <w:b w:val="false"/>
+                <w:u w:val="none"/>
+                <w:sz w:val="22"/>
+                <w:szCs w:val="22"/>
+                <w:color w:val="000000"/>
+              </w:rPr>
+              <w:t xml:space="preserve">2</w:t>
+            </w:r>
+          </w:p>
+        </w:tc>
+      </w:tr>
+      <w:tr>
+        <w:trPr>
+          <w:trHeight w:val="619" w:hRule="auto"/>
+        </w:trPr>
+        body50
+        <w:tc>
+          <w:tcPr>
+            <w:tcBorders>
+              <w:bottom w:val="none" w:sz="0" w:space="0" w:color="000000"/>
+              <w:top w:val="none" w:sz="0" w:space="0" w:color="000000"/>
+              <w:left w:val="none" w:sz="0" w:space="0" w:color="000000"/>
+              <w:right w:val="none" w:sz="0" w:space="0" w:color="000000"/>
+            </w:tcBorders>
+            <w:shd w:val="clear" w:color="auto" w:fill="FFFFFF"/>
+            <w:tcMar>
+              <w:top w:w="0" w:type="dxa"/>
+              <w:bottom w:w="0" w:type="dxa"/>
+              <w:left w:w="0" w:type="dxa"/>
+              <w:right w:w="0" w:type="dxa"/>
+            </w:tcMar>
+            <w:vAlign w:val="top"/>
+          </w:tcPr>
+          <w:p>
+            <w:pPr>
+              <w:pStyle w:val="Normal"/>
+              <w:jc w:val="left"/>
+              <w:pBdr>
+                <w:bottom w:val="none" w:sz="0" w:space="0" w:color="000000"/>
+                <w:top w:val="none" w:sz="0" w:space="0" w:color="000000"/>
+                <w:left w:val="none" w:sz="0" w:space="0" w:color="000000"/>
+                <w:right w:val="none" w:sz="0" w:space="0" w:color="000000"/>
+              </w:pBdr>
+              <w:spacing w:after="100" w:before="100" w:line="240"/>
+              <w:ind w:left="100" w:right="100" w:firstLine="0" w:firstLineChars="0"/>
+              <w:rPr>
+                <w:rFonts w:ascii="Helvetica" w:hAnsi="Helvetica" w:eastAsia="Helvetica" w:cs="Helvetica"/>
+                <w:i w:val="false"/>
+                <w:b w:val="false"/>
+                <w:u w:val="none"/>
+                <w:sz w:val="22"/>
+                <w:szCs w:val="22"/>
+                <w:color w:val="000000"/>
+              </w:rPr>
+            </w:pPr>
+            <w:r>
+              <w:rPr>
+                <w:rFonts w:ascii="Helvetica" w:hAnsi="Helvetica" w:eastAsia="Helvetica" w:cs="Helvetica"/>
+                <w:i w:val="false"/>
+                <w:b w:val="false"/>
+                <w:u w:val="none"/>
+                <w:sz w:val="22"/>
+                <w:szCs w:val="22"/>
+                <w:color w:val="000000"/>
+              </w:rPr>
+              <w:t xml:space="preserve">CCI used for sample size calculation in pre-trial documentation</w:t>
+            </w:r>
+          </w:p>
+        </w:tc>
+        <w:tc>
+          <w:tcPr>
+            <w:tcBorders>
+              <w:bottom w:val="none" w:sz="0" w:space="0" w:color="000000"/>
+              <w:top w:val="none" w:sz="0" w:space="0" w:color="000000"/>
+              <w:left w:val="none" w:sz="0" w:space="0" w:color="000000"/>
+              <w:right w:val="none" w:sz="0" w:space="0" w:color="000000"/>
+            </w:tcBorders>
+            <w:shd w:val="clear" w:color="auto" w:fill="FFFFFF"/>
+            <w:tcMar>
+              <w:top w:w="0" w:type="dxa"/>
+              <w:bottom w:w="0" w:type="dxa"/>
+              <w:left w:w="0" w:type="dxa"/>
+              <w:right w:w="0" w:type="dxa"/>
+            </w:tcMar>
+            <w:vAlign w:val="top"/>
+          </w:tcPr>
+          <w:p>
+            <w:pPr>
+              <w:pStyle w:val="Normal"/>
+              <w:jc w:val="center"/>
+              <w:pBdr>
+                <w:bottom w:val="none" w:sz="0" w:space="0" w:color="000000"/>
+                <w:top w:val="none" w:sz="0" w:space="0" w:color="000000"/>
+                <w:left w:val="none" w:sz="0" w:space="0" w:color="000000"/>
+                <w:right w:val="none" w:sz="0" w:space="0" w:color="000000"/>
+              </w:pBdr>
+              <w:spacing w:after="100" w:before="100" w:line="240"/>
+              <w:ind w:left="100" w:right="100" w:firstLine="0" w:firstLineChars="0"/>
+              <w:rPr>
+                <w:rFonts w:ascii="Helvetica" w:hAnsi="Helvetica" w:eastAsia="Helvetica" w:cs="Helvetica"/>
+                <w:i w:val="false"/>
+                <w:b w:val="false"/>
+                <w:u w:val="none"/>
+                <w:sz w:val="22"/>
+                <w:szCs w:val="22"/>
+                <w:color w:val="000000"/>
+              </w:rPr>
+            </w:pPr>
+            <w:r>
+              <w:rPr>
+                <w:rFonts w:ascii="Helvetica" w:hAnsi="Helvetica" w:eastAsia="Helvetica" w:cs="Helvetica"/>
+                <w:i w:val="false"/>
+                <w:b w:val="false"/>
+                <w:u w:val="none"/>
+                <w:sz w:val="22"/>
+                <w:szCs w:val="22"/>
+                <w:color w:val="000000"/>
+              </w:rPr>
+              <w:t xml:space="preserve"/>
+            </w:r>
+          </w:p>
+        </w:tc>
+      </w:tr>
+      <w:tr>
+        <w:trPr>
+          <w:trHeight w:val="616" w:hRule="auto"/>
+        </w:trPr>
+        body51
+        <w:tc>
+          <w:tcPr>
+            <w:tcBorders>
+              <w:bottom w:val="none" w:sz="0" w:space="0" w:color="000000"/>
+              <w:top w:val="none" w:sz="0" w:space="0" w:color="000000"/>
+              <w:left w:val="none" w:sz="0" w:space="0" w:color="000000"/>
+              <w:right w:val="none" w:sz="0" w:space="0" w:color="000000"/>
+            </w:tcBorders>
+            <w:shd w:val="clear" w:color="auto" w:fill="FFFFFF"/>
+            <w:tcMar>
+              <w:top w:w="0" w:type="dxa"/>
+              <w:bottom w:w="0" w:type="dxa"/>
+              <w:left w:w="0" w:type="dxa"/>
+              <w:right w:w="0" w:type="dxa"/>
+            </w:tcMar>
+            <w:vAlign w:val="top"/>
+          </w:tcPr>
+          <w:p>
+            <w:pPr>
+              <w:pStyle w:val="Normal"/>
+              <w:jc w:val="left"/>
+              <w:pBdr>
+                <w:bottom w:val="none" w:sz="0" w:space="0" w:color="000000"/>
+                <w:top w:val="none" w:sz="0" w:space="0" w:color="000000"/>
+                <w:left w:val="none" w:sz="0" w:space="0" w:color="000000"/>
+                <w:right w:val="none" w:sz="0" w:space="0" w:color="000000"/>
+              </w:pBdr>
+              <w:spacing w:after="100" w:before="100" w:line="240"/>
+              <w:ind w:left="300" w:right="100" w:firstLine="0" w:firstLineChars="0"/>
+              <w:rPr>
+                <w:rFonts w:ascii="Helvetica" w:hAnsi="Helvetica" w:eastAsia="Helvetica" w:cs="Helvetica"/>
+                <w:i w:val="false"/>
+                <w:b w:val="false"/>
+                <w:u w:val="none"/>
+                <w:sz w:val="22"/>
+                <w:szCs w:val="22"/>
+                <w:color w:val="000000"/>
+              </w:rPr>
+            </w:pPr>
+            <w:r>
+              <w:rPr>
+                <w:rFonts w:ascii="Helvetica" w:hAnsi="Helvetica" w:eastAsia="Helvetica" w:cs="Helvetica"/>
+                <w:i w:val="false"/>
+                <w:b w:val="false"/>
+                <w:u w:val="none"/>
+                <w:sz w:val="22"/>
+                <w:szCs w:val="22"/>
+                <w:color w:val="000000"/>
+              </w:rPr>
+              <w:t xml:space="preserve">Yes</w:t>
+            </w:r>
+          </w:p>
+        </w:tc>
+        <w:tc>
+          <w:tcPr>
+            <w:tcBorders>
+              <w:bottom w:val="none" w:sz="0" w:space="0" w:color="000000"/>
+              <w:top w:val="none" w:sz="0" w:space="0" w:color="000000"/>
+              <w:left w:val="none" w:sz="0" w:space="0" w:color="000000"/>
+              <w:right w:val="none" w:sz="0" w:space="0" w:color="000000"/>
+            </w:tcBorders>
+            <w:shd w:val="clear" w:color="auto" w:fill="FFFFFF"/>
+            <w:tcMar>
+              <w:top w:w="0" w:type="dxa"/>
+              <w:bottom w:w="0" w:type="dxa"/>
+              <w:left w:w="0" w:type="dxa"/>
+              <w:right w:w="0" w:type="dxa"/>
+            </w:tcMar>
+            <w:vAlign w:val="top"/>
+          </w:tcPr>
+          <w:p>
+            <w:pPr>
+              <w:pStyle w:val="Normal"/>
+              <w:jc w:val="center"/>
+              <w:pBdr>
+                <w:bottom w:val="none" w:sz="0" w:space="0" w:color="000000"/>
+                <w:top w:val="none" w:sz="0" w:space="0" w:color="000000"/>
+                <w:left w:val="none" w:sz="0" w:space="0" w:color="000000"/>
+                <w:right w:val="none" w:sz="0" w:space="0" w:color="000000"/>
+              </w:pBdr>
+              <w:spacing w:after="100" w:before="100" w:line="240"/>
+              <w:ind w:left="100" w:right="100" w:firstLine="0" w:firstLineChars="0"/>
+              <w:rPr>
+                <w:rFonts w:ascii="Helvetica" w:hAnsi="Helvetica" w:eastAsia="Helvetica" w:cs="Helvetica"/>
+                <w:i w:val="false"/>
+                <w:b w:val="false"/>
+                <w:u w:val="none"/>
+                <w:sz w:val="22"/>
+                <w:szCs w:val="22"/>
+                <w:color w:val="000000"/>
+              </w:rPr>
+            </w:pPr>
+            <w:r>
+              <w:rPr>
+                <w:rFonts w:ascii="Helvetica" w:hAnsi="Helvetica" w:eastAsia="Helvetica" w:cs="Helvetica"/>
+                <w:i w:val="false"/>
+                <w:b w:val="false"/>
+                <w:u w:val="none"/>
+                <w:sz w:val="22"/>
+                <w:szCs w:val="22"/>
+                <w:color w:val="000000"/>
+              </w:rPr>
+              <w:t xml:space="preserve">100.0% (9/9)</w:t>
+            </w:r>
+          </w:p>
+        </w:tc>
+      </w:tr>
+      <w:tr>
+        <w:trPr>
+          <w:trHeight w:val="573" w:hRule="auto"/>
+        </w:trPr>
+        body52
+        <w:tc>
+          <w:tcPr>
+            <w:tcBorders>
+              <w:bottom w:val="none" w:sz="0" w:space="0" w:color="000000"/>
+              <w:top w:val="none" w:sz="0" w:space="0" w:color="000000"/>
+              <w:left w:val="none" w:sz="0" w:space="0" w:color="000000"/>
+              <w:right w:val="none" w:sz="0" w:space="0" w:color="000000"/>
+            </w:tcBorders>
+            <w:shd w:val="clear" w:color="auto" w:fill="FFFFFF"/>
+            <w:tcMar>
+              <w:top w:w="0" w:type="dxa"/>
+              <w:bottom w:w="0" w:type="dxa"/>
+              <w:left w:w="0" w:type="dxa"/>
+              <w:right w:w="0" w:type="dxa"/>
+            </w:tcMar>
+            <w:vAlign w:val="top"/>
+          </w:tcPr>
+          <w:p>
+            <w:pPr>
+              <w:pStyle w:val="Normal"/>
+              <w:jc w:val="left"/>
+              <w:pBdr>
+                <w:bottom w:val="none" w:sz="0" w:space="0" w:color="000000"/>
+                <w:top w:val="none" w:sz="0" w:space="0" w:color="000000"/>
+                <w:left w:val="none" w:sz="0" w:space="0" w:color="000000"/>
+                <w:right w:val="none" w:sz="0" w:space="0" w:color="000000"/>
+              </w:pBdr>
+              <w:spacing w:after="100" w:before="100" w:line="240"/>
+              <w:ind w:left="300" w:right="100" w:firstLine="0" w:firstLineChars="0"/>
+              <w:rPr>
+                <w:rFonts w:ascii="Helvetica" w:hAnsi="Helvetica" w:eastAsia="Helvetica" w:cs="Helvetica"/>
+                <w:i w:val="false"/>
+                <w:b w:val="false"/>
+                <w:u w:val="none"/>
+                <w:sz w:val="22"/>
+                <w:szCs w:val="22"/>
+                <w:color w:val="000000"/>
+              </w:rPr>
+            </w:pPr>
+            <w:r>
+              <w:rPr>
+                <w:rFonts w:ascii="Helvetica" w:hAnsi="Helvetica" w:eastAsia="Helvetica" w:cs="Helvetica"/>
+                <w:i w:val="false"/>
+                <w:b w:val="false"/>
+                <w:u w:val="none"/>
+                <w:sz w:val="22"/>
+                <w:szCs w:val="22"/>
+                <w:color w:val="000000"/>
+              </w:rPr>
+              <w:t xml:space="preserve">Unknown</w:t>
+            </w:r>
+          </w:p>
+        </w:tc>
+        <w:tc>
+          <w:tcPr>
+            <w:tcBorders>
+              <w:bottom w:val="none" w:sz="0" w:space="0" w:color="000000"/>
+              <w:top w:val="none" w:sz="0" w:space="0" w:color="000000"/>
+              <w:left w:val="none" w:sz="0" w:space="0" w:color="000000"/>
+              <w:right w:val="none" w:sz="0" w:space="0" w:color="000000"/>
+            </w:tcBorders>
+            <w:shd w:val="clear" w:color="auto" w:fill="FFFFFF"/>
+            <w:tcMar>
+              <w:top w:w="0" w:type="dxa"/>
+              <w:bottom w:w="0" w:type="dxa"/>
+              <w:left w:w="0" w:type="dxa"/>
+              <w:right w:w="0" w:type="dxa"/>
+            </w:tcMar>
+            <w:vAlign w:val="top"/>
+          </w:tcPr>
+          <w:p>
+            <w:pPr>
+              <w:pStyle w:val="Normal"/>
+              <w:jc w:val="center"/>
+              <w:pBdr>
+                <w:bottom w:val="none" w:sz="0" w:space="0" w:color="000000"/>
+                <w:top w:val="none" w:sz="0" w:space="0" w:color="000000"/>
+                <w:left w:val="none" w:sz="0" w:space="0" w:color="000000"/>
+                <w:right w:val="none" w:sz="0" w:space="0" w:color="000000"/>
+              </w:pBdr>
+              <w:spacing w:after="100" w:before="100" w:line="240"/>
+              <w:ind w:left="100" w:right="100" w:firstLine="0" w:firstLineChars="0"/>
+              <w:rPr>
+                <w:rFonts w:ascii="Helvetica" w:hAnsi="Helvetica" w:eastAsia="Helvetica" w:cs="Helvetica"/>
+                <w:i w:val="false"/>
+                <w:b w:val="false"/>
+                <w:u w:val="none"/>
+                <w:sz w:val="22"/>
+                <w:szCs w:val="22"/>
+                <w:color w:val="000000"/>
+              </w:rPr>
+            </w:pPr>
+            <w:r>
+              <w:rPr>
+                <w:rFonts w:ascii="Helvetica" w:hAnsi="Helvetica" w:eastAsia="Helvetica" w:cs="Helvetica"/>
+                <w:i w:val="false"/>
+                <w:b w:val="false"/>
+                <w:u w:val="none"/>
+                <w:sz w:val="22"/>
+                <w:szCs w:val="22"/>
+                <w:color w:val="000000"/>
+              </w:rPr>
+              <w:t xml:space="preserve">6</w:t>
+            </w:r>
+          </w:p>
+        </w:tc>
+      </w:tr>
+      <w:tr>
+        <w:trPr>
+          <w:trHeight w:val="619" w:hRule="auto"/>
+        </w:trPr>
+        body53
+        <w:tc>
+          <w:tcPr>
+            <w:tcBorders>
+              <w:bottom w:val="none" w:sz="0" w:space="0" w:color="000000"/>
+              <w:top w:val="none" w:sz="0" w:space="0" w:color="000000"/>
+              <w:left w:val="none" w:sz="0" w:space="0" w:color="000000"/>
+              <w:right w:val="none" w:sz="0" w:space="0" w:color="000000"/>
+            </w:tcBorders>
+            <w:shd w:val="clear" w:color="auto" w:fill="FFFFFF"/>
+            <w:tcMar>
+              <w:top w:w="0" w:type="dxa"/>
+              <w:bottom w:w="0" w:type="dxa"/>
+              <w:left w:w="0" w:type="dxa"/>
+              <w:right w:w="0" w:type="dxa"/>
+            </w:tcMar>
+            <w:vAlign w:val="top"/>
+          </w:tcPr>
+          <w:p>
+            <w:pPr>
+              <w:pStyle w:val="Normal"/>
+              <w:jc w:val="left"/>
+              <w:pBdr>
+                <w:bottom w:val="none" w:sz="0" w:space="0" w:color="000000"/>
+                <w:top w:val="none" w:sz="0" w:space="0" w:color="000000"/>
+                <w:left w:val="none" w:sz="0" w:space="0" w:color="000000"/>
+                <w:right w:val="none" w:sz="0" w:space="0" w:color="000000"/>
+              </w:pBdr>
+              <w:spacing w:after="100" w:before="100" w:line="240"/>
+              <w:ind w:left="100" w:right="100" w:firstLine="0" w:firstLineChars="0"/>
+              <w:rPr>
+                <w:rFonts w:ascii="Helvetica" w:hAnsi="Helvetica" w:eastAsia="Helvetica" w:cs="Helvetica"/>
+                <w:i w:val="false"/>
+                <w:b w:val="false"/>
+                <w:u w:val="none"/>
+                <w:sz w:val="22"/>
+                <w:szCs w:val="22"/>
+                <w:color w:val="000000"/>
+              </w:rPr>
+            </w:pPr>
+            <w:r>
+              <w:rPr>
+                <w:rFonts w:ascii="Helvetica" w:hAnsi="Helvetica" w:eastAsia="Helvetica" w:cs="Helvetica"/>
+                <w:i w:val="false"/>
+                <w:b w:val="false"/>
+                <w:u w:val="none"/>
+                <w:sz w:val="22"/>
+                <w:szCs w:val="22"/>
+                <w:color w:val="000000"/>
+              </w:rPr>
+              <w:t xml:space="preserve">Non-inferiority margin definition in pre-trial documentation</w:t>
+            </w:r>
+          </w:p>
+        </w:tc>
+        <w:tc>
+          <w:tcPr>
+            <w:tcBorders>
+              <w:bottom w:val="none" w:sz="0" w:space="0" w:color="000000"/>
+              <w:top w:val="none" w:sz="0" w:space="0" w:color="000000"/>
+              <w:left w:val="none" w:sz="0" w:space="0" w:color="000000"/>
+              <w:right w:val="none" w:sz="0" w:space="0" w:color="000000"/>
+            </w:tcBorders>
+            <w:shd w:val="clear" w:color="auto" w:fill="FFFFFF"/>
+            <w:tcMar>
+              <w:top w:w="0" w:type="dxa"/>
+              <w:bottom w:w="0" w:type="dxa"/>
+              <w:left w:w="0" w:type="dxa"/>
+              <w:right w:w="0" w:type="dxa"/>
+            </w:tcMar>
+            <w:vAlign w:val="top"/>
+          </w:tcPr>
+          <w:p>
+            <w:pPr>
+              <w:pStyle w:val="Normal"/>
+              <w:jc w:val="center"/>
+              <w:pBdr>
+                <w:bottom w:val="none" w:sz="0" w:space="0" w:color="000000"/>
+                <w:top w:val="none" w:sz="0" w:space="0" w:color="000000"/>
+                <w:left w:val="none" w:sz="0" w:space="0" w:color="000000"/>
+                <w:right w:val="none" w:sz="0" w:space="0" w:color="000000"/>
+              </w:pBdr>
+              <w:spacing w:after="100" w:before="100" w:line="240"/>
+              <w:ind w:left="100" w:right="100" w:firstLine="0" w:firstLineChars="0"/>
+              <w:rPr>
+                <w:rFonts w:ascii="Helvetica" w:hAnsi="Helvetica" w:eastAsia="Helvetica" w:cs="Helvetica"/>
+                <w:i w:val="false"/>
+                <w:b w:val="false"/>
+                <w:u w:val="none"/>
+                <w:sz w:val="22"/>
+                <w:szCs w:val="22"/>
+                <w:color w:val="000000"/>
+              </w:rPr>
+            </w:pPr>
+            <w:r>
+              <w:rPr>
+                <w:rFonts w:ascii="Helvetica" w:hAnsi="Helvetica" w:eastAsia="Helvetica" w:cs="Helvetica"/>
+                <w:i w:val="false"/>
+                <w:b w:val="false"/>
+                <w:u w:val="none"/>
+                <w:sz w:val="22"/>
+                <w:szCs w:val="22"/>
+                <w:color w:val="000000"/>
+              </w:rPr>
+              <w:t xml:space="preserve"/>
+            </w:r>
+          </w:p>
+        </w:tc>
+      </w:tr>
+      <w:tr>
+        <w:trPr>
+          <w:trHeight w:val="616" w:hRule="auto"/>
+        </w:trPr>
+        body54
+        <w:tc>
+          <w:tcPr>
+            <w:tcBorders>
+              <w:bottom w:val="none" w:sz="0" w:space="0" w:color="000000"/>
+              <w:top w:val="none" w:sz="0" w:space="0" w:color="000000"/>
+              <w:left w:val="none" w:sz="0" w:space="0" w:color="000000"/>
+              <w:right w:val="none" w:sz="0" w:space="0" w:color="000000"/>
+            </w:tcBorders>
+            <w:shd w:val="clear" w:color="auto" w:fill="FFFFFF"/>
+            <w:tcMar>
+              <w:top w:w="0" w:type="dxa"/>
+              <w:bottom w:w="0" w:type="dxa"/>
+              <w:left w:w="0" w:type="dxa"/>
+              <w:right w:w="0" w:type="dxa"/>
+            </w:tcMar>
+            <w:vAlign w:val="top"/>
+          </w:tcPr>
+          <w:p>
+            <w:pPr>
+              <w:pStyle w:val="Normal"/>
+              <w:jc w:val="left"/>
+              <w:pBdr>
+                <w:bottom w:val="none" w:sz="0" w:space="0" w:color="000000"/>
+                <w:top w:val="none" w:sz="0" w:space="0" w:color="000000"/>
+                <w:left w:val="none" w:sz="0" w:space="0" w:color="000000"/>
+                <w:right w:val="none" w:sz="0" w:space="0" w:color="000000"/>
+              </w:pBdr>
+              <w:spacing w:after="100" w:before="100" w:line="240"/>
+              <w:ind w:left="300" w:right="100" w:firstLine="0" w:firstLineChars="0"/>
+              <w:rPr>
+                <w:rFonts w:ascii="Helvetica" w:hAnsi="Helvetica" w:eastAsia="Helvetica" w:cs="Helvetica"/>
+                <w:i w:val="false"/>
+                <w:b w:val="false"/>
+                <w:u w:val="none"/>
+                <w:sz w:val="22"/>
+                <w:szCs w:val="22"/>
+                <w:color w:val="000000"/>
+              </w:rPr>
+            </w:pPr>
+            <w:r>
+              <w:rPr>
+                <w:rFonts w:ascii="Helvetica" w:hAnsi="Helvetica" w:eastAsia="Helvetica" w:cs="Helvetica"/>
+                <w:i w:val="false"/>
+                <w:b w:val="false"/>
+                <w:u w:val="none"/>
+                <w:sz w:val="22"/>
+                <w:szCs w:val="22"/>
+                <w:color w:val="000000"/>
+              </w:rPr>
+              <w:t xml:space="preserve">Yes</w:t>
+            </w:r>
+          </w:p>
+        </w:tc>
+        <w:tc>
+          <w:tcPr>
+            <w:tcBorders>
+              <w:bottom w:val="none" w:sz="0" w:space="0" w:color="000000"/>
+              <w:top w:val="none" w:sz="0" w:space="0" w:color="000000"/>
+              <w:left w:val="none" w:sz="0" w:space="0" w:color="000000"/>
+              <w:right w:val="none" w:sz="0" w:space="0" w:color="000000"/>
+            </w:tcBorders>
+            <w:shd w:val="clear" w:color="auto" w:fill="FFFFFF"/>
+            <w:tcMar>
+              <w:top w:w="0" w:type="dxa"/>
+              <w:bottom w:w="0" w:type="dxa"/>
+              <w:left w:w="0" w:type="dxa"/>
+              <w:right w:w="0" w:type="dxa"/>
+            </w:tcMar>
+            <w:vAlign w:val="top"/>
+          </w:tcPr>
+          <w:p>
+            <w:pPr>
+              <w:pStyle w:val="Normal"/>
+              <w:jc w:val="center"/>
+              <w:pBdr>
+                <w:bottom w:val="none" w:sz="0" w:space="0" w:color="000000"/>
+                <w:top w:val="none" w:sz="0" w:space="0" w:color="000000"/>
+                <w:left w:val="none" w:sz="0" w:space="0" w:color="000000"/>
+                <w:right w:val="none" w:sz="0" w:space="0" w:color="000000"/>
+              </w:pBdr>
+              <w:spacing w:after="100" w:before="100" w:line="240"/>
+              <w:ind w:left="100" w:right="100" w:firstLine="0" w:firstLineChars="0"/>
+              <w:rPr>
+                <w:rFonts w:ascii="Helvetica" w:hAnsi="Helvetica" w:eastAsia="Helvetica" w:cs="Helvetica"/>
+                <w:i w:val="false"/>
+                <w:b w:val="false"/>
+                <w:u w:val="none"/>
+                <w:sz w:val="22"/>
+                <w:szCs w:val="22"/>
+                <w:color w:val="000000"/>
+              </w:rPr>
+            </w:pPr>
+            <w:r>
+              <w:rPr>
+                <w:rFonts w:ascii="Helvetica" w:hAnsi="Helvetica" w:eastAsia="Helvetica" w:cs="Helvetica"/>
+                <w:i w:val="false"/>
+                <w:b w:val="false"/>
+                <w:u w:val="none"/>
+                <w:sz w:val="22"/>
+                <w:szCs w:val="22"/>
+                <w:color w:val="000000"/>
+              </w:rPr>
+              <w:t xml:space="preserve">100.0% (1/1)</w:t>
+            </w:r>
+          </w:p>
+        </w:tc>
+      </w:tr>
+      <w:tr>
+        <w:trPr>
+          <w:trHeight w:val="573" w:hRule="auto"/>
+        </w:trPr>
+        body55
         <w:tc>
           <w:tcPr>
             <w:tcBorders>
@@ -5181,7 +6301,7 @@
                 <w:szCs w:val="22"/>
                 <w:color w:val="000000"/>
               </w:rPr>
-              <w:t xml:space="preserve">16</w:t>
+              <w:t xml:space="preserve">14</w:t>
             </w:r>
           </w:p>
         </w:tc>
@@ -5254,7 +6374,7 @@
                 <w:szCs w:val="22"/>
                 <w:color w:val="000000"/>
               </w:rPr>
-              <w:t xml:space="preserve">% (n/No. obs.); n (%); Median (Q1-Q3), (No. obs.)</w:t>
+              <w:t xml:space="preserve">% (n/N Non-missing); Median (Q1-Q3), (N Non-missing)</w:t>
             </w:r>
           </w:p>
         </w:tc>
